--- a/reports/stage20/advanced-programming/BAO_CAO_KY_NANG_LAP_TRINH_NANG_CAO_WORKSPHERE.docx
+++ b/reports/stage20/advanced-programming/BAO_CAO_KY_NANG_LAP_TRINH_NANG_CAO_WORKSPHERE.docx
@@ -4,6 +4,7 @@
   <w:body>
     <w:p>
       <w:pPr>
+        <w:spacing w:line="348" w:lineRule="auto" w:after="130"/>
         <w:jc w:val="center"/>
       </w:pPr>
       <w:r>
@@ -23,6 +24,7 @@
     </w:p>
     <w:p>
       <w:pPr>
+        <w:spacing w:line="348" w:lineRule="auto" w:after="130"/>
         <w:jc w:val="center"/>
       </w:pPr>
       <w:r>
@@ -38,6 +40,7 @@
     </w:p>
     <w:p>
       <w:pPr>
+        <w:spacing w:line="348" w:lineRule="auto" w:after="130"/>
         <w:jc w:val="center"/>
       </w:pPr>
       <w:r>
@@ -53,6 +56,7 @@
     </w:p>
     <w:p>
       <w:pPr>
+        <w:spacing w:line="348" w:lineRule="auto" w:after="130"/>
         <w:jc w:val="center"/>
       </w:pPr>
       <w:r>
@@ -69,6 +73,7 @@
     </w:p>
     <w:p>
       <w:pPr>
+        <w:spacing w:line="348" w:lineRule="auto" w:after="130"/>
         <w:jc w:val="center"/>
       </w:pPr>
       <w:r>
@@ -291,6 +296,7 @@
     </w:tbl>
     <w:p>
       <w:pPr>
+        <w:spacing w:line="348" w:lineRule="auto" w:after="130"/>
         <w:jc w:val="center"/>
       </w:pPr>
       <w:r>
@@ -307,6 +313,9 @@
       </w:r>
     </w:p>
     <w:p>
+      <w:pPr>
+        <w:spacing w:line="348" w:lineRule="auto" w:after="130"/>
+      </w:pPr>
       <w:r>
         <w:br w:type="page"/>
       </w:r>
@@ -345,7 +354,7 @@
     </w:p>
     <w:p>
       <w:pPr>
-        <w:spacing w:before="40" w:after="80" w:line="288" w:lineRule="auto"/>
+        <w:spacing w:before="40" w:after="130" w:line="348" w:lineRule="auto"/>
         <w:jc w:val="both"/>
       </w:pPr>
       <w:r>
@@ -376,7 +385,7 @@
     <w:p>
       <w:pPr>
         <w:pStyle w:val="ListBullet"/>
-        <w:spacing w:before="30" w:after="30" w:line="276" w:lineRule="auto"/>
+        <w:spacing w:before="30" w:after="130" w:line="348" w:lineRule="auto"/>
       </w:pPr>
       <w:r>
         <w:rPr>
@@ -389,7 +398,7 @@
     <w:p>
       <w:pPr>
         <w:pStyle w:val="ListBullet"/>
-        <w:spacing w:before="30" w:after="30" w:line="276" w:lineRule="auto"/>
+        <w:spacing w:before="30" w:after="130" w:line="348" w:lineRule="auto"/>
       </w:pPr>
       <w:r>
         <w:rPr>
@@ -402,7 +411,7 @@
     <w:p>
       <w:pPr>
         <w:pStyle w:val="ListBullet"/>
-        <w:spacing w:before="30" w:after="30" w:line="276" w:lineRule="auto"/>
+        <w:spacing w:before="30" w:after="130" w:line="348" w:lineRule="auto"/>
       </w:pPr>
       <w:r>
         <w:rPr>
@@ -415,7 +424,7 @@
     <w:p>
       <w:pPr>
         <w:pStyle w:val="ListBullet"/>
-        <w:spacing w:before="30" w:after="30" w:line="276" w:lineRule="auto"/>
+        <w:spacing w:before="30" w:after="130" w:line="348" w:lineRule="auto"/>
       </w:pPr>
       <w:r>
         <w:rPr>
@@ -428,7 +437,7 @@
     <w:p>
       <w:pPr>
         <w:pStyle w:val="ListBullet"/>
-        <w:spacing w:before="30" w:after="30" w:line="276" w:lineRule="auto"/>
+        <w:spacing w:before="30" w:after="130" w:line="348" w:lineRule="auto"/>
       </w:pPr>
       <w:r>
         <w:rPr>
@@ -441,7 +450,7 @@
     <w:p>
       <w:pPr>
         <w:pStyle w:val="ListBullet"/>
-        <w:spacing w:before="30" w:after="30" w:line="276" w:lineRule="auto"/>
+        <w:spacing w:before="30" w:after="130" w:line="348" w:lineRule="auto"/>
       </w:pPr>
       <w:r>
         <w:rPr>
@@ -454,7 +463,7 @@
     <w:p>
       <w:pPr>
         <w:pStyle w:val="ListBullet"/>
-        <w:spacing w:before="30" w:after="30" w:line="276" w:lineRule="auto"/>
+        <w:spacing w:before="30" w:after="130" w:line="348" w:lineRule="auto"/>
       </w:pPr>
       <w:r>
         <w:rPr>
@@ -466,7 +475,7 @@
     </w:p>
     <w:p>
       <w:pPr>
-        <w:spacing w:before="40" w:after="80" w:line="288" w:lineRule="auto"/>
+        <w:spacing w:before="40" w:after="130" w:line="348" w:lineRule="auto"/>
         <w:jc w:val="both"/>
       </w:pPr>
       <w:r>
@@ -1100,12 +1109,12 @@
     </w:tbl>
     <w:p>
       <w:pPr>
-        <w:spacing w:before="40" w:after="80"/>
-      </w:pPr>
-    </w:p>
-    <w:p>
-      <w:pPr>
-        <w:spacing w:before="40" w:after="80" w:line="288" w:lineRule="auto"/>
+        <w:spacing w:before="40" w:after="130" w:line="348" w:lineRule="auto"/>
+      </w:pPr>
+    </w:p>
+    <w:p>
+      <w:pPr>
+        <w:spacing w:before="40" w:after="130" w:line="348" w:lineRule="auto"/>
         <w:jc w:val="both"/>
       </w:pPr>
       <w:r>
@@ -1119,7 +1128,7 @@
     </w:p>
     <w:p>
       <w:pPr>
-        <w:spacing w:before="40" w:after="80" w:line="288" w:lineRule="auto"/>
+        <w:spacing w:before="40" w:after="130" w:line="348" w:lineRule="auto"/>
         <w:jc w:val="both"/>
       </w:pPr>
       <w:r>
@@ -2320,12 +2329,12 @@
     </w:tbl>
     <w:p>
       <w:pPr>
-        <w:spacing w:before="40" w:after="80"/>
-      </w:pPr>
-    </w:p>
-    <w:p>
-      <w:pPr>
-        <w:spacing w:before="40" w:after="80" w:line="288" w:lineRule="auto"/>
+        <w:spacing w:before="40" w:after="130" w:line="348" w:lineRule="auto"/>
+      </w:pPr>
+    </w:p>
+    <w:p>
+      <w:pPr>
+        <w:spacing w:before="40" w:after="130" w:line="348" w:lineRule="auto"/>
         <w:jc w:val="both"/>
       </w:pPr>
       <w:r>
@@ -2355,7 +2364,7 @@
     </w:p>
     <w:p>
       <w:pPr>
-        <w:spacing w:before="40" w:after="80" w:line="288" w:lineRule="auto"/>
+        <w:spacing w:before="40" w:after="130" w:line="348" w:lineRule="auto"/>
         <w:jc w:val="both"/>
       </w:pPr>
       <w:r>
@@ -2369,7 +2378,7 @@
     </w:p>
     <w:p>
       <w:pPr>
-        <w:spacing w:before="40" w:after="80" w:line="288" w:lineRule="auto"/>
+        <w:spacing w:before="40" w:after="130" w:line="348" w:lineRule="auto"/>
         <w:jc w:val="both"/>
       </w:pPr>
       <w:r>
@@ -2383,7 +2392,7 @@
     </w:p>
     <w:p>
       <w:pPr>
-        <w:spacing w:before="40" w:after="80" w:line="288" w:lineRule="auto"/>
+        <w:spacing w:before="40" w:after="130" w:line="348" w:lineRule="auto"/>
         <w:jc w:val="both"/>
       </w:pPr>
       <w:r>
@@ -2414,7 +2423,7 @@
     <w:p>
       <w:pPr>
         <w:pStyle w:val="ListBullet"/>
-        <w:spacing w:before="30" w:after="30" w:line="276" w:lineRule="auto"/>
+        <w:spacing w:before="30" w:after="130" w:line="348" w:lineRule="auto"/>
       </w:pPr>
       <w:r>
         <w:rPr>
@@ -2427,7 +2436,7 @@
     <w:p>
       <w:pPr>
         <w:pStyle w:val="ListBullet"/>
-        <w:spacing w:before="30" w:after="30" w:line="276" w:lineRule="auto"/>
+        <w:spacing w:before="30" w:after="130" w:line="348" w:lineRule="auto"/>
       </w:pPr>
       <w:r>
         <w:rPr>
@@ -2440,7 +2449,7 @@
     <w:p>
       <w:pPr>
         <w:pStyle w:val="ListBullet"/>
-        <w:spacing w:before="30" w:after="30" w:line="276" w:lineRule="auto"/>
+        <w:spacing w:before="30" w:after="130" w:line="348" w:lineRule="auto"/>
       </w:pPr>
       <w:r>
         <w:rPr>
@@ -2453,7 +2462,7 @@
     <w:p>
       <w:pPr>
         <w:pStyle w:val="ListBullet"/>
-        <w:spacing w:before="30" w:after="30" w:line="276" w:lineRule="auto"/>
+        <w:spacing w:before="30" w:after="130" w:line="348" w:lineRule="auto"/>
       </w:pPr>
       <w:r>
         <w:rPr>
@@ -2466,7 +2475,7 @@
     <w:p>
       <w:pPr>
         <w:pStyle w:val="ListBullet"/>
-        <w:spacing w:before="30" w:after="30" w:line="276" w:lineRule="auto"/>
+        <w:spacing w:before="30" w:after="130" w:line="348" w:lineRule="auto"/>
       </w:pPr>
       <w:r>
         <w:rPr>
@@ -2479,7 +2488,7 @@
     <w:p>
       <w:pPr>
         <w:pStyle w:val="ListBullet"/>
-        <w:spacing w:before="30" w:after="30" w:line="276" w:lineRule="auto"/>
+        <w:spacing w:before="30" w:after="130" w:line="348" w:lineRule="auto"/>
       </w:pPr>
       <w:r>
         <w:rPr>
@@ -2492,7 +2501,7 @@
     <w:p>
       <w:pPr>
         <w:pStyle w:val="ListBullet"/>
-        <w:spacing w:before="30" w:after="30" w:line="276" w:lineRule="auto"/>
+        <w:spacing w:before="30" w:after="130" w:line="348" w:lineRule="auto"/>
       </w:pPr>
       <w:r>
         <w:rPr>
@@ -2505,7 +2514,7 @@
     <w:p>
       <w:pPr>
         <w:pStyle w:val="ListBullet"/>
-        <w:spacing w:before="30" w:after="30" w:line="276" w:lineRule="auto"/>
+        <w:spacing w:before="30" w:after="130" w:line="348" w:lineRule="auto"/>
       </w:pPr>
       <w:r>
         <w:rPr>
@@ -2518,7 +2527,7 @@
     <w:p>
       <w:pPr>
         <w:pStyle w:val="ListBullet"/>
-        <w:spacing w:before="30" w:after="30" w:line="276" w:lineRule="auto"/>
+        <w:spacing w:before="30" w:after="130" w:line="348" w:lineRule="auto"/>
       </w:pPr>
       <w:r>
         <w:rPr>
@@ -2531,7 +2540,7 @@
     <w:p>
       <w:pPr>
         <w:pStyle w:val="ListBullet"/>
-        <w:spacing w:before="30" w:after="30" w:line="276" w:lineRule="auto"/>
+        <w:spacing w:before="30" w:after="130" w:line="348" w:lineRule="auto"/>
       </w:pPr>
       <w:r>
         <w:rPr>
@@ -2544,7 +2553,7 @@
     <w:p>
       <w:pPr>
         <w:pStyle w:val="ListBullet"/>
-        <w:spacing w:before="30" w:after="30" w:line="276" w:lineRule="auto"/>
+        <w:spacing w:before="30" w:after="130" w:line="348" w:lineRule="auto"/>
       </w:pPr>
       <w:r>
         <w:rPr>
@@ -2557,7 +2566,7 @@
     <w:p>
       <w:pPr>
         <w:pStyle w:val="ListBullet"/>
-        <w:spacing w:before="30" w:after="30" w:line="276" w:lineRule="auto"/>
+        <w:spacing w:before="30" w:after="130" w:line="348" w:lineRule="auto"/>
       </w:pPr>
       <w:r>
         <w:rPr>
@@ -2570,7 +2579,7 @@
     <w:p>
       <w:pPr>
         <w:pStyle w:val="ListBullet"/>
-        <w:spacing w:before="30" w:after="30" w:line="276" w:lineRule="auto"/>
+        <w:spacing w:before="30" w:after="130" w:line="348" w:lineRule="auto"/>
       </w:pPr>
       <w:r>
         <w:rPr>
@@ -2582,7 +2591,7 @@
     </w:p>
     <w:p>
       <w:pPr>
-        <w:spacing w:before="40" w:after="80" w:line="288" w:lineRule="auto"/>
+        <w:spacing w:before="40" w:after="130" w:line="348" w:lineRule="auto"/>
         <w:jc w:val="both"/>
       </w:pPr>
       <w:r>
@@ -2613,7 +2622,7 @@
     <w:p>
       <w:pPr>
         <w:pStyle w:val="ListBullet"/>
-        <w:spacing w:before="30" w:after="30" w:line="276" w:lineRule="auto"/>
+        <w:spacing w:before="30" w:after="130" w:line="348" w:lineRule="auto"/>
       </w:pPr>
       <w:r>
         <w:rPr>
@@ -2626,7 +2635,7 @@
     <w:p>
       <w:pPr>
         <w:pStyle w:val="ListBullet"/>
-        <w:spacing w:before="30" w:after="30" w:line="276" w:lineRule="auto"/>
+        <w:spacing w:before="30" w:after="130" w:line="348" w:lineRule="auto"/>
       </w:pPr>
       <w:r>
         <w:rPr>
@@ -2639,7 +2648,7 @@
     <w:p>
       <w:pPr>
         <w:pStyle w:val="ListBullet"/>
-        <w:spacing w:before="30" w:after="30" w:line="276" w:lineRule="auto"/>
+        <w:spacing w:before="30" w:after="130" w:line="348" w:lineRule="auto"/>
       </w:pPr>
       <w:r>
         <w:rPr>
@@ -2652,7 +2661,7 @@
     <w:p>
       <w:pPr>
         <w:pStyle w:val="ListBullet"/>
-        <w:spacing w:before="30" w:after="30" w:line="276" w:lineRule="auto"/>
+        <w:spacing w:before="30" w:after="130" w:line="348" w:lineRule="auto"/>
       </w:pPr>
       <w:r>
         <w:rPr>
@@ -2665,7 +2674,7 @@
     <w:p>
       <w:pPr>
         <w:pStyle w:val="ListBullet"/>
-        <w:spacing w:before="30" w:after="30" w:line="276" w:lineRule="auto"/>
+        <w:spacing w:before="30" w:after="130" w:line="348" w:lineRule="auto"/>
       </w:pPr>
       <w:r>
         <w:rPr>
@@ -2678,7 +2687,7 @@
     <w:p>
       <w:pPr>
         <w:pStyle w:val="ListBullet"/>
-        <w:spacing w:before="30" w:after="30" w:line="276" w:lineRule="auto"/>
+        <w:spacing w:before="30" w:after="130" w:line="348" w:lineRule="auto"/>
       </w:pPr>
       <w:r>
         <w:rPr>
@@ -2691,7 +2700,7 @@
     <w:p>
       <w:pPr>
         <w:pStyle w:val="ListBullet"/>
-        <w:spacing w:before="30" w:after="30" w:line="276" w:lineRule="auto"/>
+        <w:spacing w:before="30" w:after="130" w:line="348" w:lineRule="auto"/>
       </w:pPr>
       <w:r>
         <w:rPr>
@@ -2704,7 +2713,7 @@
     <w:p>
       <w:pPr>
         <w:pStyle w:val="ListBullet"/>
-        <w:spacing w:before="30" w:after="30" w:line="276" w:lineRule="auto"/>
+        <w:spacing w:before="30" w:after="130" w:line="348" w:lineRule="auto"/>
       </w:pPr>
       <w:r>
         <w:rPr>
@@ -2716,7 +2725,7 @@
     </w:p>
     <w:p>
       <w:pPr>
-        <w:spacing w:before="40" w:after="80" w:line="288" w:lineRule="auto"/>
+        <w:spacing w:before="40" w:after="130" w:line="348" w:lineRule="auto"/>
         <w:jc w:val="both"/>
       </w:pPr>
       <w:r>
@@ -2747,7 +2756,7 @@
     <w:p>
       <w:pPr>
         <w:pStyle w:val="ListBullet"/>
-        <w:spacing w:before="30" w:after="30" w:line="276" w:lineRule="auto"/>
+        <w:spacing w:before="30" w:after="130" w:line="348" w:lineRule="auto"/>
       </w:pPr>
       <w:r>
         <w:rPr>
@@ -2760,7 +2769,7 @@
     <w:p>
       <w:pPr>
         <w:pStyle w:val="ListBullet"/>
-        <w:spacing w:before="30" w:after="30" w:line="276" w:lineRule="auto"/>
+        <w:spacing w:before="30" w:after="130" w:line="348" w:lineRule="auto"/>
       </w:pPr>
       <w:r>
         <w:rPr>
@@ -2773,7 +2782,7 @@
     <w:p>
       <w:pPr>
         <w:pStyle w:val="ListBullet"/>
-        <w:spacing w:before="30" w:after="30" w:line="276" w:lineRule="auto"/>
+        <w:spacing w:before="30" w:after="130" w:line="348" w:lineRule="auto"/>
       </w:pPr>
       <w:r>
         <w:rPr>
@@ -2786,7 +2795,7 @@
     <w:p>
       <w:pPr>
         <w:pStyle w:val="ListBullet"/>
-        <w:spacing w:before="30" w:after="30" w:line="276" w:lineRule="auto"/>
+        <w:spacing w:before="30" w:after="130" w:line="348" w:lineRule="auto"/>
       </w:pPr>
       <w:r>
         <w:rPr>
@@ -2799,7 +2808,7 @@
     <w:p>
       <w:pPr>
         <w:pStyle w:val="ListBullet"/>
-        <w:spacing w:before="30" w:after="30" w:line="276" w:lineRule="auto"/>
+        <w:spacing w:before="30" w:after="130" w:line="348" w:lineRule="auto"/>
       </w:pPr>
       <w:r>
         <w:rPr>
@@ -2812,7 +2821,7 @@
     <w:p>
       <w:pPr>
         <w:pStyle w:val="ListBullet"/>
-        <w:spacing w:before="30" w:after="30" w:line="276" w:lineRule="auto"/>
+        <w:spacing w:before="30" w:after="130" w:line="348" w:lineRule="auto"/>
       </w:pPr>
       <w:r>
         <w:rPr>
@@ -2825,7 +2834,7 @@
     <w:p>
       <w:pPr>
         <w:pStyle w:val="ListBullet"/>
-        <w:spacing w:before="30" w:after="30" w:line="276" w:lineRule="auto"/>
+        <w:spacing w:before="30" w:after="130" w:line="348" w:lineRule="auto"/>
       </w:pPr>
       <w:r>
         <w:rPr>
@@ -2838,7 +2847,7 @@
     <w:p>
       <w:pPr>
         <w:pStyle w:val="ListBullet"/>
-        <w:spacing w:before="30" w:after="30" w:line="276" w:lineRule="auto"/>
+        <w:spacing w:before="30" w:after="130" w:line="348" w:lineRule="auto"/>
       </w:pPr>
       <w:r>
         <w:rPr>
@@ -2850,7 +2859,7 @@
     </w:p>
     <w:p>
       <w:pPr>
-        <w:spacing w:before="40" w:after="80" w:line="288" w:lineRule="auto"/>
+        <w:spacing w:before="40" w:after="130" w:line="348" w:lineRule="auto"/>
         <w:jc w:val="both"/>
       </w:pPr>
       <w:r>
@@ -3885,12 +3894,12 @@
     </w:tbl>
     <w:p>
       <w:pPr>
-        <w:spacing w:before="40" w:after="80"/>
-      </w:pPr>
-    </w:p>
-    <w:p>
-      <w:pPr>
-        <w:spacing w:before="40" w:after="80" w:line="288" w:lineRule="auto"/>
+        <w:spacing w:before="40" w:after="130" w:line="348" w:lineRule="auto"/>
+      </w:pPr>
+    </w:p>
+    <w:p>
+      <w:pPr>
+        <w:spacing w:before="40" w:after="130" w:line="348" w:lineRule="auto"/>
         <w:jc w:val="both"/>
       </w:pPr>
       <w:r>
@@ -3906,6 +3915,7 @@
       <w:pPr>
         <w:pStyle w:val="Heading1"/>
         <w:keepNext/>
+        <w:pageBreakBefore/>
         <w:spacing w:before="320" w:after="120"/>
       </w:pPr>
       <w:r>
@@ -3936,7 +3946,7 @@
     </w:p>
     <w:p>
       <w:pPr>
-        <w:spacing w:before="40" w:after="80" w:line="288" w:lineRule="auto"/>
+        <w:spacing w:before="40" w:after="130" w:line="348" w:lineRule="auto"/>
         <w:jc w:val="both"/>
       </w:pPr>
       <w:r>
@@ -3951,7 +3961,7 @@
     <w:p>
       <w:pPr>
         <w:pStyle w:val="ListBullet"/>
-        <w:spacing w:before="30" w:after="30" w:line="276" w:lineRule="auto"/>
+        <w:spacing w:before="30" w:after="130" w:line="348" w:lineRule="auto"/>
       </w:pPr>
       <w:r>
         <w:rPr>
@@ -3964,7 +3974,7 @@
     <w:p>
       <w:pPr>
         <w:pStyle w:val="ListBullet"/>
-        <w:spacing w:before="30" w:after="30" w:line="276" w:lineRule="auto"/>
+        <w:spacing w:before="30" w:after="130" w:line="348" w:lineRule="auto"/>
       </w:pPr>
       <w:r>
         <w:rPr>
@@ -3977,7 +3987,7 @@
     <w:p>
       <w:pPr>
         <w:pStyle w:val="ListBullet"/>
-        <w:spacing w:before="30" w:after="30" w:line="276" w:lineRule="auto"/>
+        <w:spacing w:before="30" w:after="130" w:line="348" w:lineRule="auto"/>
       </w:pPr>
       <w:r>
         <w:rPr>
@@ -3989,7 +3999,7 @@
     </w:p>
     <w:p>
       <w:pPr>
-        <w:spacing w:before="40" w:after="80" w:line="288" w:lineRule="auto"/>
+        <w:spacing w:before="40" w:after="130" w:line="348" w:lineRule="auto"/>
         <w:jc w:val="both"/>
       </w:pPr>
       <w:r>
@@ -4019,7 +4029,7 @@
     </w:p>
     <w:p>
       <w:pPr>
-        <w:spacing w:before="40" w:after="80" w:line="288" w:lineRule="auto"/>
+        <w:spacing w:before="40" w:after="130" w:line="348" w:lineRule="auto"/>
         <w:jc w:val="both"/>
       </w:pPr>
       <w:r>
@@ -4033,7 +4043,7 @@
     </w:p>
     <w:p>
       <w:pPr>
-        <w:spacing w:before="40" w:after="80" w:line="288" w:lineRule="auto"/>
+        <w:spacing w:before="40" w:after="130" w:line="348" w:lineRule="auto"/>
         <w:jc w:val="both"/>
       </w:pPr>
       <w:r>
@@ -4047,7 +4057,7 @@
     </w:p>
     <w:p>
       <w:pPr>
-        <w:spacing w:before="40" w:after="80" w:line="288" w:lineRule="auto"/>
+        <w:spacing w:before="40" w:after="130" w:line="348" w:lineRule="auto"/>
         <w:jc w:val="both"/>
       </w:pPr>
       <w:r>
@@ -4061,7 +4071,7 @@
     </w:p>
     <w:p>
       <w:pPr>
-        <w:spacing w:before="40" w:after="80" w:line="288" w:lineRule="auto"/>
+        <w:spacing w:before="40" w:after="130" w:line="348" w:lineRule="auto"/>
         <w:jc w:val="both"/>
       </w:pPr>
       <w:r>
@@ -4075,7 +4085,7 @@
     </w:p>
     <w:p>
       <w:pPr>
-        <w:spacing w:before="40" w:after="80" w:line="288" w:lineRule="auto"/>
+        <w:spacing w:before="40" w:after="130" w:line="348" w:lineRule="auto"/>
         <w:jc w:val="both"/>
       </w:pPr>
       <w:r>
@@ -4105,7 +4115,7 @@
     </w:p>
     <w:p>
       <w:pPr>
-        <w:spacing w:before="40" w:after="80" w:line="288" w:lineRule="auto"/>
+        <w:spacing w:before="40" w:after="130" w:line="348" w:lineRule="auto"/>
         <w:jc w:val="both"/>
       </w:pPr>
       <w:r>
@@ -4171,12 +4181,12 @@
     </w:tbl>
     <w:p>
       <w:pPr>
-        <w:spacing w:before="40" w:after="80"/>
-      </w:pPr>
-    </w:p>
-    <w:p>
-      <w:pPr>
-        <w:spacing w:before="40" w:after="80" w:line="288" w:lineRule="auto"/>
+        <w:spacing w:before="40" w:after="130" w:line="348" w:lineRule="auto"/>
+      </w:pPr>
+    </w:p>
+    <w:p>
+      <w:pPr>
+        <w:spacing w:before="40" w:after="130" w:line="348" w:lineRule="auto"/>
         <w:jc w:val="both"/>
       </w:pPr>
       <w:r>
@@ -4505,12 +4515,12 @@
     </w:tbl>
     <w:p>
       <w:pPr>
-        <w:spacing w:before="40" w:after="80"/>
-      </w:pPr>
-    </w:p>
-    <w:p>
-      <w:pPr>
-        <w:spacing w:before="40" w:after="80" w:line="288" w:lineRule="auto"/>
+        <w:spacing w:before="40" w:after="130" w:line="348" w:lineRule="auto"/>
+      </w:pPr>
+    </w:p>
+    <w:p>
+      <w:pPr>
+        <w:spacing w:before="40" w:after="130" w:line="348" w:lineRule="auto"/>
         <w:jc w:val="both"/>
       </w:pPr>
       <w:r>
@@ -4540,7 +4550,7 @@
     </w:p>
     <w:p>
       <w:pPr>
-        <w:spacing w:before="40" w:after="80" w:line="288" w:lineRule="auto"/>
+        <w:spacing w:before="40" w:after="130" w:line="348" w:lineRule="auto"/>
         <w:jc w:val="both"/>
       </w:pPr>
       <w:r>
@@ -4555,7 +4565,7 @@
     <w:p>
       <w:pPr>
         <w:pStyle w:val="ListBullet"/>
-        <w:spacing w:before="30" w:after="30" w:line="276" w:lineRule="auto"/>
+        <w:spacing w:before="30" w:after="130" w:line="348" w:lineRule="auto"/>
       </w:pPr>
       <w:r>
         <w:rPr>
@@ -4568,7 +4578,7 @@
     <w:p>
       <w:pPr>
         <w:pStyle w:val="ListBullet"/>
-        <w:spacing w:before="30" w:after="30" w:line="276" w:lineRule="auto"/>
+        <w:spacing w:before="30" w:after="130" w:line="348" w:lineRule="auto"/>
       </w:pPr>
       <w:r>
         <w:rPr>
@@ -4581,7 +4591,7 @@
     <w:p>
       <w:pPr>
         <w:pStyle w:val="ListBullet"/>
-        <w:spacing w:before="30" w:after="30" w:line="276" w:lineRule="auto"/>
+        <w:spacing w:before="30" w:after="130" w:line="348" w:lineRule="auto"/>
       </w:pPr>
       <w:r>
         <w:rPr>
@@ -4594,7 +4604,7 @@
     <w:p>
       <w:pPr>
         <w:pStyle w:val="ListBullet"/>
-        <w:spacing w:before="30" w:after="30" w:line="276" w:lineRule="auto"/>
+        <w:spacing w:before="30" w:after="130" w:line="348" w:lineRule="auto"/>
       </w:pPr>
       <w:r>
         <w:rPr>
@@ -4607,7 +4617,7 @@
     <w:p>
       <w:pPr>
         <w:pStyle w:val="ListBullet"/>
-        <w:spacing w:before="30" w:after="30" w:line="276" w:lineRule="auto"/>
+        <w:spacing w:before="30" w:after="130" w:line="348" w:lineRule="auto"/>
       </w:pPr>
       <w:r>
         <w:rPr>
@@ -4619,7 +4629,7 @@
     </w:p>
     <w:p>
       <w:pPr>
-        <w:spacing w:before="200" w:after="80"/>
+        <w:spacing w:before="200" w:after="130" w:line="348" w:lineRule="auto"/>
         <w:jc w:val="center"/>
       </w:pPr>
       <w:r>
@@ -4659,7 +4669,7 @@
     </w:p>
     <w:p>
       <w:pPr>
-        <w:spacing w:before="0" w:after="200"/>
+        <w:spacing w:before="0" w:after="130" w:line="348" w:lineRule="auto"/>
         <w:jc w:val="center"/>
       </w:pPr>
       <w:r>
@@ -4674,7 +4684,7 @@
     </w:p>
     <w:p>
       <w:pPr>
-        <w:spacing w:before="40" w:after="80" w:line="288" w:lineRule="auto"/>
+        <w:spacing w:before="40" w:after="130" w:line="348" w:lineRule="auto"/>
         <w:jc w:val="both"/>
       </w:pPr>
       <w:r>
@@ -4688,7 +4698,7 @@
     </w:p>
     <w:p>
       <w:pPr>
-        <w:spacing w:before="40" w:after="80" w:line="288" w:lineRule="auto"/>
+        <w:spacing w:before="40" w:after="130" w:line="348" w:lineRule="auto"/>
         <w:jc w:val="both"/>
       </w:pPr>
       <w:r>
@@ -4704,6 +4714,7 @@
       <w:pPr>
         <w:pStyle w:val="Heading1"/>
         <w:keepNext/>
+        <w:pageBreakBefore/>
         <w:spacing w:before="320" w:after="120"/>
       </w:pPr>
       <w:r>
@@ -4734,7 +4745,7 @@
     </w:p>
     <w:p>
       <w:pPr>
-        <w:spacing w:before="40" w:after="80" w:line="288" w:lineRule="auto"/>
+        <w:spacing w:before="40" w:after="130" w:line="348" w:lineRule="auto"/>
         <w:jc w:val="both"/>
       </w:pPr>
       <w:r>
@@ -4749,7 +4760,7 @@
     <w:p>
       <w:pPr>
         <w:pStyle w:val="ListBullet"/>
-        <w:spacing w:before="30" w:after="30" w:line="276" w:lineRule="auto"/>
+        <w:spacing w:before="30" w:after="130" w:line="348" w:lineRule="auto"/>
       </w:pPr>
       <w:r>
         <w:rPr>
@@ -4761,7 +4772,7 @@
     </w:p>
     <w:p>
       <w:pPr>
-        <w:spacing w:before="40" w:after="80" w:line="288" w:lineRule="auto"/>
+        <w:spacing w:before="40" w:after="130" w:line="348" w:lineRule="auto"/>
         <w:jc w:val="both"/>
       </w:pPr>
       <w:r>
@@ -4775,7 +4786,7 @@
     </w:p>
     <w:p>
       <w:pPr>
-        <w:spacing w:before="40" w:after="80" w:line="288" w:lineRule="auto"/>
+        <w:spacing w:before="40" w:after="130" w:line="348" w:lineRule="auto"/>
         <w:jc w:val="both"/>
       </w:pPr>
       <w:r>
@@ -4789,7 +4800,7 @@
     </w:p>
     <w:p>
       <w:pPr>
-        <w:spacing w:before="40" w:after="80" w:line="288" w:lineRule="auto"/>
+        <w:spacing w:before="40" w:after="130" w:line="348" w:lineRule="auto"/>
         <w:jc w:val="both"/>
       </w:pPr>
       <w:r>
@@ -4804,7 +4815,7 @@
     <w:p>
       <w:pPr>
         <w:pStyle w:val="ListBullet"/>
-        <w:spacing w:before="30" w:after="30" w:line="276" w:lineRule="auto"/>
+        <w:spacing w:before="30" w:after="130" w:line="348" w:lineRule="auto"/>
       </w:pPr>
       <w:r>
         <w:rPr>
@@ -4832,7 +4843,7 @@
     </w:p>
     <w:p>
       <w:pPr>
-        <w:spacing w:before="40" w:after="80" w:line="288" w:lineRule="auto"/>
+        <w:spacing w:before="40" w:after="130" w:line="348" w:lineRule="auto"/>
         <w:jc w:val="both"/>
       </w:pPr>
       <w:r>
@@ -4846,7 +4857,7 @@
     </w:p>
     <w:p>
       <w:pPr>
-        <w:spacing w:before="40" w:after="80" w:line="288" w:lineRule="auto"/>
+        <w:spacing w:before="40" w:after="130" w:line="348" w:lineRule="auto"/>
         <w:jc w:val="both"/>
       </w:pPr>
       <w:r>
@@ -4860,7 +4871,7 @@
     </w:p>
     <w:p>
       <w:pPr>
-        <w:spacing w:before="40" w:after="80" w:line="288" w:lineRule="auto"/>
+        <w:spacing w:before="40" w:after="130" w:line="348" w:lineRule="auto"/>
         <w:jc w:val="both"/>
       </w:pPr>
       <w:r>
@@ -4874,7 +4885,7 @@
     </w:p>
     <w:p>
       <w:pPr>
-        <w:spacing w:before="40" w:after="80" w:line="288" w:lineRule="auto"/>
+        <w:spacing w:before="40" w:after="130" w:line="348" w:lineRule="auto"/>
         <w:jc w:val="both"/>
       </w:pPr>
       <w:r>
@@ -4904,7 +4915,7 @@
     </w:p>
     <w:p>
       <w:pPr>
-        <w:spacing w:before="40" w:after="80" w:line="288" w:lineRule="auto"/>
+        <w:spacing w:before="40" w:after="130" w:line="348" w:lineRule="auto"/>
         <w:jc w:val="both"/>
       </w:pPr>
       <w:r>
@@ -4965,12 +4976,12 @@
     </w:tbl>
     <w:p>
       <w:pPr>
-        <w:spacing w:before="40" w:after="80"/>
-      </w:pPr>
-    </w:p>
-    <w:p>
-      <w:pPr>
-        <w:spacing w:before="40" w:after="80" w:line="288" w:lineRule="auto"/>
+        <w:spacing w:before="40" w:after="130" w:line="348" w:lineRule="auto"/>
+      </w:pPr>
+    </w:p>
+    <w:p>
+      <w:pPr>
+        <w:spacing w:before="40" w:after="130" w:line="348" w:lineRule="auto"/>
         <w:jc w:val="both"/>
       </w:pPr>
       <w:r>
@@ -4984,7 +4995,7 @@
     </w:p>
     <w:p>
       <w:pPr>
-        <w:spacing w:before="40" w:after="80" w:line="288" w:lineRule="auto"/>
+        <w:spacing w:before="40" w:after="130" w:line="348" w:lineRule="auto"/>
         <w:jc w:val="both"/>
       </w:pPr>
       <w:r>
@@ -5000,6 +5011,7 @@
       <w:pPr>
         <w:pStyle w:val="Heading1"/>
         <w:keepNext/>
+        <w:pageBreakBefore/>
         <w:spacing w:before="320" w:after="120"/>
       </w:pPr>
       <w:r>
@@ -5030,7 +5042,7 @@
     </w:p>
     <w:p>
       <w:pPr>
-        <w:spacing w:before="40" w:after="80" w:line="288" w:lineRule="auto"/>
+        <w:spacing w:before="40" w:after="130" w:line="348" w:lineRule="auto"/>
         <w:jc w:val="both"/>
       </w:pPr>
       <w:r>
@@ -5044,7 +5056,7 @@
     </w:p>
     <w:p>
       <w:pPr>
-        <w:spacing w:before="40" w:after="80" w:line="288" w:lineRule="auto"/>
+        <w:spacing w:before="40" w:after="130" w:line="348" w:lineRule="auto"/>
         <w:jc w:val="both"/>
       </w:pPr>
       <w:r>
@@ -5074,7 +5086,7 @@
     </w:p>
     <w:p>
       <w:pPr>
-        <w:spacing w:before="40" w:after="80" w:line="288" w:lineRule="auto"/>
+        <w:spacing w:before="40" w:after="130" w:line="348" w:lineRule="auto"/>
         <w:jc w:val="both"/>
       </w:pPr>
       <w:r>
@@ -5089,7 +5101,7 @@
     <w:p>
       <w:pPr>
         <w:pStyle w:val="ListBullet"/>
-        <w:spacing w:before="30" w:after="30" w:line="276" w:lineRule="auto"/>
+        <w:spacing w:before="30" w:after="130" w:line="348" w:lineRule="auto"/>
       </w:pPr>
       <w:r>
         <w:rPr>
@@ -5101,7 +5113,7 @@
     </w:p>
     <w:p>
       <w:pPr>
-        <w:spacing w:before="40" w:after="80" w:line="288" w:lineRule="auto"/>
+        <w:spacing w:before="40" w:after="130" w:line="348" w:lineRule="auto"/>
         <w:jc w:val="both"/>
       </w:pPr>
       <w:r>
@@ -5115,7 +5127,7 @@
     </w:p>
     <w:p>
       <w:pPr>
-        <w:spacing w:before="40" w:after="80" w:line="288" w:lineRule="auto"/>
+        <w:spacing w:before="40" w:after="130" w:line="348" w:lineRule="auto"/>
         <w:jc w:val="both"/>
       </w:pPr>
       <w:r>
@@ -5129,7 +5141,7 @@
     </w:p>
     <w:p>
       <w:pPr>
-        <w:spacing w:before="40" w:after="80" w:line="288" w:lineRule="auto"/>
+        <w:spacing w:before="40" w:after="130" w:line="348" w:lineRule="auto"/>
         <w:jc w:val="both"/>
       </w:pPr>
       <w:r>
@@ -5143,7 +5155,7 @@
     </w:p>
     <w:p>
       <w:pPr>
-        <w:spacing w:before="40" w:after="80" w:line="288" w:lineRule="auto"/>
+        <w:spacing w:before="40" w:after="130" w:line="348" w:lineRule="auto"/>
         <w:jc w:val="both"/>
       </w:pPr>
       <w:r>
@@ -5233,12 +5245,12 @@
     </w:tbl>
     <w:p>
       <w:pPr>
-        <w:spacing w:before="40" w:after="80"/>
-      </w:pPr>
-    </w:p>
-    <w:p>
-      <w:pPr>
-        <w:spacing w:before="40" w:after="80" w:line="288" w:lineRule="auto"/>
+        <w:spacing w:before="40" w:after="130" w:line="348" w:lineRule="auto"/>
+      </w:pPr>
+    </w:p>
+    <w:p>
+      <w:pPr>
+        <w:spacing w:before="40" w:after="130" w:line="348" w:lineRule="auto"/>
         <w:jc w:val="both"/>
       </w:pPr>
       <w:r>
@@ -5663,7 +5675,7 @@
     </w:tbl>
     <w:p>
       <w:pPr>
-        <w:spacing w:before="40" w:after="80"/>
+        <w:spacing w:before="40" w:after="130" w:line="348" w:lineRule="auto"/>
       </w:pPr>
     </w:p>
     <w:p>
@@ -5684,7 +5696,7 @@
     </w:p>
     <w:p>
       <w:pPr>
-        <w:spacing w:before="40" w:after="80" w:line="288" w:lineRule="auto"/>
+        <w:spacing w:before="40" w:after="130" w:line="348" w:lineRule="auto"/>
         <w:jc w:val="both"/>
       </w:pPr>
       <w:r>
@@ -5698,7 +5710,7 @@
     </w:p>
     <w:p>
       <w:pPr>
-        <w:spacing w:before="40" w:after="80" w:line="288" w:lineRule="auto"/>
+        <w:spacing w:before="40" w:after="130" w:line="348" w:lineRule="auto"/>
         <w:jc w:val="both"/>
       </w:pPr>
       <w:r>
@@ -5712,7 +5724,7 @@
     </w:p>
     <w:p>
       <w:pPr>
-        <w:spacing w:before="40" w:after="80" w:line="288" w:lineRule="auto"/>
+        <w:spacing w:before="40" w:after="130" w:line="348" w:lineRule="auto"/>
         <w:jc w:val="both"/>
       </w:pPr>
       <w:r>
@@ -5726,7 +5738,7 @@
     </w:p>
     <w:p>
       <w:pPr>
-        <w:spacing w:before="40" w:after="80" w:line="288" w:lineRule="auto"/>
+        <w:spacing w:before="40" w:after="130" w:line="348" w:lineRule="auto"/>
         <w:jc w:val="both"/>
       </w:pPr>
       <w:r>
@@ -5740,7 +5752,7 @@
     </w:p>
     <w:p>
       <w:pPr>
-        <w:spacing w:before="40" w:after="80" w:line="288" w:lineRule="auto"/>
+        <w:spacing w:before="40" w:after="130" w:line="348" w:lineRule="auto"/>
         <w:jc w:val="both"/>
       </w:pPr>
       <w:r>
@@ -5754,7 +5766,7 @@
     </w:p>
     <w:p>
       <w:pPr>
-        <w:spacing w:before="40" w:after="80" w:line="288" w:lineRule="auto"/>
+        <w:spacing w:before="40" w:after="130" w:line="348" w:lineRule="auto"/>
         <w:jc w:val="both"/>
       </w:pPr>
       <w:r>
@@ -5768,7 +5780,7 @@
     </w:p>
     <w:p>
       <w:pPr>
-        <w:spacing w:before="40" w:after="80" w:line="288" w:lineRule="auto"/>
+        <w:spacing w:before="40" w:after="130" w:line="348" w:lineRule="auto"/>
         <w:jc w:val="both"/>
       </w:pPr>
       <w:r>
@@ -5782,7 +5794,7 @@
     </w:p>
     <w:p>
       <w:pPr>
-        <w:spacing w:before="40" w:after="80" w:line="288" w:lineRule="auto"/>
+        <w:spacing w:before="40" w:after="130" w:line="348" w:lineRule="auto"/>
         <w:jc w:val="both"/>
       </w:pPr>
       <w:r>
@@ -5796,7 +5808,7 @@
     </w:p>
     <w:p>
       <w:pPr>
-        <w:spacing w:before="40" w:after="80" w:line="288" w:lineRule="auto"/>
+        <w:spacing w:before="40" w:after="130" w:line="348" w:lineRule="auto"/>
         <w:jc w:val="both"/>
       </w:pPr>
       <w:r>
@@ -5810,7 +5822,7 @@
     </w:p>
     <w:p>
       <w:pPr>
-        <w:spacing w:before="40" w:after="80" w:line="288" w:lineRule="auto"/>
+        <w:spacing w:before="40" w:after="130" w:line="348" w:lineRule="auto"/>
         <w:jc w:val="both"/>
       </w:pPr>
       <w:r>
@@ -5826,6 +5838,7 @@
       <w:pPr>
         <w:pStyle w:val="Heading1"/>
         <w:keepNext/>
+        <w:pageBreakBefore/>
         <w:spacing w:before="320" w:after="120"/>
       </w:pPr>
       <w:r>
@@ -5856,7 +5869,7 @@
     </w:p>
     <w:p>
       <w:pPr>
-        <w:spacing w:before="40" w:after="80" w:line="288" w:lineRule="auto"/>
+        <w:spacing w:before="40" w:after="130" w:line="348" w:lineRule="auto"/>
         <w:jc w:val="both"/>
       </w:pPr>
       <w:r>
@@ -5870,7 +5883,7 @@
     </w:p>
     <w:p>
       <w:pPr>
-        <w:spacing w:before="40" w:after="80" w:line="288" w:lineRule="auto"/>
+        <w:spacing w:before="40" w:after="130" w:line="348" w:lineRule="auto"/>
         <w:jc w:val="both"/>
       </w:pPr>
       <w:r>
@@ -5931,12 +5944,12 @@
     </w:tbl>
     <w:p>
       <w:pPr>
-        <w:spacing w:before="40" w:after="80"/>
-      </w:pPr>
-    </w:p>
-    <w:p>
-      <w:pPr>
-        <w:spacing w:before="40" w:after="80" w:line="288" w:lineRule="auto"/>
+        <w:spacing w:before="40" w:after="130" w:line="348" w:lineRule="auto"/>
+      </w:pPr>
+    </w:p>
+    <w:p>
+      <w:pPr>
+        <w:spacing w:before="40" w:after="130" w:line="348" w:lineRule="auto"/>
         <w:jc w:val="both"/>
       </w:pPr>
       <w:r>
@@ -5951,7 +5964,7 @@
     <w:p>
       <w:pPr>
         <w:pStyle w:val="ListBullet"/>
-        <w:spacing w:before="30" w:after="30" w:line="276" w:lineRule="auto"/>
+        <w:spacing w:before="30" w:after="130" w:line="348" w:lineRule="auto"/>
       </w:pPr>
       <w:r>
         <w:rPr>
@@ -5964,7 +5977,7 @@
     <w:p>
       <w:pPr>
         <w:pStyle w:val="ListBullet"/>
-        <w:spacing w:before="30" w:after="30" w:line="276" w:lineRule="auto"/>
+        <w:spacing w:before="30" w:after="130" w:line="348" w:lineRule="auto"/>
       </w:pPr>
       <w:r>
         <w:rPr>
@@ -5977,7 +5990,7 @@
     <w:p>
       <w:pPr>
         <w:pStyle w:val="ListBullet"/>
-        <w:spacing w:before="30" w:after="30" w:line="276" w:lineRule="auto"/>
+        <w:spacing w:before="30" w:after="130" w:line="348" w:lineRule="auto"/>
       </w:pPr>
       <w:r>
         <w:rPr>
@@ -6005,7 +6018,7 @@
     </w:p>
     <w:p>
       <w:pPr>
-        <w:spacing w:before="40" w:after="80" w:line="288" w:lineRule="auto"/>
+        <w:spacing w:before="40" w:after="130" w:line="348" w:lineRule="auto"/>
         <w:jc w:val="both"/>
       </w:pPr>
       <w:r>
@@ -6020,7 +6033,7 @@
     <w:p>
       <w:pPr>
         <w:pStyle w:val="ListBullet"/>
-        <w:spacing w:before="30" w:after="30" w:line="276" w:lineRule="auto"/>
+        <w:spacing w:before="30" w:after="130" w:line="348" w:lineRule="auto"/>
       </w:pPr>
       <w:r>
         <w:rPr>
@@ -6033,7 +6046,7 @@
     <w:p>
       <w:pPr>
         <w:pStyle w:val="ListBullet"/>
-        <w:spacing w:before="30" w:after="30" w:line="276" w:lineRule="auto"/>
+        <w:spacing w:before="30" w:after="130" w:line="348" w:lineRule="auto"/>
       </w:pPr>
       <w:r>
         <w:rPr>
@@ -6046,7 +6059,7 @@
     <w:p>
       <w:pPr>
         <w:pStyle w:val="ListBullet"/>
-        <w:spacing w:before="30" w:after="30" w:line="276" w:lineRule="auto"/>
+        <w:spacing w:before="30" w:after="130" w:line="348" w:lineRule="auto"/>
       </w:pPr>
       <w:r>
         <w:rPr>
@@ -6074,7 +6087,7 @@
     </w:p>
     <w:p>
       <w:pPr>
-        <w:spacing w:before="40" w:after="80" w:line="288" w:lineRule="auto"/>
+        <w:spacing w:before="40" w:after="130" w:line="348" w:lineRule="auto"/>
         <w:jc w:val="both"/>
       </w:pPr>
       <w:r>
@@ -6089,7 +6102,7 @@
     <w:p>
       <w:pPr>
         <w:pStyle w:val="ListBullet"/>
-        <w:spacing w:before="30" w:after="30" w:line="276" w:lineRule="auto"/>
+        <w:spacing w:before="30" w:after="130" w:line="348" w:lineRule="auto"/>
       </w:pPr>
       <w:r>
         <w:rPr>
@@ -6102,7 +6115,7 @@
     <w:p>
       <w:pPr>
         <w:pStyle w:val="ListBullet"/>
-        <w:spacing w:before="30" w:after="30" w:line="276" w:lineRule="auto"/>
+        <w:spacing w:before="30" w:after="130" w:line="348" w:lineRule="auto"/>
       </w:pPr>
       <w:r>
         <w:rPr>
@@ -6115,7 +6128,7 @@
     <w:p>
       <w:pPr>
         <w:pStyle w:val="ListBullet"/>
-        <w:spacing w:before="30" w:after="30" w:line="276" w:lineRule="auto"/>
+        <w:spacing w:before="30" w:after="130" w:line="348" w:lineRule="auto"/>
       </w:pPr>
       <w:r>
         <w:rPr>
@@ -6127,7 +6140,7 @@
     </w:p>
     <w:p>
       <w:pPr>
-        <w:spacing w:before="40" w:after="80" w:line="288" w:lineRule="auto"/>
+        <w:spacing w:before="40" w:after="130" w:line="348" w:lineRule="auto"/>
         <w:jc w:val="both"/>
       </w:pPr>
       <w:r>
@@ -6143,6 +6156,7 @@
       <w:pPr>
         <w:pStyle w:val="Heading1"/>
         <w:keepNext/>
+        <w:pageBreakBefore/>
         <w:spacing w:before="320" w:after="120"/>
       </w:pPr>
       <w:r>
@@ -6173,7 +6187,7 @@
     </w:p>
     <w:p>
       <w:pPr>
-        <w:spacing w:before="40" w:after="80" w:line="288" w:lineRule="auto"/>
+        <w:spacing w:before="40" w:after="130" w:line="348" w:lineRule="auto"/>
         <w:jc w:val="both"/>
       </w:pPr>
       <w:r>
@@ -6187,7 +6201,7 @@
     </w:p>
     <w:p>
       <w:pPr>
-        <w:spacing w:before="40" w:after="80" w:line="288" w:lineRule="auto"/>
+        <w:spacing w:before="40" w:after="130" w:line="348" w:lineRule="auto"/>
         <w:jc w:val="both"/>
       </w:pPr>
       <w:r>
@@ -6201,7 +6215,7 @@
     </w:p>
     <w:p>
       <w:pPr>
-        <w:spacing w:before="40" w:after="80" w:line="288" w:lineRule="auto"/>
+        <w:spacing w:before="40" w:after="130" w:line="348" w:lineRule="auto"/>
         <w:jc w:val="both"/>
       </w:pPr>
       <w:r>
@@ -6215,7 +6229,7 @@
     </w:p>
     <w:p>
       <w:pPr>
-        <w:spacing w:before="40" w:after="80" w:line="288" w:lineRule="auto"/>
+        <w:spacing w:before="40" w:after="130" w:line="348" w:lineRule="auto"/>
         <w:jc w:val="both"/>
       </w:pPr>
       <w:r>
@@ -6229,7 +6243,7 @@
     </w:p>
     <w:p>
       <w:pPr>
-        <w:spacing w:before="40" w:after="80" w:line="288" w:lineRule="auto"/>
+        <w:spacing w:before="40" w:after="130" w:line="348" w:lineRule="auto"/>
         <w:jc w:val="both"/>
       </w:pPr>
       <w:r>
@@ -6243,7 +6257,7 @@
     </w:p>
     <w:p>
       <w:pPr>
-        <w:spacing w:before="40" w:after="80" w:line="288" w:lineRule="auto"/>
+        <w:spacing w:before="40" w:after="130" w:line="348" w:lineRule="auto"/>
         <w:jc w:val="both"/>
       </w:pPr>
       <w:r>
@@ -6257,7 +6271,7 @@
     </w:p>
     <w:p>
       <w:pPr>
-        <w:spacing w:before="40" w:after="80" w:line="288" w:lineRule="auto"/>
+        <w:spacing w:before="40" w:after="130" w:line="348" w:lineRule="auto"/>
         <w:jc w:val="both"/>
       </w:pPr>
       <w:r>
@@ -6271,7 +6285,7 @@
     </w:p>
     <w:p>
       <w:pPr>
-        <w:spacing w:before="200" w:after="80"/>
+        <w:spacing w:before="200" w:after="130" w:line="348" w:lineRule="auto"/>
         <w:jc w:val="center"/>
       </w:pPr>
       <w:r>
@@ -6311,7 +6325,7 @@
     </w:p>
     <w:p>
       <w:pPr>
-        <w:spacing w:before="0" w:after="200"/>
+        <w:spacing w:before="0" w:after="130" w:line="348" w:lineRule="auto"/>
         <w:jc w:val="center"/>
       </w:pPr>
       <w:r>
@@ -6326,7 +6340,7 @@
     </w:p>
     <w:p>
       <w:pPr>
-        <w:spacing w:before="40" w:after="80" w:line="288" w:lineRule="auto"/>
+        <w:spacing w:before="40" w:after="130" w:line="348" w:lineRule="auto"/>
         <w:jc w:val="both"/>
       </w:pPr>
       <w:r>
@@ -6356,7 +6370,7 @@
     </w:p>
     <w:p>
       <w:pPr>
-        <w:spacing w:before="40" w:after="80" w:line="288" w:lineRule="auto"/>
+        <w:spacing w:before="40" w:after="130" w:line="348" w:lineRule="auto"/>
         <w:jc w:val="both"/>
       </w:pPr>
       <w:r>
@@ -6468,7 +6482,7 @@
     </w:tbl>
     <w:p>
       <w:pPr>
-        <w:spacing w:before="40" w:after="80"/>
+        <w:spacing w:before="40" w:after="130" w:line="348" w:lineRule="auto"/>
       </w:pPr>
     </w:p>
     <w:p>
@@ -6489,7 +6503,7 @@
     </w:p>
     <w:p>
       <w:pPr>
-        <w:spacing w:before="40" w:after="80" w:line="288" w:lineRule="auto"/>
+        <w:spacing w:before="40" w:after="130" w:line="348" w:lineRule="auto"/>
         <w:jc w:val="both"/>
       </w:pPr>
       <w:r>
@@ -6504,7 +6518,7 @@
     <w:p>
       <w:pPr>
         <w:pStyle w:val="ListBullet"/>
-        <w:spacing w:before="30" w:after="30" w:line="276" w:lineRule="auto"/>
+        <w:spacing w:before="30" w:after="130" w:line="348" w:lineRule="auto"/>
       </w:pPr>
       <w:r>
         <w:rPr>
@@ -6517,7 +6531,7 @@
     <w:p>
       <w:pPr>
         <w:pStyle w:val="ListBullet"/>
-        <w:spacing w:before="30" w:after="30" w:line="276" w:lineRule="auto"/>
+        <w:spacing w:before="30" w:after="130" w:line="348" w:lineRule="auto"/>
       </w:pPr>
       <w:r>
         <w:rPr>
@@ -6530,7 +6544,7 @@
     <w:p>
       <w:pPr>
         <w:pStyle w:val="ListBullet"/>
-        <w:spacing w:before="30" w:after="30" w:line="276" w:lineRule="auto"/>
+        <w:spacing w:before="30" w:after="130" w:line="348" w:lineRule="auto"/>
       </w:pPr>
       <w:r>
         <w:rPr>
@@ -6543,7 +6557,7 @@
     <w:p>
       <w:pPr>
         <w:pStyle w:val="ListBullet"/>
-        <w:spacing w:before="30" w:after="30" w:line="276" w:lineRule="auto"/>
+        <w:spacing w:before="30" w:after="130" w:line="348" w:lineRule="auto"/>
       </w:pPr>
       <w:r>
         <w:rPr>
@@ -6555,7 +6569,7 @@
     </w:p>
     <w:p>
       <w:pPr>
-        <w:spacing w:before="40" w:after="80" w:line="288" w:lineRule="auto"/>
+        <w:spacing w:before="40" w:after="130" w:line="348" w:lineRule="auto"/>
         <w:jc w:val="both"/>
       </w:pPr>
       <w:r>
@@ -6571,6 +6585,7 @@
       <w:pPr>
         <w:pStyle w:val="Heading1"/>
         <w:keepNext/>
+        <w:pageBreakBefore/>
         <w:spacing w:before="320" w:after="120"/>
       </w:pPr>
       <w:r>
@@ -6601,7 +6616,7 @@
     </w:p>
     <w:p>
       <w:pPr>
-        <w:spacing w:before="40" w:after="80" w:line="288" w:lineRule="auto"/>
+        <w:spacing w:before="40" w:after="130" w:line="348" w:lineRule="auto"/>
         <w:jc w:val="both"/>
       </w:pPr>
       <w:r>
@@ -6615,7 +6630,7 @@
     </w:p>
     <w:p>
       <w:pPr>
-        <w:spacing w:before="40" w:after="80" w:line="288" w:lineRule="auto"/>
+        <w:spacing w:before="40" w:after="130" w:line="348" w:lineRule="auto"/>
         <w:jc w:val="both"/>
       </w:pPr>
       <w:r>
@@ -6734,7 +6749,7 @@
     </w:tbl>
     <w:p>
       <w:pPr>
-        <w:spacing w:before="40" w:after="80"/>
+        <w:spacing w:before="40" w:after="130" w:line="348" w:lineRule="auto"/>
       </w:pPr>
     </w:p>
     <w:p>
@@ -6755,7 +6770,7 @@
     </w:p>
     <w:p>
       <w:pPr>
-        <w:spacing w:before="40" w:after="80" w:line="288" w:lineRule="auto"/>
+        <w:spacing w:before="40" w:after="130" w:line="348" w:lineRule="auto"/>
         <w:jc w:val="both"/>
       </w:pPr>
       <w:r>
@@ -6770,7 +6785,7 @@
     <w:p>
       <w:pPr>
         <w:pStyle w:val="ListBullet"/>
-        <w:spacing w:before="30" w:after="30" w:line="276" w:lineRule="auto"/>
+        <w:spacing w:before="30" w:after="130" w:line="348" w:lineRule="auto"/>
       </w:pPr>
       <w:r>
         <w:rPr>
@@ -6783,7 +6798,7 @@
     <w:p>
       <w:pPr>
         <w:pStyle w:val="ListBullet"/>
-        <w:spacing w:before="30" w:after="30" w:line="276" w:lineRule="auto"/>
+        <w:spacing w:before="30" w:after="130" w:line="348" w:lineRule="auto"/>
       </w:pPr>
       <w:r>
         <w:rPr>
@@ -6824,7 +6839,7 @@
                 <w:color w:val="212121"/>
                 <w:sz w:val="18"/>
               </w:rPr>
-              <w:t xml:space="preserve">  UPDATE tasks SET title = ?, status = ?, version = version + 1 </w:t>
+              <w:t xml:space="preserve">  UPDATE tasks SET title = ?, status = ?, version = version + 1</w:t>
               <w:br/>
               <w:t xml:space="preserve">  WHERE id = ? AND version = ?</w:t>
             </w:r>
@@ -6834,12 +6849,12 @@
     </w:tbl>
     <w:p>
       <w:pPr>
-        <w:spacing w:before="40" w:after="80"/>
-      </w:pPr>
-    </w:p>
-    <w:p>
-      <w:pPr>
-        <w:spacing w:before="40" w:after="80" w:line="288" w:lineRule="auto"/>
+        <w:spacing w:before="40" w:after="130" w:line="348" w:lineRule="auto"/>
+      </w:pPr>
+    </w:p>
+    <w:p>
+      <w:pPr>
+        <w:spacing w:before="40" w:after="130" w:line="348" w:lineRule="auto"/>
         <w:jc w:val="both"/>
       </w:pPr>
       <w:r>
@@ -6869,7 +6884,7 @@
     </w:p>
     <w:p>
       <w:pPr>
-        <w:spacing w:before="40" w:after="80" w:line="288" w:lineRule="auto"/>
+        <w:spacing w:before="40" w:after="130" w:line="348" w:lineRule="auto"/>
         <w:jc w:val="both"/>
       </w:pPr>
       <w:r>
@@ -6884,7 +6899,7 @@
     <w:p>
       <w:pPr>
         <w:pStyle w:val="ListBullet"/>
-        <w:spacing w:before="30" w:after="30" w:line="276" w:lineRule="auto"/>
+        <w:spacing w:before="30" w:after="130" w:line="348" w:lineRule="auto"/>
       </w:pPr>
       <w:r>
         <w:rPr>
@@ -6897,7 +6912,7 @@
     <w:p>
       <w:pPr>
         <w:pStyle w:val="ListBullet"/>
-        <w:spacing w:before="30" w:after="30" w:line="276" w:lineRule="auto"/>
+        <w:spacing w:before="30" w:after="130" w:line="348" w:lineRule="auto"/>
       </w:pPr>
       <w:r>
         <w:rPr>
@@ -6910,7 +6925,7 @@
     <w:p>
       <w:pPr>
         <w:pStyle w:val="ListBullet"/>
-        <w:spacing w:before="30" w:after="30" w:line="276" w:lineRule="auto"/>
+        <w:spacing w:before="30" w:after="130" w:line="348" w:lineRule="auto"/>
       </w:pPr>
       <w:r>
         <w:rPr>
@@ -6923,7 +6938,7 @@
     <w:p>
       <w:pPr>
         <w:pStyle w:val="ListBullet"/>
-        <w:spacing w:before="30" w:after="30" w:line="276" w:lineRule="auto"/>
+        <w:spacing w:before="30" w:after="130" w:line="348" w:lineRule="auto"/>
       </w:pPr>
       <w:r>
         <w:rPr>
@@ -6936,7 +6951,7 @@
     <w:p>
       <w:pPr>
         <w:pStyle w:val="ListBullet"/>
-        <w:spacing w:before="30" w:after="30" w:line="276" w:lineRule="auto"/>
+        <w:spacing w:before="30" w:after="130" w:line="348" w:lineRule="auto"/>
       </w:pPr>
       <w:r>
         <w:rPr>
@@ -6949,7 +6964,7 @@
     <w:p>
       <w:pPr>
         <w:pStyle w:val="ListBullet"/>
-        <w:spacing w:before="30" w:after="30" w:line="276" w:lineRule="auto"/>
+        <w:spacing w:before="30" w:after="130" w:line="348" w:lineRule="auto"/>
       </w:pPr>
       <w:r>
         <w:rPr>
@@ -6962,7 +6977,7 @@
     <w:p>
       <w:pPr>
         <w:pStyle w:val="ListBullet"/>
-        <w:spacing w:before="30" w:after="30" w:line="276" w:lineRule="auto"/>
+        <w:spacing w:before="30" w:after="130" w:line="348" w:lineRule="auto"/>
       </w:pPr>
       <w:r>
         <w:rPr>
@@ -6975,7 +6990,7 @@
     <w:p>
       <w:pPr>
         <w:pStyle w:val="ListBullet"/>
-        <w:spacing w:before="30" w:after="30" w:line="276" w:lineRule="auto"/>
+        <w:spacing w:before="30" w:after="130" w:line="348" w:lineRule="auto"/>
       </w:pPr>
       <w:r>
         <w:rPr>
@@ -6988,7 +7003,7 @@
     <w:p>
       <w:pPr>
         <w:pStyle w:val="ListBullet"/>
-        <w:spacing w:before="30" w:after="30" w:line="276" w:lineRule="auto"/>
+        <w:spacing w:before="30" w:after="130" w:line="348" w:lineRule="auto"/>
       </w:pPr>
       <w:r>
         <w:rPr>
@@ -7001,7 +7016,7 @@
     <w:p>
       <w:pPr>
         <w:pStyle w:val="ListBullet"/>
-        <w:spacing w:before="30" w:after="30" w:line="276" w:lineRule="auto"/>
+        <w:spacing w:before="30" w:after="130" w:line="348" w:lineRule="auto"/>
       </w:pPr>
       <w:r>
         <w:rPr>
@@ -7014,7 +7029,7 @@
     <w:p>
       <w:pPr>
         <w:pStyle w:val="ListBullet"/>
-        <w:spacing w:before="30" w:after="30" w:line="276" w:lineRule="auto"/>
+        <w:spacing w:before="30" w:after="130" w:line="348" w:lineRule="auto"/>
       </w:pPr>
       <w:r>
         <w:rPr>
@@ -7027,7 +7042,7 @@
     <w:p>
       <w:pPr>
         <w:pStyle w:val="ListBullet"/>
-        <w:spacing w:before="30" w:after="30" w:line="276" w:lineRule="auto"/>
+        <w:spacing w:before="30" w:after="130" w:line="348" w:lineRule="auto"/>
       </w:pPr>
       <w:r>
         <w:rPr>
@@ -7040,7 +7055,7 @@
     <w:p>
       <w:pPr>
         <w:pStyle w:val="ListBullet"/>
-        <w:spacing w:before="30" w:after="30" w:line="276" w:lineRule="auto"/>
+        <w:spacing w:before="30" w:after="130" w:line="348" w:lineRule="auto"/>
       </w:pPr>
       <w:r>
         <w:rPr>
@@ -7053,7 +7068,7 @@
     <w:p>
       <w:pPr>
         <w:pStyle w:val="ListBullet"/>
-        <w:spacing w:before="30" w:after="30" w:line="276" w:lineRule="auto"/>
+        <w:spacing w:before="30" w:after="130" w:line="348" w:lineRule="auto"/>
       </w:pPr>
       <w:r>
         <w:rPr>
@@ -7066,7 +7081,7 @@
     <w:p>
       <w:pPr>
         <w:pStyle w:val="ListBullet"/>
-        <w:spacing w:before="30" w:after="30" w:line="276" w:lineRule="auto"/>
+        <w:spacing w:before="30" w:after="130" w:line="348" w:lineRule="auto"/>
       </w:pPr>
       <w:r>
         <w:rPr>
@@ -7079,7 +7094,7 @@
     <w:p>
       <w:pPr>
         <w:pStyle w:val="ListBullet"/>
-        <w:spacing w:before="30" w:after="30" w:line="276" w:lineRule="auto"/>
+        <w:spacing w:before="30" w:after="130" w:line="348" w:lineRule="auto"/>
       </w:pPr>
       <w:r>
         <w:rPr>
@@ -7092,7 +7107,7 @@
     <w:p>
       <w:pPr>
         <w:pStyle w:val="ListBullet"/>
-        <w:spacing w:before="30" w:after="30" w:line="276" w:lineRule="auto"/>
+        <w:spacing w:before="30" w:after="130" w:line="348" w:lineRule="auto"/>
       </w:pPr>
       <w:r>
         <w:rPr>
@@ -7105,7 +7120,7 @@
     <w:p>
       <w:pPr>
         <w:pStyle w:val="ListBullet"/>
-        <w:spacing w:before="30" w:after="30" w:line="276" w:lineRule="auto"/>
+        <w:spacing w:before="30" w:after="130" w:line="348" w:lineRule="auto"/>
       </w:pPr>
       <w:r>
         <w:rPr>
@@ -7118,7 +7133,7 @@
     <w:p>
       <w:pPr>
         <w:pStyle w:val="ListBullet"/>
-        <w:spacing w:before="30" w:after="30" w:line="276" w:lineRule="auto"/>
+        <w:spacing w:before="30" w:after="130" w:line="348" w:lineRule="auto"/>
       </w:pPr>
       <w:r>
         <w:rPr>
@@ -7130,7 +7145,7 @@
     </w:p>
     <w:p>
       <w:pPr>
-        <w:spacing w:before="40" w:after="80" w:line="288" w:lineRule="auto"/>
+        <w:spacing w:before="40" w:after="130" w:line="348" w:lineRule="auto"/>
         <w:jc w:val="both"/>
       </w:pPr>
       <w:r>
@@ -7146,6 +7161,7 @@
       <w:pPr>
         <w:pStyle w:val="Heading1"/>
         <w:keepNext/>
+        <w:pageBreakBefore/>
         <w:spacing w:before="320" w:after="120"/>
       </w:pPr>
       <w:r>
@@ -7176,7 +7192,7 @@
     </w:p>
     <w:p>
       <w:pPr>
-        <w:spacing w:before="40" w:after="80" w:line="288" w:lineRule="auto"/>
+        <w:spacing w:before="40" w:after="130" w:line="348" w:lineRule="auto"/>
         <w:jc w:val="both"/>
       </w:pPr>
       <w:r>
@@ -7235,7 +7251,7 @@
               <w:t xml:space="preserve">    private final RequestCorrelationFilter requestCorrelationFilter;</w:t>
               <w:br/>
               <w:br/>
-              <w:t xml:space="preserve">    public SecurityConfig(JwtAuthenticationFilter jwtAuthFilter, </w:t>
+              <w:t xml:space="preserve">    public SecurityConfig(JwtAuthenticationFilter jwtAuthFilter,</w:t>
               <w:br/>
               <w:t xml:space="preserve">                          RequestCorrelationFilter requestCorrelationFilter) {</w:t>
               <w:br/>
@@ -7283,7 +7299,7 @@
     </w:tbl>
     <w:p>
       <w:pPr>
-        <w:spacing w:before="40" w:after="80"/>
+        <w:spacing w:before="40" w:after="130" w:line="348" w:lineRule="auto"/>
       </w:pPr>
     </w:p>
     <w:p>
@@ -7304,7 +7320,7 @@
     </w:p>
     <w:p>
       <w:pPr>
-        <w:spacing w:before="40" w:after="80" w:line="288" w:lineRule="auto"/>
+        <w:spacing w:before="40" w:after="130" w:line="348" w:lineRule="auto"/>
         <w:jc w:val="both"/>
       </w:pPr>
       <w:r>
@@ -7318,7 +7334,7 @@
     </w:p>
     <w:p>
       <w:pPr>
-        <w:spacing w:before="40" w:after="80" w:line="288" w:lineRule="auto"/>
+        <w:spacing w:before="40" w:after="130" w:line="348" w:lineRule="auto"/>
         <w:jc w:val="both"/>
       </w:pPr>
       <w:r>
@@ -7333,7 +7349,7 @@
     <w:p>
       <w:pPr>
         <w:pStyle w:val="ListBullet"/>
-        <w:spacing w:before="30" w:after="30" w:line="276" w:lineRule="auto"/>
+        <w:spacing w:before="30" w:after="130" w:line="348" w:lineRule="auto"/>
       </w:pPr>
       <w:r>
         <w:rPr>
@@ -7346,7 +7362,7 @@
     <w:p>
       <w:pPr>
         <w:pStyle w:val="ListBullet"/>
-        <w:spacing w:before="30" w:after="30" w:line="276" w:lineRule="auto"/>
+        <w:spacing w:before="30" w:after="130" w:line="348" w:lineRule="auto"/>
       </w:pPr>
       <w:r>
         <w:rPr>
@@ -7359,7 +7375,7 @@
     <w:p>
       <w:pPr>
         <w:pStyle w:val="ListBullet"/>
-        <w:spacing w:before="30" w:after="30" w:line="276" w:lineRule="auto"/>
+        <w:spacing w:before="30" w:after="130" w:line="348" w:lineRule="auto"/>
       </w:pPr>
       <w:r>
         <w:rPr>
@@ -7371,7 +7387,7 @@
     </w:p>
     <w:p>
       <w:pPr>
-        <w:spacing w:before="40" w:after="80" w:line="288" w:lineRule="auto"/>
+        <w:spacing w:before="40" w:after="130" w:line="348" w:lineRule="auto"/>
         <w:jc w:val="both"/>
       </w:pPr>
       <w:r>
@@ -7386,7 +7402,7 @@
     <w:p>
       <w:pPr>
         <w:pStyle w:val="ListBullet"/>
-        <w:spacing w:before="30" w:after="30" w:line="276" w:lineRule="auto"/>
+        <w:spacing w:before="30" w:after="130" w:line="348" w:lineRule="auto"/>
       </w:pPr>
       <w:r>
         <w:rPr>
@@ -7399,7 +7415,7 @@
     <w:p>
       <w:pPr>
         <w:pStyle w:val="ListBullet"/>
-        <w:spacing w:before="30" w:after="30" w:line="276" w:lineRule="auto"/>
+        <w:spacing w:before="30" w:after="130" w:line="348" w:lineRule="auto"/>
       </w:pPr>
       <w:r>
         <w:rPr>
@@ -7412,7 +7428,7 @@
     <w:p>
       <w:pPr>
         <w:pStyle w:val="ListBullet"/>
-        <w:spacing w:before="30" w:after="30" w:line="276" w:lineRule="auto"/>
+        <w:spacing w:before="30" w:after="130" w:line="348" w:lineRule="auto"/>
       </w:pPr>
       <w:r>
         <w:rPr>
@@ -7440,7 +7456,7 @@
     </w:p>
     <w:p>
       <w:pPr>
-        <w:spacing w:before="40" w:after="80" w:line="288" w:lineRule="auto"/>
+        <w:spacing w:before="40" w:after="130" w:line="348" w:lineRule="auto"/>
         <w:jc w:val="both"/>
       </w:pPr>
       <w:r>
@@ -7498,12 +7514,12 @@
     </w:tbl>
     <w:p>
       <w:pPr>
-        <w:spacing w:before="40" w:after="80"/>
-      </w:pPr>
-    </w:p>
-    <w:p>
-      <w:pPr>
-        <w:spacing w:before="40" w:after="80" w:line="288" w:lineRule="auto"/>
+        <w:spacing w:before="40" w:after="130" w:line="348" w:lineRule="auto"/>
+      </w:pPr>
+    </w:p>
+    <w:p>
+      <w:pPr>
+        <w:spacing w:before="40" w:after="130" w:line="348" w:lineRule="auto"/>
         <w:jc w:val="both"/>
       </w:pPr>
       <w:r>
@@ -7519,6 +7535,7 @@
       <w:pPr>
         <w:pStyle w:val="Heading1"/>
         <w:keepNext/>
+        <w:pageBreakBefore/>
         <w:spacing w:before="320" w:after="120"/>
       </w:pPr>
       <w:r>
@@ -7549,7 +7566,7 @@
     </w:p>
     <w:p>
       <w:pPr>
-        <w:spacing w:before="40" w:after="80" w:line="288" w:lineRule="auto"/>
+        <w:spacing w:before="40" w:after="130" w:line="348" w:lineRule="auto"/>
         <w:jc w:val="both"/>
       </w:pPr>
       <w:r>
@@ -7564,7 +7581,7 @@
     <w:p>
       <w:pPr>
         <w:pStyle w:val="ListBullet"/>
-        <w:spacing w:before="30" w:after="30" w:line="276" w:lineRule="auto"/>
+        <w:spacing w:before="30" w:after="130" w:line="348" w:lineRule="auto"/>
       </w:pPr>
       <w:r>
         <w:rPr>
@@ -7576,7 +7593,7 @@
     </w:p>
     <w:p>
       <w:pPr>
-        <w:spacing w:before="40" w:after="80" w:line="288" w:lineRule="auto"/>
+        <w:spacing w:before="40" w:after="130" w:line="348" w:lineRule="auto"/>
         <w:jc w:val="both"/>
       </w:pPr>
       <w:r>
@@ -7606,7 +7623,7 @@
     </w:p>
     <w:p>
       <w:pPr>
-        <w:spacing w:before="40" w:after="80" w:line="288" w:lineRule="auto"/>
+        <w:spacing w:before="40" w:after="130" w:line="348" w:lineRule="auto"/>
         <w:jc w:val="both"/>
       </w:pPr>
       <w:r>
@@ -7620,7 +7637,7 @@
     </w:p>
     <w:p>
       <w:pPr>
-        <w:spacing w:before="40" w:after="80" w:line="288" w:lineRule="auto"/>
+        <w:spacing w:before="40" w:after="130" w:line="348" w:lineRule="auto"/>
         <w:jc w:val="both"/>
       </w:pPr>
       <w:r>
@@ -7634,7 +7651,7 @@
     </w:p>
     <w:p>
       <w:pPr>
-        <w:spacing w:before="40" w:after="80" w:line="288" w:lineRule="auto"/>
+        <w:spacing w:before="40" w:after="130" w:line="348" w:lineRule="auto"/>
         <w:jc w:val="both"/>
       </w:pPr>
       <w:r>
@@ -7648,7 +7665,7 @@
     </w:p>
     <w:p>
       <w:pPr>
-        <w:spacing w:before="40" w:after="80" w:line="288" w:lineRule="auto"/>
+        <w:spacing w:before="40" w:after="130" w:line="348" w:lineRule="auto"/>
         <w:jc w:val="both"/>
       </w:pPr>
       <w:r>
@@ -7662,7 +7679,7 @@
     </w:p>
     <w:p>
       <w:pPr>
-        <w:spacing w:before="40" w:after="80" w:line="288" w:lineRule="auto"/>
+        <w:spacing w:before="40" w:after="130" w:line="348" w:lineRule="auto"/>
         <w:jc w:val="both"/>
       </w:pPr>
       <w:r>
@@ -7721,7 +7738,7 @@
               <w:br/>
               <w:t xml:space="preserve">    @Override</w:t>
               <w:br/>
-              <w:t xml:space="preserve">    protected void doFilterInternal(HttpServletRequest request, HttpServletResponse response, </w:t>
+              <w:t xml:space="preserve">    protected void doFilterInternal(HttpServletRequest request, HttpServletResponse response,</w:t>
               <w:br/>
               <w:t xml:space="preserve">                                    FilterChain filterChain) throws ServletException, IOException {</w:t>
               <w:br/>
@@ -7753,7 +7770,7 @@
     </w:tbl>
     <w:p>
       <w:pPr>
-        <w:spacing w:before="40" w:after="80"/>
+        <w:spacing w:before="40" w:after="130" w:line="348" w:lineRule="auto"/>
       </w:pPr>
     </w:p>
     <w:p>
@@ -7774,7 +7791,7 @@
     </w:p>
     <w:p>
       <w:pPr>
-        <w:spacing w:before="40" w:after="80" w:line="288" w:lineRule="auto"/>
+        <w:spacing w:before="40" w:after="130" w:line="348" w:lineRule="auto"/>
         <w:jc w:val="both"/>
       </w:pPr>
       <w:r>
@@ -7789,7 +7806,7 @@
     <w:p>
       <w:pPr>
         <w:pStyle w:val="ListBullet"/>
-        <w:spacing w:before="30" w:after="30" w:line="276" w:lineRule="auto"/>
+        <w:spacing w:before="30" w:after="130" w:line="348" w:lineRule="auto"/>
       </w:pPr>
       <w:r>
         <w:rPr>
@@ -7802,7 +7819,7 @@
     <w:p>
       <w:pPr>
         <w:pStyle w:val="ListBullet"/>
-        <w:spacing w:before="30" w:after="30" w:line="276" w:lineRule="auto"/>
+        <w:spacing w:before="30" w:after="130" w:line="348" w:lineRule="auto"/>
       </w:pPr>
       <w:r>
         <w:rPr>
@@ -7814,7 +7831,7 @@
     </w:p>
     <w:p>
       <w:pPr>
-        <w:spacing w:before="40" w:after="80" w:line="288" w:lineRule="auto"/>
+        <w:spacing w:before="40" w:after="130" w:line="348" w:lineRule="auto"/>
         <w:jc w:val="both"/>
       </w:pPr>
       <w:r>
@@ -7828,7 +7845,7 @@
     </w:p>
     <w:p>
       <w:pPr>
-        <w:spacing w:before="40" w:after="80" w:line="288" w:lineRule="auto"/>
+        <w:spacing w:before="40" w:after="130" w:line="348" w:lineRule="auto"/>
         <w:jc w:val="both"/>
       </w:pPr>
       <w:r>
@@ -7842,7 +7859,7 @@
     </w:p>
     <w:p>
       <w:pPr>
-        <w:spacing w:before="40" w:after="80" w:line="288" w:lineRule="auto"/>
+        <w:spacing w:before="40" w:after="130" w:line="348" w:lineRule="auto"/>
         <w:jc w:val="both"/>
       </w:pPr>
       <w:r>
@@ -7856,7 +7873,7 @@
     </w:p>
     <w:p>
       <w:pPr>
-        <w:spacing w:before="40" w:after="80" w:line="288" w:lineRule="auto"/>
+        <w:spacing w:before="40" w:after="130" w:line="348" w:lineRule="auto"/>
         <w:jc w:val="both"/>
       </w:pPr>
       <w:r>
@@ -7870,7 +7887,7 @@
     </w:p>
     <w:p>
       <w:pPr>
-        <w:spacing w:before="40" w:after="80" w:line="288" w:lineRule="auto"/>
+        <w:spacing w:before="40" w:after="130" w:line="348" w:lineRule="auto"/>
         <w:jc w:val="both"/>
       </w:pPr>
       <w:r>
@@ -7884,7 +7901,7 @@
     </w:p>
     <w:p>
       <w:pPr>
-        <w:spacing w:before="40" w:after="80" w:line="288" w:lineRule="auto"/>
+        <w:spacing w:before="40" w:after="130" w:line="348" w:lineRule="auto"/>
         <w:jc w:val="both"/>
       </w:pPr>
       <w:r>
@@ -7900,6 +7917,7 @@
       <w:pPr>
         <w:pStyle w:val="Heading1"/>
         <w:keepNext/>
+        <w:pageBreakBefore/>
         <w:spacing w:before="320" w:after="120"/>
       </w:pPr>
       <w:r>
@@ -7930,7 +7948,7 @@
     </w:p>
     <w:p>
       <w:pPr>
-        <w:spacing w:before="40" w:after="80" w:line="288" w:lineRule="auto"/>
+        <w:spacing w:before="40" w:after="130" w:line="348" w:lineRule="auto"/>
         <w:jc w:val="both"/>
       </w:pPr>
       <w:r>
@@ -7944,7 +7962,7 @@
     </w:p>
     <w:p>
       <w:pPr>
-        <w:spacing w:before="200" w:after="80"/>
+        <w:spacing w:before="200" w:after="130" w:line="348" w:lineRule="auto"/>
         <w:jc w:val="center"/>
       </w:pPr>
       <w:r>
@@ -7984,7 +8002,7 @@
     </w:p>
     <w:p>
       <w:pPr>
-        <w:spacing w:before="0" w:after="200"/>
+        <w:spacing w:before="0" w:after="130" w:line="348" w:lineRule="auto"/>
         <w:jc w:val="center"/>
       </w:pPr>
       <w:r>
@@ -7999,7 +8017,7 @@
     </w:p>
     <w:p>
       <w:pPr>
-        <w:spacing w:before="40" w:after="80" w:line="288" w:lineRule="auto"/>
+        <w:spacing w:before="40" w:after="130" w:line="348" w:lineRule="auto"/>
         <w:jc w:val="both"/>
       </w:pPr>
       <w:r>
@@ -8014,7 +8032,7 @@
     <w:p>
       <w:pPr>
         <w:pStyle w:val="ListBullet"/>
-        <w:spacing w:before="30" w:after="30" w:line="276" w:lineRule="auto"/>
+        <w:spacing w:before="30" w:after="130" w:line="348" w:lineRule="auto"/>
       </w:pPr>
       <w:r>
         <w:rPr>
@@ -8027,7 +8045,7 @@
     <w:p>
       <w:pPr>
         <w:pStyle w:val="ListBullet"/>
-        <w:spacing w:before="30" w:after="30" w:line="276" w:lineRule="auto"/>
+        <w:spacing w:before="30" w:after="130" w:line="348" w:lineRule="auto"/>
       </w:pPr>
       <w:r>
         <w:rPr>
@@ -8040,7 +8058,7 @@
     <w:p>
       <w:pPr>
         <w:pStyle w:val="ListBullet"/>
-        <w:spacing w:before="30" w:after="30" w:line="276" w:lineRule="auto"/>
+        <w:spacing w:before="30" w:after="130" w:line="348" w:lineRule="auto"/>
       </w:pPr>
       <w:r>
         <w:rPr>
@@ -8053,7 +8071,7 @@
     <w:p>
       <w:pPr>
         <w:pStyle w:val="ListBullet"/>
-        <w:spacing w:before="30" w:after="30" w:line="276" w:lineRule="auto"/>
+        <w:spacing w:before="30" w:after="130" w:line="348" w:lineRule="auto"/>
       </w:pPr>
       <w:r>
         <w:rPr>
@@ -8081,7 +8099,7 @@
     </w:p>
     <w:p>
       <w:pPr>
-        <w:spacing w:before="40" w:after="80" w:line="288" w:lineRule="auto"/>
+        <w:spacing w:before="40" w:after="130" w:line="348" w:lineRule="auto"/>
         <w:jc w:val="both"/>
       </w:pPr>
       <w:r>
@@ -8096,7 +8114,7 @@
     <w:p>
       <w:pPr>
         <w:pStyle w:val="ListBullet"/>
-        <w:spacing w:before="30" w:after="30" w:line="276" w:lineRule="auto"/>
+        <w:spacing w:before="30" w:after="130" w:line="348" w:lineRule="auto"/>
       </w:pPr>
       <w:r>
         <w:rPr>
@@ -8109,7 +8127,7 @@
     <w:p>
       <w:pPr>
         <w:pStyle w:val="ListBullet"/>
-        <w:spacing w:before="30" w:after="30" w:line="276" w:lineRule="auto"/>
+        <w:spacing w:before="30" w:after="130" w:line="348" w:lineRule="auto"/>
       </w:pPr>
       <w:r>
         <w:rPr>
@@ -8122,7 +8140,7 @@
     <w:p>
       <w:pPr>
         <w:pStyle w:val="ListBullet"/>
-        <w:spacing w:before="30" w:after="30" w:line="276" w:lineRule="auto"/>
+        <w:spacing w:before="30" w:after="130" w:line="348" w:lineRule="auto"/>
       </w:pPr>
       <w:r>
         <w:rPr>
@@ -8135,7 +8153,7 @@
     <w:p>
       <w:pPr>
         <w:pStyle w:val="ListBullet"/>
-        <w:spacing w:before="30" w:after="30" w:line="276" w:lineRule="auto"/>
+        <w:spacing w:before="30" w:after="130" w:line="348" w:lineRule="auto"/>
       </w:pPr>
       <w:r>
         <w:rPr>
@@ -8148,7 +8166,7 @@
     <w:p>
       <w:pPr>
         <w:pStyle w:val="ListBullet"/>
-        <w:spacing w:before="30" w:after="30" w:line="276" w:lineRule="auto"/>
+        <w:spacing w:before="30" w:after="130" w:line="348" w:lineRule="auto"/>
       </w:pPr>
       <w:r>
         <w:rPr>
@@ -8160,7 +8178,7 @@
     </w:p>
     <w:p>
       <w:pPr>
-        <w:spacing w:before="40" w:after="80" w:line="288" w:lineRule="auto"/>
+        <w:spacing w:before="40" w:after="130" w:line="348" w:lineRule="auto"/>
         <w:jc w:val="both"/>
       </w:pPr>
       <w:r>
@@ -8176,6 +8194,7 @@
       <w:pPr>
         <w:pStyle w:val="Heading1"/>
         <w:keepNext/>
+        <w:pageBreakBefore/>
         <w:spacing w:before="320" w:after="120"/>
       </w:pPr>
       <w:r>
@@ -8206,7 +8225,7 @@
     </w:p>
     <w:p>
       <w:pPr>
-        <w:spacing w:before="40" w:after="80" w:line="288" w:lineRule="auto"/>
+        <w:spacing w:before="40" w:after="130" w:line="348" w:lineRule="auto"/>
         <w:jc w:val="both"/>
       </w:pPr>
       <w:r>
@@ -8220,7 +8239,7 @@
     </w:p>
     <w:p>
       <w:pPr>
-        <w:spacing w:before="40" w:after="80" w:line="288" w:lineRule="auto"/>
+        <w:spacing w:before="40" w:after="130" w:line="348" w:lineRule="auto"/>
         <w:jc w:val="both"/>
       </w:pPr>
       <w:r>
@@ -8723,7 +8742,7 @@
     </w:tbl>
     <w:p>
       <w:pPr>
-        <w:spacing w:before="40" w:after="80"/>
+        <w:spacing w:before="40" w:after="130" w:line="348" w:lineRule="auto"/>
       </w:pPr>
     </w:p>
     <w:p>
@@ -8744,7 +8763,7 @@
     </w:p>
     <w:p>
       <w:pPr>
-        <w:spacing w:before="40" w:after="80" w:line="288" w:lineRule="auto"/>
+        <w:spacing w:before="40" w:after="130" w:line="348" w:lineRule="auto"/>
         <w:jc w:val="both"/>
       </w:pPr>
       <w:r>
@@ -8759,7 +8778,7 @@
     <w:p>
       <w:pPr>
         <w:pStyle w:val="ListBullet"/>
-        <w:spacing w:before="30" w:after="30" w:line="276" w:lineRule="auto"/>
+        <w:spacing w:before="30" w:after="130" w:line="348" w:lineRule="auto"/>
       </w:pPr>
       <w:r>
         <w:rPr>
@@ -8772,7 +8791,7 @@
     <w:p>
       <w:pPr>
         <w:pStyle w:val="ListBullet"/>
-        <w:spacing w:before="30" w:after="30" w:line="276" w:lineRule="auto"/>
+        <w:spacing w:before="30" w:after="130" w:line="348" w:lineRule="auto"/>
       </w:pPr>
       <w:r>
         <w:rPr>
@@ -8785,7 +8804,7 @@
     <w:p>
       <w:pPr>
         <w:pStyle w:val="ListBullet"/>
-        <w:spacing w:before="30" w:after="30" w:line="276" w:lineRule="auto"/>
+        <w:spacing w:before="30" w:after="130" w:line="348" w:lineRule="auto"/>
       </w:pPr>
       <w:r>
         <w:rPr>
@@ -8797,7 +8816,7 @@
     </w:p>
     <w:p>
       <w:pPr>
-        <w:spacing w:before="40" w:after="80" w:line="288" w:lineRule="auto"/>
+        <w:spacing w:before="40" w:after="130" w:line="348" w:lineRule="auto"/>
         <w:jc w:val="both"/>
       </w:pPr>
       <w:r>
@@ -8813,6 +8832,7 @@
       <w:pPr>
         <w:pStyle w:val="Heading1"/>
         <w:keepNext/>
+        <w:pageBreakBefore/>
         <w:spacing w:before="320" w:after="120"/>
       </w:pPr>
       <w:r>
@@ -8843,7 +8863,7 @@
     </w:p>
     <w:p>
       <w:pPr>
-        <w:spacing w:before="40" w:after="80" w:line="288" w:lineRule="auto"/>
+        <w:spacing w:before="40" w:after="130" w:line="348" w:lineRule="auto"/>
         <w:jc w:val="both"/>
       </w:pPr>
       <w:r>
@@ -8857,7 +8877,7 @@
     </w:p>
     <w:p>
       <w:pPr>
-        <w:spacing w:before="40" w:after="80" w:line="288" w:lineRule="auto"/>
+        <w:spacing w:before="40" w:after="130" w:line="348" w:lineRule="auto"/>
         <w:jc w:val="both"/>
       </w:pPr>
       <w:r>
@@ -8871,7 +8891,7 @@
     </w:p>
     <w:p>
       <w:pPr>
-        <w:spacing w:before="40" w:after="80" w:line="288" w:lineRule="auto"/>
+        <w:spacing w:before="40" w:after="130" w:line="348" w:lineRule="auto"/>
         <w:jc w:val="both"/>
       </w:pPr>
       <w:r>
@@ -8885,7 +8905,7 @@
     </w:p>
     <w:p>
       <w:pPr>
-        <w:spacing w:before="40" w:after="80" w:line="288" w:lineRule="auto"/>
+        <w:spacing w:before="40" w:after="130" w:line="348" w:lineRule="auto"/>
         <w:jc w:val="both"/>
       </w:pPr>
       <w:r>
@@ -8899,7 +8919,7 @@
     </w:p>
     <w:p>
       <w:pPr>
-        <w:spacing w:before="40" w:after="80" w:line="288" w:lineRule="auto"/>
+        <w:spacing w:before="40" w:after="130" w:line="348" w:lineRule="auto"/>
         <w:jc w:val="both"/>
       </w:pPr>
       <w:r>
@@ -8913,7 +8933,7 @@
     </w:p>
     <w:p>
       <w:pPr>
-        <w:spacing w:before="40" w:after="80" w:line="288" w:lineRule="auto"/>
+        <w:spacing w:before="40" w:after="130" w:line="348" w:lineRule="auto"/>
         <w:jc w:val="both"/>
       </w:pPr>
       <w:r>
@@ -8927,7 +8947,7 @@
     </w:p>
     <w:p>
       <w:pPr>
-        <w:spacing w:before="40" w:after="80" w:line="288" w:lineRule="auto"/>
+        <w:spacing w:before="40" w:after="130" w:line="348" w:lineRule="auto"/>
         <w:jc w:val="both"/>
       </w:pPr>
       <w:r>
@@ -8941,7 +8961,7 @@
     </w:p>
     <w:p>
       <w:pPr>
-        <w:spacing w:before="40" w:after="80" w:line="288" w:lineRule="auto"/>
+        <w:spacing w:before="40" w:after="130" w:line="348" w:lineRule="auto"/>
         <w:jc w:val="both"/>
       </w:pPr>
       <w:r>
@@ -8955,7 +8975,7 @@
     </w:p>
     <w:p>
       <w:pPr>
-        <w:spacing w:before="40" w:after="80" w:line="288" w:lineRule="auto"/>
+        <w:spacing w:before="40" w:after="130" w:line="348" w:lineRule="auto"/>
         <w:jc w:val="both"/>
       </w:pPr>
       <w:r>
@@ -8969,7 +8989,7 @@
     </w:p>
     <w:p>
       <w:pPr>
-        <w:spacing w:before="40" w:after="80" w:line="288" w:lineRule="auto"/>
+        <w:spacing w:before="40" w:after="130" w:line="348" w:lineRule="auto"/>
         <w:jc w:val="both"/>
       </w:pPr>
       <w:r>
@@ -8999,7 +9019,7 @@
     </w:p>
     <w:p>
       <w:pPr>
-        <w:spacing w:before="40" w:after="80" w:line="288" w:lineRule="auto"/>
+        <w:spacing w:before="40" w:after="130" w:line="348" w:lineRule="auto"/>
         <w:jc w:val="both"/>
       </w:pPr>
       <w:r>
@@ -9014,7 +9034,7 @@
     <w:p>
       <w:pPr>
         <w:pStyle w:val="ListBullet"/>
-        <w:spacing w:before="30" w:after="30" w:line="276" w:lineRule="auto"/>
+        <w:spacing w:before="30" w:after="130" w:line="348" w:lineRule="auto"/>
       </w:pPr>
       <w:r>
         <w:rPr>
@@ -9027,7 +9047,7 @@
     <w:p>
       <w:pPr>
         <w:pStyle w:val="ListBullet"/>
-        <w:spacing w:before="30" w:after="30" w:line="276" w:lineRule="auto"/>
+        <w:spacing w:before="30" w:after="130" w:line="348" w:lineRule="auto"/>
       </w:pPr>
       <w:r>
         <w:rPr>
@@ -9040,7 +9060,7 @@
     <w:p>
       <w:pPr>
         <w:pStyle w:val="ListBullet"/>
-        <w:spacing w:before="30" w:after="30" w:line="276" w:lineRule="auto"/>
+        <w:spacing w:before="30" w:after="130" w:line="348" w:lineRule="auto"/>
       </w:pPr>
       <w:r>
         <w:rPr>
@@ -9069,7 +9089,7 @@
     <w:p>
       <w:pPr>
         <w:pStyle w:val="ListBullet"/>
-        <w:spacing w:before="30" w:after="30" w:line="276" w:lineRule="auto"/>
+        <w:spacing w:before="30" w:after="130" w:line="348" w:lineRule="auto"/>
       </w:pPr>
       <w:r>
         <w:rPr>
@@ -9082,7 +9102,7 @@
     <w:p>
       <w:pPr>
         <w:pStyle w:val="ListBullet"/>
-        <w:spacing w:before="30" w:after="30" w:line="276" w:lineRule="auto"/>
+        <w:spacing w:before="30" w:after="130" w:line="348" w:lineRule="auto"/>
       </w:pPr>
       <w:r>
         <w:rPr>
@@ -9095,7 +9115,7 @@
     <w:p>
       <w:pPr>
         <w:pStyle w:val="ListBullet"/>
-        <w:spacing w:before="30" w:after="30" w:line="276" w:lineRule="auto"/>
+        <w:spacing w:before="30" w:after="130" w:line="348" w:lineRule="auto"/>
       </w:pPr>
       <w:r>
         <w:rPr>
@@ -9107,7 +9127,7 @@
     </w:p>
     <w:p>
       <w:pPr>
-        <w:spacing w:before="40" w:after="80" w:line="288" w:lineRule="auto"/>
+        <w:spacing w:before="40" w:after="130" w:line="348" w:lineRule="auto"/>
         <w:jc w:val="both"/>
       </w:pPr>
       <w:r>
@@ -9123,6 +9143,7 @@
       <w:pPr>
         <w:pStyle w:val="Heading1"/>
         <w:keepNext/>
+        <w:pageBreakBefore/>
         <w:spacing w:before="320" w:after="120"/>
       </w:pPr>
       <w:r>
@@ -9137,7 +9158,7 @@
     </w:p>
     <w:p>
       <w:pPr>
-        <w:spacing w:before="40" w:after="80" w:line="288" w:lineRule="auto"/>
+        <w:spacing w:before="40" w:after="130" w:line="348" w:lineRule="auto"/>
         <w:jc w:val="both"/>
       </w:pPr>
       <w:r>
@@ -9151,7 +9172,7 @@
     </w:p>
     <w:p>
       <w:pPr>
-        <w:spacing w:before="40" w:after="80" w:line="288" w:lineRule="auto"/>
+        <w:spacing w:before="40" w:after="130" w:line="348" w:lineRule="auto"/>
         <w:jc w:val="both"/>
       </w:pPr>
       <w:r>
@@ -9165,7 +9186,7 @@
     </w:p>
     <w:p>
       <w:pPr>
-        <w:spacing w:before="40" w:after="80" w:line="288" w:lineRule="auto"/>
+        <w:spacing w:before="40" w:after="130" w:line="348" w:lineRule="auto"/>
         <w:jc w:val="both"/>
       </w:pPr>
       <w:r>
@@ -9179,7 +9200,7 @@
     </w:p>
     <w:p>
       <w:pPr>
-        <w:spacing w:before="40" w:after="80" w:line="288" w:lineRule="auto"/>
+        <w:spacing w:before="40" w:after="130" w:line="348" w:lineRule="auto"/>
         <w:jc w:val="both"/>
       </w:pPr>
       <w:r>
@@ -9193,7 +9214,7 @@
     </w:p>
     <w:p>
       <w:pPr>
-        <w:spacing w:before="40" w:after="80" w:line="288" w:lineRule="auto"/>
+        <w:spacing w:before="40" w:after="130" w:line="348" w:lineRule="auto"/>
         <w:jc w:val="both"/>
       </w:pPr>
       <w:r>
@@ -9207,7 +9228,7 @@
     </w:p>
     <w:p>
       <w:pPr>
-        <w:spacing w:before="40" w:after="80" w:line="288" w:lineRule="auto"/>
+        <w:spacing w:before="40" w:after="130" w:line="348" w:lineRule="auto"/>
         <w:jc w:val="both"/>
       </w:pPr>
       <w:r>
@@ -9221,7 +9242,7 @@
     </w:p>
     <w:p>
       <w:pPr>
-        <w:spacing w:before="40" w:after="80" w:line="288" w:lineRule="auto"/>
+        <w:spacing w:before="40" w:after="130" w:line="348" w:lineRule="auto"/>
         <w:jc w:val="both"/>
       </w:pPr>
       <w:r>
@@ -9235,7 +9256,7 @@
     </w:p>
     <w:p>
       <w:pPr>
-        <w:spacing w:before="40" w:after="80" w:line="288" w:lineRule="auto"/>
+        <w:spacing w:before="40" w:after="130" w:line="348" w:lineRule="auto"/>
         <w:jc w:val="both"/>
       </w:pPr>
       <w:r>
@@ -9249,7 +9270,7 @@
     </w:p>
     <w:p>
       <w:pPr>
-        <w:spacing w:before="40" w:after="80" w:line="288" w:lineRule="auto"/>
+        <w:spacing w:before="40" w:after="130" w:line="348" w:lineRule="auto"/>
         <w:jc w:val="both"/>
       </w:pPr>
       <w:r>
@@ -9263,7 +9284,7 @@
     </w:p>
     <w:p>
       <w:pPr>
-        <w:spacing w:before="40" w:after="80" w:line="288" w:lineRule="auto"/>
+        <w:spacing w:before="40" w:after="130" w:line="348" w:lineRule="auto"/>
         <w:jc w:val="both"/>
       </w:pPr>
       <w:r>
@@ -9279,6 +9300,7 @@
       <w:pPr>
         <w:pStyle w:val="Heading1"/>
         <w:keepNext/>
+        <w:pageBreakBefore/>
         <w:spacing w:before="320" w:after="120"/>
       </w:pPr>
       <w:r>
@@ -9310,7 +9332,7 @@
     <w:p>
       <w:pPr>
         <w:pStyle w:val="ListBullet"/>
-        <w:spacing w:before="30" w:after="30" w:line="276" w:lineRule="auto"/>
+        <w:spacing w:before="30" w:after="130" w:line="348" w:lineRule="auto"/>
       </w:pPr>
       <w:r>
         <w:rPr>
@@ -9323,7 +9345,7 @@
     <w:p>
       <w:pPr>
         <w:pStyle w:val="ListBullet"/>
-        <w:spacing w:before="30" w:after="30" w:line="276" w:lineRule="auto"/>
+        <w:spacing w:before="30" w:after="130" w:line="348" w:lineRule="auto"/>
       </w:pPr>
       <w:r>
         <w:rPr>
@@ -9336,7 +9358,7 @@
     <w:p>
       <w:pPr>
         <w:pStyle w:val="ListBullet"/>
-        <w:spacing w:before="30" w:after="30" w:line="276" w:lineRule="auto"/>
+        <w:spacing w:before="30" w:after="130" w:line="348" w:lineRule="auto"/>
       </w:pPr>
       <w:r>
         <w:rPr>
@@ -9349,7 +9371,7 @@
     <w:p>
       <w:pPr>
         <w:pStyle w:val="ListBullet"/>
-        <w:spacing w:before="30" w:after="30" w:line="276" w:lineRule="auto"/>
+        <w:spacing w:before="30" w:after="130" w:line="348" w:lineRule="auto"/>
       </w:pPr>
       <w:r>
         <w:rPr>
@@ -9362,7 +9384,7 @@
     <w:p>
       <w:pPr>
         <w:pStyle w:val="ListBullet"/>
-        <w:spacing w:before="30" w:after="30" w:line="276" w:lineRule="auto"/>
+        <w:spacing w:before="30" w:after="130" w:line="348" w:lineRule="auto"/>
       </w:pPr>
       <w:r>
         <w:rPr>
@@ -9375,7 +9397,7 @@
     <w:p>
       <w:pPr>
         <w:pStyle w:val="ListBullet"/>
-        <w:spacing w:before="30" w:after="30" w:line="276" w:lineRule="auto"/>
+        <w:spacing w:before="30" w:after="130" w:line="348" w:lineRule="auto"/>
       </w:pPr>
       <w:r>
         <w:rPr>
@@ -9388,7 +9410,7 @@
     <w:p>
       <w:pPr>
         <w:pStyle w:val="ListBullet"/>
-        <w:spacing w:before="30" w:after="30" w:line="276" w:lineRule="auto"/>
+        <w:spacing w:before="30" w:after="130" w:line="348" w:lineRule="auto"/>
       </w:pPr>
       <w:r>
         <w:rPr>
@@ -9401,7 +9423,7 @@
     <w:p>
       <w:pPr>
         <w:pStyle w:val="ListBullet"/>
-        <w:spacing w:before="30" w:after="30" w:line="276" w:lineRule="auto"/>
+        <w:spacing w:before="30" w:after="130" w:line="348" w:lineRule="auto"/>
       </w:pPr>
       <w:r>
         <w:rPr>
@@ -9414,7 +9436,7 @@
     <w:p>
       <w:pPr>
         <w:pStyle w:val="ListBullet"/>
-        <w:spacing w:before="30" w:after="30" w:line="276" w:lineRule="auto"/>
+        <w:spacing w:before="30" w:after="130" w:line="348" w:lineRule="auto"/>
       </w:pPr>
       <w:r>
         <w:rPr>
@@ -9442,7 +9464,7 @@
     </w:p>
     <w:p>
       <w:pPr>
-        <w:spacing w:before="40" w:after="80" w:line="288" w:lineRule="auto"/>
+        <w:spacing w:before="40" w:after="130" w:line="348" w:lineRule="auto"/>
         <w:jc w:val="both"/>
       </w:pPr>
       <w:r>
@@ -9456,7 +9478,7 @@
     </w:p>
     <w:p>
       <w:pPr>
-        <w:spacing w:before="40" w:after="80" w:line="288" w:lineRule="auto"/>
+        <w:spacing w:before="40" w:after="130" w:line="348" w:lineRule="auto"/>
         <w:jc w:val="both"/>
       </w:pPr>
       <w:r>
@@ -9470,7 +9492,7 @@
     </w:p>
     <w:p>
       <w:pPr>
-        <w:spacing w:before="40" w:after="80" w:line="288" w:lineRule="auto"/>
+        <w:spacing w:before="40" w:after="130" w:line="348" w:lineRule="auto"/>
         <w:jc w:val="both"/>
       </w:pPr>
       <w:r>
@@ -9484,7 +9506,7 @@
     </w:p>
     <w:p>
       <w:pPr>
-        <w:spacing w:before="40" w:after="80" w:line="288" w:lineRule="auto"/>
+        <w:spacing w:before="40" w:after="130" w:line="348" w:lineRule="auto"/>
         <w:jc w:val="both"/>
       </w:pPr>
       <w:r>
@@ -9498,7 +9520,7 @@
     </w:p>
     <w:p>
       <w:pPr>
-        <w:spacing w:before="40" w:after="80" w:line="288" w:lineRule="auto"/>
+        <w:spacing w:before="40" w:after="130" w:line="348" w:lineRule="auto"/>
         <w:jc w:val="both"/>
       </w:pPr>
       <w:r>
@@ -9512,7 +9534,7 @@
     </w:p>
     <w:p>
       <w:pPr>
-        <w:spacing w:before="40" w:after="80" w:line="288" w:lineRule="auto"/>
+        <w:spacing w:before="40" w:after="130" w:line="348" w:lineRule="auto"/>
         <w:jc w:val="both"/>
       </w:pPr>
       <w:r>
@@ -9526,7 +9548,7 @@
     </w:p>
     <w:p>
       <w:pPr>
-        <w:spacing w:before="40" w:after="80" w:line="288" w:lineRule="auto"/>
+        <w:spacing w:before="40" w:after="130" w:line="348" w:lineRule="auto"/>
         <w:jc w:val="both"/>
       </w:pPr>
       <w:r>
@@ -9540,7 +9562,7 @@
     </w:p>
     <w:p>
       <w:pPr>
-        <w:spacing w:before="40" w:after="80" w:line="288" w:lineRule="auto"/>
+        <w:spacing w:before="40" w:after="130" w:line="348" w:lineRule="auto"/>
         <w:jc w:val="both"/>
       </w:pPr>
       <w:r>
@@ -9554,7 +9576,7 @@
     </w:p>
     <w:p>
       <w:pPr>
-        <w:spacing w:before="40" w:after="80" w:line="288" w:lineRule="auto"/>
+        <w:spacing w:before="40" w:after="130" w:line="348" w:lineRule="auto"/>
         <w:jc w:val="both"/>
       </w:pPr>
       <w:r>
@@ -9568,7 +9590,7 @@
     </w:p>
     <w:p>
       <w:pPr>
-        <w:spacing w:before="40" w:after="80" w:line="288" w:lineRule="auto"/>
+        <w:spacing w:before="40" w:after="130" w:line="348" w:lineRule="auto"/>
         <w:jc w:val="both"/>
       </w:pPr>
       <w:r>
@@ -9582,7 +9604,7 @@
     </w:p>
     <w:p>
       <w:pPr>
-        <w:spacing w:before="40" w:after="80" w:line="288" w:lineRule="auto"/>
+        <w:spacing w:before="40" w:after="130" w:line="348" w:lineRule="auto"/>
         <w:jc w:val="both"/>
       </w:pPr>
       <w:r>
@@ -9596,7 +9618,7 @@
     </w:p>
     <w:p>
       <w:pPr>
-        <w:spacing w:before="40" w:after="80" w:line="288" w:lineRule="auto"/>
+        <w:spacing w:before="40" w:after="130" w:line="348" w:lineRule="auto"/>
         <w:jc w:val="both"/>
       </w:pPr>
       <w:r>
@@ -9610,7 +9632,7 @@
     </w:p>
     <w:p>
       <w:pPr>
-        <w:spacing w:before="40" w:after="80" w:line="288" w:lineRule="auto"/>
+        <w:spacing w:before="40" w:after="130" w:line="348" w:lineRule="auto"/>
         <w:jc w:val="both"/>
       </w:pPr>
       <w:r>
@@ -9624,7 +9646,7 @@
     </w:p>
     <w:p>
       <w:pPr>
-        <w:spacing w:before="40" w:after="80" w:line="288" w:lineRule="auto"/>
+        <w:spacing w:before="40" w:after="130" w:line="348" w:lineRule="auto"/>
         <w:jc w:val="both"/>
       </w:pPr>
       <w:r>
@@ -9638,7 +9660,7 @@
     </w:p>
     <w:p>
       <w:pPr>
-        <w:spacing w:before="40" w:after="80" w:line="288" w:lineRule="auto"/>
+        <w:spacing w:before="40" w:after="130" w:line="348" w:lineRule="auto"/>
         <w:jc w:val="both"/>
       </w:pPr>
       <w:r>
@@ -9654,6 +9676,7 @@
       <w:pPr>
         <w:pStyle w:val="Heading1"/>
         <w:keepNext/>
+        <w:pageBreakBefore/>
         <w:spacing w:before="320" w:after="120"/>
       </w:pPr>
       <w:r>
@@ -9684,7 +9707,7 @@
     </w:p>
     <w:p>
       <w:pPr>
-        <w:spacing w:before="40" w:after="80" w:line="288" w:lineRule="auto"/>
+        <w:spacing w:before="40" w:after="130" w:line="348" w:lineRule="auto"/>
         <w:jc w:val="both"/>
       </w:pPr>
       <w:r>
@@ -9714,7 +9737,7 @@
     </w:p>
     <w:p>
       <w:pPr>
-        <w:spacing w:before="40" w:after="80" w:line="288" w:lineRule="auto"/>
+        <w:spacing w:before="40" w:after="130" w:line="348" w:lineRule="auto"/>
         <w:jc w:val="both"/>
       </w:pPr>
       <w:r>
@@ -9729,7 +9752,7 @@
     <w:p>
       <w:pPr>
         <w:pStyle w:val="ListBullet"/>
-        <w:spacing w:before="30" w:after="30" w:line="276" w:lineRule="auto"/>
+        <w:spacing w:before="30" w:after="130" w:line="348" w:lineRule="auto"/>
       </w:pPr>
       <w:r>
         <w:rPr>
@@ -9742,7 +9765,7 @@
     <w:p>
       <w:pPr>
         <w:pStyle w:val="ListBullet"/>
-        <w:spacing w:before="30" w:after="30" w:line="276" w:lineRule="auto"/>
+        <w:spacing w:before="30" w:after="130" w:line="348" w:lineRule="auto"/>
       </w:pPr>
       <w:r>
         <w:rPr>
@@ -9755,7 +9778,7 @@
     <w:p>
       <w:pPr>
         <w:pStyle w:val="ListBullet"/>
-        <w:spacing w:before="30" w:after="30" w:line="276" w:lineRule="auto"/>
+        <w:spacing w:before="30" w:after="130" w:line="348" w:lineRule="auto"/>
       </w:pPr>
       <w:r>
         <w:rPr>
@@ -9783,7 +9806,7 @@
     </w:p>
     <w:p>
       <w:pPr>
-        <w:spacing w:before="40" w:after="80" w:line="288" w:lineRule="auto"/>
+        <w:spacing w:before="40" w:after="130" w:line="348" w:lineRule="auto"/>
         <w:jc w:val="both"/>
       </w:pPr>
       <w:r>
@@ -9798,7 +9821,7 @@
     <w:p>
       <w:pPr>
         <w:pStyle w:val="ListBullet"/>
-        <w:spacing w:before="30" w:after="30" w:line="276" w:lineRule="auto"/>
+        <w:spacing w:before="30" w:after="130" w:line="348" w:lineRule="auto"/>
       </w:pPr>
       <w:r>
         <w:rPr>
@@ -9826,7 +9849,7 @@
     </w:p>
     <w:p>
       <w:pPr>
-        <w:spacing w:before="40" w:after="80" w:line="288" w:lineRule="auto"/>
+        <w:spacing w:before="40" w:after="130" w:line="348" w:lineRule="auto"/>
         <w:jc w:val="both"/>
       </w:pPr>
       <w:r>
@@ -9841,7 +9864,7 @@
     <w:p>
       <w:pPr>
         <w:pStyle w:val="ListBullet"/>
-        <w:spacing w:before="30" w:after="30" w:line="276" w:lineRule="auto"/>
+        <w:spacing w:before="30" w:after="130" w:line="348" w:lineRule="auto"/>
       </w:pPr>
       <w:r>
         <w:rPr>
@@ -9869,7 +9892,7 @@
     </w:p>
     <w:p>
       <w:pPr>
-        <w:spacing w:before="40" w:after="80" w:line="288" w:lineRule="auto"/>
+        <w:spacing w:before="40" w:after="130" w:line="348" w:lineRule="auto"/>
         <w:jc w:val="both"/>
       </w:pPr>
       <w:r>
@@ -9884,7 +9907,7 @@
     <w:p>
       <w:pPr>
         <w:pStyle w:val="ListBullet"/>
-        <w:spacing w:before="30" w:after="30" w:line="276" w:lineRule="auto"/>
+        <w:spacing w:before="30" w:after="130" w:line="348" w:lineRule="auto"/>
       </w:pPr>
       <w:r>
         <w:rPr>
@@ -9897,7 +9920,7 @@
     <w:p>
       <w:pPr>
         <w:pStyle w:val="ListBullet"/>
-        <w:spacing w:before="30" w:after="30" w:line="276" w:lineRule="auto"/>
+        <w:spacing w:before="30" w:after="130" w:line="348" w:lineRule="auto"/>
       </w:pPr>
       <w:r>
         <w:rPr>
@@ -9910,7 +9933,7 @@
     <w:p>
       <w:pPr>
         <w:pStyle w:val="ListBullet"/>
-        <w:spacing w:before="30" w:after="30" w:line="276" w:lineRule="auto"/>
+        <w:spacing w:before="30" w:after="130" w:line="348" w:lineRule="auto"/>
       </w:pPr>
       <w:r>
         <w:rPr>
@@ -9938,7 +9961,7 @@
     </w:p>
     <w:p>
       <w:pPr>
-        <w:spacing w:before="40" w:after="80" w:line="288" w:lineRule="auto"/>
+        <w:spacing w:before="40" w:after="130" w:line="348" w:lineRule="auto"/>
         <w:jc w:val="both"/>
       </w:pPr>
       <w:r>
@@ -9953,7 +9976,7 @@
     <w:p>
       <w:pPr>
         <w:pStyle w:val="ListBullet"/>
-        <w:spacing w:before="30" w:after="30" w:line="276" w:lineRule="auto"/>
+        <w:spacing w:before="30" w:after="130" w:line="348" w:lineRule="auto"/>
       </w:pPr>
       <w:r>
         <w:rPr>
@@ -9966,7 +9989,7 @@
     <w:p>
       <w:pPr>
         <w:pStyle w:val="ListBullet"/>
-        <w:spacing w:before="30" w:after="30" w:line="276" w:lineRule="auto"/>
+        <w:spacing w:before="30" w:after="130" w:line="348" w:lineRule="auto"/>
       </w:pPr>
       <w:r>
         <w:rPr>
@@ -9978,7 +10001,7 @@
     </w:p>
     <w:p>
       <w:pPr>
-        <w:spacing w:before="40" w:after="80" w:line="288" w:lineRule="auto"/>
+        <w:spacing w:before="40" w:after="130" w:line="348" w:lineRule="auto"/>
         <w:jc w:val="both"/>
       </w:pPr>
       <w:r>
@@ -10024,7 +10047,7 @@
     </w:p>
     <w:p>
       <w:pPr>
-        <w:spacing w:before="40" w:after="80" w:line="288" w:lineRule="auto"/>
+        <w:spacing w:before="40" w:after="130" w:line="348" w:lineRule="auto"/>
         <w:jc w:val="both"/>
       </w:pPr>
       <w:r>
@@ -10055,7 +10078,7 @@
     <w:p>
       <w:pPr>
         <w:pStyle w:val="ListBullet"/>
-        <w:spacing w:before="30" w:after="30" w:line="276" w:lineRule="auto"/>
+        <w:spacing w:before="30" w:after="130" w:line="348" w:lineRule="auto"/>
       </w:pPr>
       <w:r>
         <w:rPr>
@@ -10068,7 +10091,7 @@
     <w:p>
       <w:pPr>
         <w:pStyle w:val="ListBullet"/>
-        <w:spacing w:before="30" w:after="30" w:line="276" w:lineRule="auto"/>
+        <w:spacing w:before="30" w:after="130" w:line="348" w:lineRule="auto"/>
       </w:pPr>
       <w:r>
         <w:rPr>
@@ -10097,7 +10120,7 @@
     <w:p>
       <w:pPr>
         <w:pStyle w:val="ListBullet"/>
-        <w:spacing w:before="30" w:after="30" w:line="276" w:lineRule="auto"/>
+        <w:spacing w:before="30" w:after="130" w:line="348" w:lineRule="auto"/>
       </w:pPr>
       <w:r>
         <w:rPr>
@@ -10126,7 +10149,7 @@
     <w:p>
       <w:pPr>
         <w:pStyle w:val="ListBullet"/>
-        <w:spacing w:before="30" w:after="30" w:line="276" w:lineRule="auto"/>
+        <w:spacing w:before="30" w:after="130" w:line="348" w:lineRule="auto"/>
       </w:pPr>
       <w:r>
         <w:rPr>
@@ -10139,7 +10162,7 @@
     <w:p>
       <w:pPr>
         <w:pStyle w:val="ListBullet"/>
-        <w:spacing w:before="30" w:after="30" w:line="276" w:lineRule="auto"/>
+        <w:spacing w:before="30" w:after="130" w:line="348" w:lineRule="auto"/>
       </w:pPr>
       <w:r>
         <w:rPr>
@@ -10168,7 +10191,7 @@
     <w:p>
       <w:pPr>
         <w:pStyle w:val="ListBullet"/>
-        <w:spacing w:before="30" w:after="30" w:line="276" w:lineRule="auto"/>
+        <w:spacing w:before="30" w:after="130" w:line="348" w:lineRule="auto"/>
       </w:pPr>
       <w:r>
         <w:rPr>
@@ -10213,7 +10236,6 @@
               <w:br/>
               <w:t xml:space="preserve">  eventPublisher.publishEvent(new TaskAssignedEvent(taskId, assigneeId));</w:t>
               <w:br/>
-              <w:t xml:space="preserve">  </w:t>
               <w:br/>
               <w:t xml:space="preserve">  // Người quan sát (Observer / Subscriber):</w:t>
               <w:br/>
@@ -10231,12 +10253,12 @@
     </w:tbl>
     <w:p>
       <w:pPr>
-        <w:spacing w:before="40" w:after="80"/>
-      </w:pPr>
-    </w:p>
-    <w:p>
-      <w:pPr>
-        <w:spacing w:before="40" w:after="80" w:line="288" w:lineRule="auto"/>
+        <w:spacing w:before="40" w:after="130" w:line="348" w:lineRule="auto"/>
+      </w:pPr>
+    </w:p>
+    <w:p>
+      <w:pPr>
+        <w:spacing w:before="40" w:after="130" w:line="348" w:lineRule="auto"/>
         <w:jc w:val="both"/>
       </w:pPr>
       <w:r>
@@ -10282,7 +10304,7 @@
     </w:p>
     <w:p>
       <w:pPr>
-        <w:spacing w:before="40" w:after="80" w:line="288" w:lineRule="auto"/>
+        <w:spacing w:before="40" w:after="130" w:line="348" w:lineRule="auto"/>
         <w:jc w:val="both"/>
       </w:pPr>
       <w:r>
@@ -10297,7 +10319,7 @@
     <w:p>
       <w:pPr>
         <w:pStyle w:val="ListBullet"/>
-        <w:spacing w:before="30" w:after="30" w:line="276" w:lineRule="auto"/>
+        <w:spacing w:before="30" w:after="130" w:line="348" w:lineRule="auto"/>
       </w:pPr>
       <w:r>
         <w:rPr>
@@ -10310,7 +10332,7 @@
     <w:p>
       <w:pPr>
         <w:pStyle w:val="ListBullet"/>
-        <w:spacing w:before="30" w:after="30" w:line="276" w:lineRule="auto"/>
+        <w:spacing w:before="30" w:after="130" w:line="348" w:lineRule="auto"/>
       </w:pPr>
       <w:r>
         <w:rPr>
@@ -10323,7 +10345,7 @@
     <w:p>
       <w:pPr>
         <w:pStyle w:val="ListBullet"/>
-        <w:spacing w:before="30" w:after="30" w:line="276" w:lineRule="auto"/>
+        <w:spacing w:before="30" w:after="130" w:line="348" w:lineRule="auto"/>
       </w:pPr>
       <w:r>
         <w:rPr>
@@ -10336,7 +10358,7 @@
     <w:p>
       <w:pPr>
         <w:pStyle w:val="ListBullet"/>
-        <w:spacing w:before="30" w:after="30" w:line="276" w:lineRule="auto"/>
+        <w:spacing w:before="30" w:after="130" w:line="348" w:lineRule="auto"/>
       </w:pPr>
       <w:r>
         <w:rPr>
@@ -10364,7 +10386,7 @@
     </w:p>
     <w:p>
       <w:pPr>
-        <w:spacing w:before="40" w:after="80" w:line="288" w:lineRule="auto"/>
+        <w:spacing w:before="40" w:after="130" w:line="348" w:lineRule="auto"/>
         <w:jc w:val="both"/>
       </w:pPr>
       <w:r>
@@ -10415,13 +10437,13 @@
     </w:tbl>
     <w:p>
       <w:pPr>
-        <w:spacing w:before="40" w:after="80"/>
+        <w:spacing w:before="40" w:after="130" w:line="348" w:lineRule="auto"/>
       </w:pPr>
     </w:p>
     <w:p>
       <w:pPr>
         <w:pStyle w:val="ListBullet"/>
-        <w:spacing w:before="30" w:after="30" w:line="276" w:lineRule="auto"/>
+        <w:spacing w:before="30" w:after="130" w:line="348" w:lineRule="auto"/>
       </w:pPr>
       <w:r>
         <w:rPr>
@@ -10433,7 +10455,7 @@
     </w:p>
     <w:p>
       <w:pPr>
-        <w:spacing w:before="40" w:after="80" w:line="288" w:lineRule="auto"/>
+        <w:spacing w:before="40" w:after="130" w:line="348" w:lineRule="auto"/>
         <w:jc w:val="both"/>
       </w:pPr>
       <w:r>
@@ -10447,7 +10469,7 @@
     </w:p>
     <w:p>
       <w:pPr>
-        <w:spacing w:before="40" w:after="80" w:line="288" w:lineRule="auto"/>
+        <w:spacing w:before="40" w:after="130" w:line="348" w:lineRule="auto"/>
         <w:jc w:val="both"/>
       </w:pPr>
       <w:r>
@@ -10477,7 +10499,7 @@
     </w:p>
     <w:p>
       <w:pPr>
-        <w:spacing w:before="40" w:after="80" w:line="288" w:lineRule="auto"/>
+        <w:spacing w:before="40" w:after="130" w:line="348" w:lineRule="auto"/>
         <w:jc w:val="both"/>
       </w:pPr>
       <w:r>
@@ -10492,7 +10514,7 @@
     <w:p>
       <w:pPr>
         <w:pStyle w:val="ListBullet"/>
-        <w:spacing w:before="30" w:after="30" w:line="276" w:lineRule="auto"/>
+        <w:spacing w:before="30" w:after="130" w:line="348" w:lineRule="auto"/>
       </w:pPr>
       <w:r>
         <w:rPr>
@@ -10505,7 +10527,7 @@
     <w:p>
       <w:pPr>
         <w:pStyle w:val="ListBullet"/>
-        <w:spacing w:before="30" w:after="30" w:line="276" w:lineRule="auto"/>
+        <w:spacing w:before="30" w:after="130" w:line="348" w:lineRule="auto"/>
       </w:pPr>
       <w:r>
         <w:rPr>
@@ -10517,7 +10539,7 @@
     </w:p>
     <w:p>
       <w:pPr>
-        <w:spacing w:before="40" w:after="80" w:line="288" w:lineRule="auto"/>
+        <w:spacing w:before="40" w:after="130" w:line="348" w:lineRule="auto"/>
         <w:jc w:val="both"/>
       </w:pPr>
       <w:r>
@@ -10563,7 +10585,7 @@
     </w:p>
     <w:p>
       <w:pPr>
-        <w:spacing w:before="40" w:after="80" w:line="288" w:lineRule="auto"/>
+        <w:spacing w:before="40" w:after="130" w:line="348" w:lineRule="auto"/>
         <w:jc w:val="both"/>
       </w:pPr>
       <w:r>
@@ -10650,7 +10672,7 @@
               <w:t xml:space="preserve">    private final RequestCorrelationFilter requestCorrelationFilter;</w:t>
               <w:br/>
               <w:br/>
-              <w:t xml:space="preserve">    public SecurityConfig(JwtAuthenticationFilter jwtAuthFilter, </w:t>
+              <w:t xml:space="preserve">    public SecurityConfig(JwtAuthenticationFilter jwtAuthFilter,</w:t>
               <w:br/>
               <w:t xml:space="preserve">                          RequestCorrelationFilter requestCorrelationFilter) {</w:t>
               <w:br/>
@@ -10711,12 +10733,12 @@
     </w:tbl>
     <w:p>
       <w:pPr>
-        <w:spacing w:before="40" w:after="80"/>
-      </w:pPr>
-    </w:p>
-    <w:p>
-      <w:pPr>
-        <w:spacing w:before="40" w:after="80" w:line="288" w:lineRule="auto"/>
+        <w:spacing w:before="40" w:after="130" w:line="348" w:lineRule="auto"/>
+      </w:pPr>
+    </w:p>
+    <w:p>
+      <w:pPr>
+        <w:spacing w:before="40" w:after="130" w:line="348" w:lineRule="auto"/>
         <w:jc w:val="both"/>
       </w:pPr>
       <w:r>
@@ -10731,7 +10753,7 @@
     <w:p>
       <w:pPr>
         <w:pStyle w:val="ListBullet"/>
-        <w:spacing w:before="30" w:after="30" w:line="276" w:lineRule="auto"/>
+        <w:spacing w:before="30" w:after="130" w:line="348" w:lineRule="auto"/>
       </w:pPr>
       <w:r>
         <w:rPr>
@@ -10744,7 +10766,7 @@
     <w:p>
       <w:pPr>
         <w:pStyle w:val="ListBullet"/>
-        <w:spacing w:before="30" w:after="30" w:line="276" w:lineRule="auto"/>
+        <w:spacing w:before="30" w:after="130" w:line="348" w:lineRule="auto"/>
       </w:pPr>
       <w:r>
         <w:rPr>
@@ -10757,7 +10779,7 @@
     <w:p>
       <w:pPr>
         <w:pStyle w:val="ListBullet"/>
-        <w:spacing w:before="30" w:after="30" w:line="276" w:lineRule="auto"/>
+        <w:spacing w:before="30" w:after="130" w:line="348" w:lineRule="auto"/>
       </w:pPr>
       <w:r>
         <w:rPr>
@@ -10785,7 +10807,7 @@
     </w:p>
     <w:p>
       <w:pPr>
-        <w:spacing w:before="40" w:after="80" w:line="288" w:lineRule="auto"/>
+        <w:spacing w:before="40" w:after="130" w:line="348" w:lineRule="auto"/>
         <w:jc w:val="both"/>
       </w:pPr>
       <w:r>
@@ -10881,7 +10903,7 @@
               <w:br/>
               <w:t xml:space="preserve">    @Override</w:t>
               <w:br/>
-              <w:t xml:space="preserve">    protected void doFilterInternal(HttpServletRequest request, HttpServletResponse response, </w:t>
+              <w:t xml:space="preserve">    protected void doFilterInternal(HttpServletRequest request, HttpServletResponse response,</w:t>
               <w:br/>
               <w:t xml:space="preserve">                                    FilterChain filterChain) throws ServletException, IOException {</w:t>
               <w:br/>
@@ -10927,7 +10949,7 @@
               <w:br/>
               <w:t xml:space="preserve">    private void logCompletion(HttpServletRequest req, HttpServletResponse res, long durationMs) {</w:t>
               <w:br/>
-              <w:t xml:space="preserve">        log.info("Request completed: method={} path={} status={} durationMs={}", </w:t>
+              <w:t xml:space="preserve">        log.info("Request completed: method={} path={} status={} durationMs={}",</w:t>
               <w:br/>
               <w:t xml:space="preserve">                 req.getMethod(), req.getRequestURI(), res.getStatus(), durationMs);</w:t>
               <w:br/>
@@ -10941,12 +10963,12 @@
     </w:tbl>
     <w:p>
       <w:pPr>
-        <w:spacing w:before="40" w:after="80"/>
-      </w:pPr>
-    </w:p>
-    <w:p>
-      <w:pPr>
-        <w:spacing w:before="40" w:after="80" w:line="288" w:lineRule="auto"/>
+        <w:spacing w:before="40" w:after="130" w:line="348" w:lineRule="auto"/>
+      </w:pPr>
+    </w:p>
+    <w:p>
+      <w:pPr>
+        <w:spacing w:before="40" w:after="130" w:line="348" w:lineRule="auto"/>
         <w:jc w:val="both"/>
       </w:pPr>
       <w:r>
@@ -10961,7 +10983,7 @@
     <w:p>
       <w:pPr>
         <w:pStyle w:val="ListBullet"/>
-        <w:spacing w:before="30" w:after="30" w:line="276" w:lineRule="auto"/>
+        <w:spacing w:before="30" w:after="130" w:line="348" w:lineRule="auto"/>
       </w:pPr>
       <w:r>
         <w:rPr>
@@ -10973,7 +10995,7 @@
     </w:p>
     <w:p>
       <w:pPr>
-        <w:spacing w:before="40" w:after="80" w:line="288" w:lineRule="auto"/>
+        <w:spacing w:before="40" w:after="130" w:line="348" w:lineRule="auto"/>
         <w:jc w:val="both"/>
       </w:pPr>
       <w:r>
@@ -10988,7 +11010,7 @@
     <w:p>
       <w:pPr>
         <w:pStyle w:val="ListBullet"/>
-        <w:spacing w:before="30" w:after="30" w:line="276" w:lineRule="auto"/>
+        <w:spacing w:before="30" w:after="130" w:line="348" w:lineRule="auto"/>
       </w:pPr>
       <w:r>
         <w:rPr>
@@ -11016,7 +11038,7 @@
     </w:p>
     <w:p>
       <w:pPr>
-        <w:spacing w:before="40" w:after="80" w:line="288" w:lineRule="auto"/>
+        <w:spacing w:before="40" w:after="130" w:line="348" w:lineRule="auto"/>
         <w:jc w:val="both"/>
       </w:pPr>
       <w:r>
@@ -11121,12 +11143,12 @@
     </w:tbl>
     <w:p>
       <w:pPr>
-        <w:spacing w:before="40" w:after="80"/>
-      </w:pPr>
-    </w:p>
-    <w:p>
-      <w:pPr>
-        <w:spacing w:before="40" w:after="80" w:line="288" w:lineRule="auto"/>
+        <w:spacing w:before="40" w:after="130" w:line="348" w:lineRule="auto"/>
+      </w:pPr>
+    </w:p>
+    <w:p>
+      <w:pPr>
+        <w:spacing w:before="40" w:after="130" w:line="348" w:lineRule="auto"/>
         <w:jc w:val="both"/>
       </w:pPr>
       <w:r>
@@ -11141,7 +11163,7 @@
     <w:p>
       <w:pPr>
         <w:pStyle w:val="ListBullet"/>
-        <w:spacing w:before="30" w:after="30" w:line="276" w:lineRule="auto"/>
+        <w:spacing w:before="30" w:after="130" w:line="348" w:lineRule="auto"/>
       </w:pPr>
       <w:r>
         <w:rPr>
@@ -11154,7 +11176,7 @@
     <w:p>
       <w:pPr>
         <w:pStyle w:val="ListBullet"/>
-        <w:spacing w:before="30" w:after="30" w:line="276" w:lineRule="auto"/>
+        <w:spacing w:before="30" w:after="130" w:line="348" w:lineRule="auto"/>
       </w:pPr>
       <w:r>
         <w:rPr>
@@ -11166,7 +11188,7 @@
     </w:p>
     <w:p>
       <w:pPr>
-        <w:spacing w:before="40" w:after="80" w:line="288" w:lineRule="auto"/>
+        <w:spacing w:before="40" w:after="130" w:line="348" w:lineRule="auto"/>
         <w:jc w:val="both"/>
       </w:pPr>
       <w:r>
@@ -11196,7 +11218,7 @@
     </w:p>
     <w:p>
       <w:pPr>
-        <w:spacing w:before="40" w:after="80" w:line="288" w:lineRule="auto"/>
+        <w:spacing w:before="40" w:after="130" w:line="348" w:lineRule="auto"/>
         <w:jc w:val="both"/>
       </w:pPr>
       <w:r>
@@ -12003,12 +12025,12 @@
     </w:tbl>
     <w:p>
       <w:pPr>
-        <w:spacing w:before="40" w:after="80"/>
-      </w:pPr>
-    </w:p>
-    <w:p>
-      <w:pPr>
-        <w:spacing w:before="40" w:after="80" w:line="288" w:lineRule="auto"/>
+        <w:spacing w:before="40" w:after="130" w:line="348" w:lineRule="auto"/>
+      </w:pPr>
+    </w:p>
+    <w:p>
+      <w:pPr>
+        <w:spacing w:before="40" w:after="130" w:line="348" w:lineRule="auto"/>
         <w:jc w:val="both"/>
       </w:pPr>
       <w:r>
@@ -12024,6 +12046,7 @@
       <w:pPr>
         <w:pStyle w:val="Heading1"/>
         <w:keepNext/>
+        <w:pageBreakBefore/>
         <w:spacing w:before="320" w:after="120"/>
       </w:pPr>
       <w:r>
@@ -12070,7 +12093,7 @@
     </w:p>
     <w:p>
       <w:pPr>
-        <w:spacing w:before="40" w:after="80" w:line="288" w:lineRule="auto"/>
+        <w:spacing w:before="40" w:after="130" w:line="348" w:lineRule="auto"/>
         <w:jc w:val="both"/>
       </w:pPr>
       <w:r>
@@ -12204,7 +12227,7 @@
     </w:tbl>
     <w:p>
       <w:pPr>
-        <w:spacing w:before="40" w:after="80"/>
+        <w:spacing w:before="40" w:after="130" w:line="348" w:lineRule="auto"/>
       </w:pPr>
     </w:p>
     <w:p>
@@ -12225,7 +12248,7 @@
     </w:p>
     <w:p>
       <w:pPr>
-        <w:spacing w:before="40" w:after="80" w:line="288" w:lineRule="auto"/>
+        <w:spacing w:before="40" w:after="130" w:line="348" w:lineRule="auto"/>
         <w:jc w:val="both"/>
       </w:pPr>
       <w:r>
@@ -12240,7 +12263,7 @@
     <w:p>
       <w:pPr>
         <w:pStyle w:val="ListBullet"/>
-        <w:spacing w:before="30" w:after="30" w:line="276" w:lineRule="auto"/>
+        <w:spacing w:before="30" w:after="130" w:line="348" w:lineRule="auto"/>
       </w:pPr>
       <w:r>
         <w:rPr>
@@ -12253,7 +12276,7 @@
     <w:p>
       <w:pPr>
         <w:pStyle w:val="ListBullet"/>
-        <w:spacing w:before="30" w:after="30" w:line="276" w:lineRule="auto"/>
+        <w:spacing w:before="30" w:after="130" w:line="348" w:lineRule="auto"/>
       </w:pPr>
       <w:r>
         <w:rPr>
@@ -12266,7 +12289,7 @@
     <w:p>
       <w:pPr>
         <w:pStyle w:val="ListBullet"/>
-        <w:spacing w:before="30" w:after="30" w:line="276" w:lineRule="auto"/>
+        <w:spacing w:before="30" w:after="130" w:line="348" w:lineRule="auto"/>
       </w:pPr>
       <w:r>
         <w:rPr>
@@ -12279,7 +12302,7 @@
     <w:p>
       <w:pPr>
         <w:pStyle w:val="ListBullet"/>
-        <w:spacing w:before="30" w:after="30" w:line="276" w:lineRule="auto"/>
+        <w:spacing w:before="30" w:after="130" w:line="348" w:lineRule="auto"/>
       </w:pPr>
       <w:r>
         <w:rPr>
@@ -12292,7 +12315,7 @@
     <w:p>
       <w:pPr>
         <w:pStyle w:val="ListBullet"/>
-        <w:spacing w:before="30" w:after="30" w:line="276" w:lineRule="auto"/>
+        <w:spacing w:before="30" w:after="130" w:line="348" w:lineRule="auto"/>
       </w:pPr>
       <w:r>
         <w:rPr>
@@ -12304,7 +12327,7 @@
     </w:p>
     <w:p>
       <w:pPr>
-        <w:spacing w:before="40" w:after="80" w:line="288" w:lineRule="auto"/>
+        <w:spacing w:before="40" w:after="130" w:line="348" w:lineRule="auto"/>
         <w:jc w:val="both"/>
       </w:pPr>
       <w:r>
@@ -12350,7 +12373,7 @@
     </w:p>
     <w:p>
       <w:pPr>
-        <w:spacing w:before="40" w:after="80" w:line="288" w:lineRule="auto"/>
+        <w:spacing w:before="40" w:after="130" w:line="348" w:lineRule="auto"/>
         <w:jc w:val="both"/>
       </w:pPr>
       <w:r>
@@ -12484,7 +12507,7 @@
     </w:tbl>
     <w:p>
       <w:pPr>
-        <w:spacing w:before="40" w:after="80"/>
+        <w:spacing w:before="40" w:after="130" w:line="348" w:lineRule="auto"/>
       </w:pPr>
     </w:p>
     <w:p>
@@ -12505,7 +12528,7 @@
     </w:p>
     <w:p>
       <w:pPr>
-        <w:spacing w:before="40" w:after="80" w:line="288" w:lineRule="auto"/>
+        <w:spacing w:before="40" w:after="130" w:line="348" w:lineRule="auto"/>
         <w:jc w:val="both"/>
       </w:pPr>
       <w:r>
@@ -12519,7 +12542,7 @@
     </w:p>
     <w:p>
       <w:pPr>
-        <w:spacing w:before="40" w:after="80" w:line="288" w:lineRule="auto"/>
+        <w:spacing w:before="40" w:after="130" w:line="348" w:lineRule="auto"/>
         <w:jc w:val="both"/>
       </w:pPr>
       <w:r>
@@ -12533,7 +12556,7 @@
     </w:p>
     <w:p>
       <w:pPr>
-        <w:spacing w:before="40" w:after="80" w:line="288" w:lineRule="auto"/>
+        <w:spacing w:before="40" w:after="130" w:line="348" w:lineRule="auto"/>
         <w:jc w:val="both"/>
       </w:pPr>
       <w:r>
@@ -12547,7 +12570,7 @@
     </w:p>
     <w:p>
       <w:pPr>
-        <w:spacing w:before="40" w:after="80" w:line="288" w:lineRule="auto"/>
+        <w:spacing w:before="40" w:after="130" w:line="348" w:lineRule="auto"/>
         <w:jc w:val="both"/>
       </w:pPr>
       <w:r>
@@ -12561,7 +12584,7 @@
     </w:p>
     <w:p>
       <w:pPr>
-        <w:spacing w:before="40" w:after="80" w:line="288" w:lineRule="auto"/>
+        <w:spacing w:before="40" w:after="130" w:line="348" w:lineRule="auto"/>
         <w:jc w:val="both"/>
       </w:pPr>
       <w:r>
@@ -12575,7 +12598,7 @@
     </w:p>
     <w:p>
       <w:pPr>
-        <w:spacing w:before="40" w:after="80" w:line="288" w:lineRule="auto"/>
+        <w:spacing w:before="40" w:after="130" w:line="348" w:lineRule="auto"/>
         <w:jc w:val="both"/>
       </w:pPr>
       <w:r>
@@ -12589,7 +12612,7 @@
     </w:p>
     <w:p>
       <w:pPr>
-        <w:spacing w:before="40" w:after="80" w:line="288" w:lineRule="auto"/>
+        <w:spacing w:before="40" w:after="130" w:line="348" w:lineRule="auto"/>
         <w:jc w:val="both"/>
       </w:pPr>
       <w:r>
@@ -12635,7 +12658,7 @@
     </w:p>
     <w:p>
       <w:pPr>
-        <w:spacing w:before="40" w:after="80" w:line="288" w:lineRule="auto"/>
+        <w:spacing w:before="40" w:after="130" w:line="348" w:lineRule="auto"/>
         <w:jc w:val="both"/>
       </w:pPr>
       <w:r>
@@ -12776,7 +12799,7 @@
     </w:tbl>
     <w:p>
       <w:pPr>
-        <w:spacing w:before="40" w:after="80"/>
+        <w:spacing w:before="40" w:after="130" w:line="348" w:lineRule="auto"/>
       </w:pPr>
     </w:p>
     <w:p>
@@ -12798,7 +12821,7 @@
     <w:p>
       <w:pPr>
         <w:pStyle w:val="ListBullet"/>
-        <w:spacing w:before="30" w:after="30" w:line="276" w:lineRule="auto"/>
+        <w:spacing w:before="30" w:after="130" w:line="348" w:lineRule="auto"/>
       </w:pPr>
       <w:r>
         <w:rPr>
@@ -12811,7 +12834,7 @@
     <w:p>
       <w:pPr>
         <w:pStyle w:val="ListBullet"/>
-        <w:spacing w:before="30" w:after="30" w:line="276" w:lineRule="auto"/>
+        <w:spacing w:before="30" w:after="130" w:line="348" w:lineRule="auto"/>
       </w:pPr>
       <w:r>
         <w:rPr>
@@ -12824,7 +12847,7 @@
     <w:p>
       <w:pPr>
         <w:pStyle w:val="ListBullet"/>
-        <w:spacing w:before="30" w:after="30" w:line="276" w:lineRule="auto"/>
+        <w:spacing w:before="30" w:after="130" w:line="348" w:lineRule="auto"/>
       </w:pPr>
       <w:r>
         <w:rPr>
@@ -12837,7 +12860,7 @@
     <w:p>
       <w:pPr>
         <w:pStyle w:val="ListBullet"/>
-        <w:spacing w:before="30" w:after="30" w:line="276" w:lineRule="auto"/>
+        <w:spacing w:before="30" w:after="130" w:line="348" w:lineRule="auto"/>
       </w:pPr>
       <w:r>
         <w:rPr>
@@ -12849,7 +12872,7 @@
     </w:p>
     <w:p>
       <w:pPr>
-        <w:spacing w:before="40" w:after="80" w:line="288" w:lineRule="auto"/>
+        <w:spacing w:before="40" w:after="130" w:line="348" w:lineRule="auto"/>
         <w:jc w:val="both"/>
       </w:pPr>
       <w:r>
@@ -12996,7 +13019,7 @@
     </w:tbl>
     <w:p>
       <w:pPr>
-        <w:spacing w:before="40" w:after="80"/>
+        <w:spacing w:before="40" w:after="130" w:line="348" w:lineRule="auto"/>
       </w:pPr>
     </w:p>
     <w:p>
@@ -13017,7 +13040,7 @@
     </w:p>
     <w:p>
       <w:pPr>
-        <w:spacing w:before="40" w:after="80" w:line="288" w:lineRule="auto"/>
+        <w:spacing w:before="40" w:after="130" w:line="348" w:lineRule="auto"/>
         <w:jc w:val="both"/>
       </w:pPr>
       <w:r>
@@ -13032,7 +13055,7 @@
     <w:p>
       <w:pPr>
         <w:pStyle w:val="ListBullet"/>
-        <w:spacing w:before="30" w:after="30" w:line="276" w:lineRule="auto"/>
+        <w:spacing w:before="30" w:after="130" w:line="348" w:lineRule="auto"/>
       </w:pPr>
       <w:r>
         <w:rPr>
@@ -13044,7 +13067,2947 @@
     </w:p>
     <w:p>
       <w:pPr>
-        <w:spacing w:before="40" w:after="80" w:line="288" w:lineRule="auto"/>
+        <w:spacing w:before="40" w:after="130" w:line="348" w:lineRule="auto"/>
+        <w:jc w:val="both"/>
+      </w:pPr>
+      <w:r>
+        <w:rPr>
+          <w:rFonts w:ascii="Arial" w:hAnsi="Arial"/>
+          <w:color w:val="212121"/>
+          <w:sz w:val="21"/>
+        </w:rPr>
+        <w:t>---</w:t>
+      </w:r>
+    </w:p>
+    <w:p>
+      <w:pPr>
+        <w:pStyle w:val="Heading1"/>
+        <w:keepNext/>
+        <w:pageBreakBefore/>
+        <w:spacing w:before="320" w:after="120"/>
+      </w:pPr>
+      <w:r>
+        <w:rPr>
+          <w:rFonts w:ascii="Arial" w:hAnsi="Arial"/>
+          <w:b/>
+          <w:color w:val="0D47A1"/>
+          <w:sz w:val="32"/>
+        </w:rPr>
+        <w:t>PHẦN MỞ RỘNG CHUYÊN SÂU 3: PHÂN TÍCH CHUYÊN BIỆT 10 MODULE BACKEND &amp; ĐẶC TẢ API</w:t>
+      </w:r>
+    </w:p>
+    <w:p>
+      <w:pPr>
+        <w:pStyle w:val="Heading2"/>
+        <w:keepNext/>
+        <w:spacing w:before="240" w:after="80"/>
+      </w:pPr>
+      <w:r>
+        <w:rPr>
+          <w:rFonts w:ascii="Arial" w:hAnsi="Arial"/>
+          <w:b/>
+          <w:color w:val="1E88E5"/>
+          <w:sz w:val="26"/>
+        </w:rPr>
+        <w:t>1. Module Định Danh &amp; Xác Thực (identity)</w:t>
+      </w:r>
+    </w:p>
+    <w:p>
+      <w:pPr>
+        <w:pStyle w:val="ListBullet"/>
+        <w:spacing w:before="30" w:after="130" w:line="348" w:lineRule="auto"/>
+      </w:pPr>
+      <w:r>
+        <w:rPr>
+          <w:rFonts w:ascii="Arial" w:hAnsi="Arial"/>
+          <w:sz w:val="21"/>
+        </w:rPr>
+        <w:t>**Vị trí gói**: `com.worksphere.identity`</w:t>
+      </w:r>
+    </w:p>
+    <w:p>
+      <w:pPr>
+        <w:pStyle w:val="ListBullet"/>
+        <w:spacing w:before="30" w:after="130" w:line="348" w:lineRule="auto"/>
+      </w:pPr>
+      <w:r>
+        <w:rPr>
+          <w:rFonts w:ascii="Arial" w:hAnsi="Arial"/>
+          <w:sz w:val="21"/>
+        </w:rPr>
+        <w:t>**Thực thể cốt lõi**: `User.java`, `Role.java`, `RefreshToken.java`</w:t>
+      </w:r>
+    </w:p>
+    <w:p>
+      <w:pPr>
+        <w:pStyle w:val="ListBullet"/>
+        <w:spacing w:before="30" w:after="130" w:line="348" w:lineRule="auto"/>
+      </w:pPr>
+      <w:r>
+        <w:rPr>
+          <w:rFonts w:ascii="Arial" w:hAnsi="Arial"/>
+          <w:sz w:val="21"/>
+        </w:rPr>
+        <w:t>**Mục tiêu thiết kế**: Bảo vệ tuyệt đối thông tin danh tính người dùng và cấp phát JWT token không lưu trạng thái (stateless).</w:t>
+      </w:r>
+    </w:p>
+    <w:p>
+      <w:pPr>
+        <w:pStyle w:val="ListBullet"/>
+        <w:spacing w:before="30" w:after="130" w:line="348" w:lineRule="auto"/>
+      </w:pPr>
+      <w:r>
+        <w:rPr>
+          <w:rFonts w:ascii="Arial" w:hAnsi="Arial"/>
+          <w:sz w:val="21"/>
+        </w:rPr>
+        <w:t>**Phân tích mã nguồn `RefreshToken.java`**:</w:t>
+      </w:r>
+    </w:p>
+    <w:tbl>
+      <w:tblPr>
+        <w:tblW w:type="auto" w:w="0"/>
+        <w:jc w:val="center"/>
+        <w:tblLook w:firstColumn="1" w:firstRow="1" w:lastColumn="0" w:lastRow="0" w:noHBand="0" w:noVBand="1" w:val="04A0"/>
+      </w:tblPr>
+      <w:tblGrid>
+        <w:gridCol w:w="9029"/>
+      </w:tblGrid>
+      <w:tr>
+        <w:tc>
+          <w:tcPr>
+            <w:tcW w:type="dxa" w:w="9029"/>
+            <w:shd w:fill="F4F6F9"/>
+            <w:tcBorders>
+              <w:top w:val="none"/>
+              <w:left w:val="single" w:sz="24" w:space="0" w:color="1E88E5"/>
+              <w:bottom w:val="none"/>
+              <w:right w:val="none"/>
+            </w:tcBorders>
+          </w:tcPr>
+          <w:p>
+            <w:pPr>
+              <w:spacing w:before="80" w:after="80"/>
+            </w:pPr>
+            <w:r>
+              <w:rPr>
+                <w:rFonts w:ascii="Consolas" w:hAnsi="Consolas"/>
+                <w:color w:val="212121"/>
+                <w:sz w:val="18"/>
+              </w:rPr>
+              <w:t>// Đường dẫn: backend/src/main/java/com/worksphere/identity/domain/RefreshToken.java</w:t>
+              <w:br/>
+              <w:t>package com.worksphere.identity.domain;</w:t>
+              <w:br/>
+              <w:br/>
+              <w:t>import jakarta.persistence.*;</w:t>
+              <w:br/>
+              <w:t>import java.time.Instant;</w:t>
+              <w:br/>
+              <w:br/>
+              <w:t>@Entity</w:t>
+              <w:br/>
+              <w:t>@Table(name = "refresh_tokens", indexes = {</w:t>
+              <w:br/>
+              <w:t xml:space="preserve">    @Index(name = "idx_refresh_tokens_token", columnList = "token", unique = true),</w:t>
+              <w:br/>
+              <w:t xml:space="preserve">    @Index(name = "idx_refresh_tokens_user_id", columnList = "user_id")</w:t>
+              <w:br/>
+              <w:t>})</w:t>
+              <w:br/>
+              <w:t>public class RefreshToken {</w:t>
+              <w:br/>
+              <w:br/>
+              <w:t xml:space="preserve">    @Id</w:t>
+              <w:br/>
+              <w:t xml:space="preserve">    @GeneratedValue(strategy = GenerationType.IDENTITY)</w:t>
+              <w:br/>
+              <w:t xml:space="preserve">    private Long id;</w:t>
+              <w:br/>
+              <w:br/>
+              <w:t xml:space="preserve">    @Column(name = "user_id", nullable = false)</w:t>
+              <w:br/>
+              <w:t xml:space="preserve">    private Long userId;</w:t>
+              <w:br/>
+              <w:br/>
+              <w:t xml:space="preserve">    @Column(nullable = false, unique = true, length = 128)</w:t>
+              <w:br/>
+              <w:t xml:space="preserve">    private String token;</w:t>
+              <w:br/>
+              <w:br/>
+              <w:t xml:space="preserve">    @Column(name = "expiry_date", nullable = false)</w:t>
+              <w:br/>
+              <w:t xml:space="preserve">    private Instant expiryDate;</w:t>
+              <w:br/>
+              <w:br/>
+              <w:t xml:space="preserve">    @Column(name = "revoked", nullable = false)</w:t>
+              <w:br/>
+              <w:t xml:space="preserve">    private boolean revoked = false;</w:t>
+              <w:br/>
+              <w:br/>
+              <w:t xml:space="preserve">    @Column(name = "created_at", nullable = false, updatable = false)</w:t>
+              <w:br/>
+              <w:t xml:space="preserve">    private Instant createdAt = Instant.now();</w:t>
+              <w:br/>
+              <w:br/>
+              <w:t xml:space="preserve">    // Getters, Setters, revoke() method...</w:t>
+              <w:br/>
+              <w:t>}</w:t>
+            </w:r>
+          </w:p>
+        </w:tc>
+      </w:tr>
+    </w:tbl>
+    <w:p>
+      <w:pPr>
+        <w:spacing w:before="40" w:after="130" w:line="348" w:lineRule="auto"/>
+      </w:pPr>
+    </w:p>
+    <w:p>
+      <w:pPr>
+        <w:pStyle w:val="ListBullet"/>
+        <w:spacing w:before="30" w:after="130" w:line="348" w:lineRule="auto"/>
+      </w:pPr>
+      <w:r>
+        <w:rPr>
+          <w:rFonts w:ascii="Arial" w:hAnsi="Arial"/>
+          <w:sz w:val="21"/>
+        </w:rPr>
+        <w:t>**Ý nghĩa kỹ thuật**:</w:t>
+      </w:r>
+    </w:p>
+    <w:p>
+      <w:pPr>
+        <w:pStyle w:val="ListBullet"/>
+        <w:spacing w:before="30" w:after="130" w:line="348" w:lineRule="auto"/>
+      </w:pPr>
+      <w:r>
+        <w:rPr>
+          <w:rFonts w:ascii="Arial" w:hAnsi="Arial"/>
+          <w:sz w:val="21"/>
+        </w:rPr>
+        <w:t>`token` được đánh chỉ mục `UNIQUE` giúp việc tìm kiếm khi người dùng gọi API refresh token đạt độ phức tạp $O(1)$.</w:t>
+      </w:r>
+    </w:p>
+    <w:p>
+      <w:pPr>
+        <w:pStyle w:val="ListBullet"/>
+        <w:spacing w:before="30" w:after="130" w:line="348" w:lineRule="auto"/>
+      </w:pPr>
+      <w:r>
+        <w:rPr>
+          <w:rFonts w:ascii="Arial" w:hAnsi="Arial"/>
+          <w:sz w:val="21"/>
+        </w:rPr>
+        <w:t>Thuộc tính `revoked` cho phép thu hồi token ngay lập tức khi người dùng đăng xuất hoặc khi phát hiện token bị đánh cắp.</w:t>
+      </w:r>
+    </w:p>
+    <w:p>
+      <w:pPr>
+        <w:spacing w:before="40" w:after="130" w:line="348" w:lineRule="auto"/>
+        <w:jc w:val="both"/>
+      </w:pPr>
+      <w:r>
+        <w:rPr>
+          <w:rFonts w:ascii="Arial" w:hAnsi="Arial"/>
+          <w:color w:val="212121"/>
+          <w:sz w:val="21"/>
+        </w:rPr>
+        <w:t>---</w:t>
+      </w:r>
+    </w:p>
+    <w:p>
+      <w:pPr>
+        <w:pStyle w:val="Heading2"/>
+        <w:keepNext/>
+        <w:spacing w:before="240" w:after="80"/>
+      </w:pPr>
+      <w:r>
+        <w:rPr>
+          <w:rFonts w:ascii="Arial" w:hAnsi="Arial"/>
+          <w:b/>
+          <w:color w:val="1E88E5"/>
+          <w:sz w:val="26"/>
+        </w:rPr>
+        <w:t>2. Module Quản Lý Tổ Chức &amp; Phòng Ban (organization)</w:t>
+      </w:r>
+    </w:p>
+    <w:p>
+      <w:pPr>
+        <w:pStyle w:val="ListBullet"/>
+        <w:spacing w:before="30" w:after="130" w:line="348" w:lineRule="auto"/>
+      </w:pPr>
+      <w:r>
+        <w:rPr>
+          <w:rFonts w:ascii="Arial" w:hAnsi="Arial"/>
+          <w:sz w:val="21"/>
+        </w:rPr>
+        <w:t>**Vị trí gói**: `com.worksphere.organization`</w:t>
+      </w:r>
+    </w:p>
+    <w:p>
+      <w:pPr>
+        <w:pStyle w:val="ListBullet"/>
+        <w:spacing w:before="30" w:after="130" w:line="348" w:lineRule="auto"/>
+      </w:pPr>
+      <w:r>
+        <w:rPr>
+          <w:rFonts w:ascii="Arial" w:hAnsi="Arial"/>
+          <w:sz w:val="21"/>
+        </w:rPr>
+        <w:t>**Thực thể cốt lõi**: `Department.java`, `OrganizationUnit.java`</w:t>
+      </w:r>
+    </w:p>
+    <w:p>
+      <w:pPr>
+        <w:pStyle w:val="ListBullet"/>
+        <w:spacing w:before="30" w:after="130" w:line="348" w:lineRule="auto"/>
+      </w:pPr>
+      <w:r>
+        <w:rPr>
+          <w:rFonts w:ascii="Arial" w:hAnsi="Arial"/>
+          <w:sz w:val="21"/>
+        </w:rPr>
+        <w:t>**Mục tiêu thiết kế**: Xây dựng cấu trúc cây phòng ban doanh nghiệp, hỗ trợ phân cấp quản lý từ Tổng giám đốc đến các đội nhóm chức năng.</w:t>
+      </w:r>
+    </w:p>
+    <w:p>
+      <w:pPr>
+        <w:pStyle w:val="ListBullet"/>
+        <w:spacing w:before="30" w:after="130" w:line="348" w:lineRule="auto"/>
+      </w:pPr>
+      <w:r>
+        <w:rPr>
+          <w:rFonts w:ascii="Arial" w:hAnsi="Arial"/>
+          <w:sz w:val="21"/>
+        </w:rPr>
+        <w:t>**Phân tích mã nguồn `Department.java`**:</w:t>
+      </w:r>
+    </w:p>
+    <w:tbl>
+      <w:tblPr>
+        <w:tblW w:type="auto" w:w="0"/>
+        <w:jc w:val="center"/>
+        <w:tblLook w:firstColumn="1" w:firstRow="1" w:lastColumn="0" w:lastRow="0" w:noHBand="0" w:noVBand="1" w:val="04A0"/>
+      </w:tblPr>
+      <w:tblGrid>
+        <w:gridCol w:w="9029"/>
+      </w:tblGrid>
+      <w:tr>
+        <w:tc>
+          <w:tcPr>
+            <w:tcW w:type="dxa" w:w="9029"/>
+            <w:shd w:fill="F4F6F9"/>
+            <w:tcBorders>
+              <w:top w:val="none"/>
+              <w:left w:val="single" w:sz="24" w:space="0" w:color="1E88E5"/>
+              <w:bottom w:val="none"/>
+              <w:right w:val="none"/>
+            </w:tcBorders>
+          </w:tcPr>
+          <w:p>
+            <w:pPr>
+              <w:spacing w:before="80" w:after="80"/>
+            </w:pPr>
+            <w:r>
+              <w:rPr>
+                <w:rFonts w:ascii="Consolas" w:hAnsi="Consolas"/>
+                <w:color w:val="212121"/>
+                <w:sz w:val="18"/>
+              </w:rPr>
+              <w:t>// Đường dẫn: backend/src/main/java/com/worksphere/organization/domain/Department.java</w:t>
+              <w:br/>
+              <w:t>package com.worksphere.organization.domain;</w:t>
+              <w:br/>
+              <w:br/>
+              <w:t>import jakarta.persistence.*;</w:t>
+              <w:br/>
+              <w:t>import java.time.Instant;</w:t>
+              <w:br/>
+              <w:br/>
+              <w:t>@Entity</w:t>
+              <w:br/>
+              <w:t>@Table(name = "departments", indexes = {</w:t>
+              <w:br/>
+              <w:t xml:space="preserve">    @Index(name = "idx_departments_code", columnList = "code", unique = true)</w:t>
+              <w:br/>
+              <w:t>})</w:t>
+              <w:br/>
+              <w:t>public class Department {</w:t>
+              <w:br/>
+              <w:br/>
+              <w:t xml:space="preserve">    @Id</w:t>
+              <w:br/>
+              <w:t xml:space="preserve">    @GeneratedValue(strategy = GenerationType.IDENTITY)</w:t>
+              <w:br/>
+              <w:t xml:space="preserve">    private Long id;</w:t>
+              <w:br/>
+              <w:br/>
+              <w:t xml:space="preserve">    @Column(nullable = false, length = 64, unique = true)</w:t>
+              <w:br/>
+              <w:t xml:space="preserve">    private String code;</w:t>
+              <w:br/>
+              <w:br/>
+              <w:t xml:space="preserve">    @Column(nullable = false, length = 128)</w:t>
+              <w:br/>
+              <w:t xml:space="preserve">    private String name;</w:t>
+              <w:br/>
+              <w:br/>
+              <w:t xml:space="preserve">    @Column(name = "manager_id")</w:t>
+              <w:br/>
+              <w:t xml:space="preserve">    private Long managerId;</w:t>
+              <w:br/>
+              <w:br/>
+              <w:t xml:space="preserve">    @Column(name = "created_at", nullable = false, updatable = false)</w:t>
+              <w:br/>
+              <w:t xml:space="preserve">    private Instant createdAt = Instant.now();</w:t>
+              <w:br/>
+              <w:br/>
+              <w:t xml:space="preserve">    // Constructors, Getters, Invariant checks...</w:t>
+              <w:br/>
+              <w:t>}</w:t>
+            </w:r>
+          </w:p>
+        </w:tc>
+      </w:tr>
+    </w:tbl>
+    <w:p>
+      <w:pPr>
+        <w:spacing w:before="40" w:after="130" w:line="348" w:lineRule="auto"/>
+      </w:pPr>
+    </w:p>
+    <w:p>
+      <w:pPr>
+        <w:spacing w:before="40" w:after="130" w:line="348" w:lineRule="auto"/>
+        <w:jc w:val="both"/>
+      </w:pPr>
+      <w:r>
+        <w:rPr>
+          <w:rFonts w:ascii="Arial" w:hAnsi="Arial"/>
+          <w:color w:val="212121"/>
+          <w:sz w:val="21"/>
+        </w:rPr>
+        <w:t>---</w:t>
+      </w:r>
+    </w:p>
+    <w:p>
+      <w:pPr>
+        <w:pStyle w:val="Heading2"/>
+        <w:keepNext/>
+        <w:spacing w:before="240" w:after="80"/>
+      </w:pPr>
+      <w:r>
+        <w:rPr>
+          <w:rFonts w:ascii="Arial" w:hAnsi="Arial"/>
+          <w:b/>
+          <w:color w:val="1E88E5"/>
+          <w:sz w:val="26"/>
+        </w:rPr>
+        <w:t>3. Module Quản Lý Tệp Tin &amp; Lưu Trữ (file)</w:t>
+      </w:r>
+    </w:p>
+    <w:p>
+      <w:pPr>
+        <w:pStyle w:val="ListBullet"/>
+        <w:spacing w:before="30" w:after="130" w:line="348" w:lineRule="auto"/>
+      </w:pPr>
+      <w:r>
+        <w:rPr>
+          <w:rFonts w:ascii="Arial" w:hAnsi="Arial"/>
+          <w:sz w:val="21"/>
+        </w:rPr>
+        <w:t>**Vị trí gói**: `com.worksphere.file`</w:t>
+      </w:r>
+    </w:p>
+    <w:p>
+      <w:pPr>
+        <w:pStyle w:val="ListBullet"/>
+        <w:spacing w:before="30" w:after="130" w:line="348" w:lineRule="auto"/>
+      </w:pPr>
+      <w:r>
+        <w:rPr>
+          <w:rFonts w:ascii="Arial" w:hAnsi="Arial"/>
+          <w:sz w:val="21"/>
+        </w:rPr>
+        <w:t>**Thực thể cốt lõi**: `FileMetadata.java`</w:t>
+      </w:r>
+    </w:p>
+    <w:p>
+      <w:pPr>
+        <w:pStyle w:val="ListBullet"/>
+        <w:spacing w:before="30" w:after="130" w:line="348" w:lineRule="auto"/>
+      </w:pPr>
+      <w:r>
+        <w:rPr>
+          <w:rFonts w:ascii="Arial" w:hAnsi="Arial"/>
+          <w:sz w:val="21"/>
+        </w:rPr>
+        <w:t>**Mục tiêu thiết kế**: Lưu trữ metadata của các tệp đính kèm (ảnh minh chứng task, tài liệu hợp đồng, hóa đơn sửa chữa tài sản) và quản trị vị trí lưu trữ trên ổ đĩa vật lý / Docker volume.</w:t>
+      </w:r>
+    </w:p>
+    <w:p>
+      <w:pPr>
+        <w:pStyle w:val="ListBullet"/>
+        <w:spacing w:before="30" w:after="130" w:line="348" w:lineRule="auto"/>
+      </w:pPr>
+      <w:r>
+        <w:rPr>
+          <w:rFonts w:ascii="Arial" w:hAnsi="Arial"/>
+          <w:sz w:val="21"/>
+        </w:rPr>
+        <w:t>**Phân tích mã nguồn `FileMetadata.java`**:</w:t>
+      </w:r>
+    </w:p>
+    <w:tbl>
+      <w:tblPr>
+        <w:tblW w:type="auto" w:w="0"/>
+        <w:jc w:val="center"/>
+        <w:tblLook w:firstColumn="1" w:firstRow="1" w:lastColumn="0" w:lastRow="0" w:noHBand="0" w:noVBand="1" w:val="04A0"/>
+      </w:tblPr>
+      <w:tblGrid>
+        <w:gridCol w:w="9029"/>
+      </w:tblGrid>
+      <w:tr>
+        <w:tc>
+          <w:tcPr>
+            <w:tcW w:type="dxa" w:w="9029"/>
+            <w:shd w:fill="F4F6F9"/>
+            <w:tcBorders>
+              <w:top w:val="none"/>
+              <w:left w:val="single" w:sz="24" w:space="0" w:color="1E88E5"/>
+              <w:bottom w:val="none"/>
+              <w:right w:val="none"/>
+            </w:tcBorders>
+          </w:tcPr>
+          <w:p>
+            <w:pPr>
+              <w:spacing w:before="80" w:after="80"/>
+            </w:pPr>
+            <w:r>
+              <w:rPr>
+                <w:rFonts w:ascii="Consolas" w:hAnsi="Consolas"/>
+                <w:color w:val="212121"/>
+                <w:sz w:val="18"/>
+              </w:rPr>
+              <w:t>// Đường dẫn: backend/src/main/java/com/worksphere/file/domain/FileMetadata.java</w:t>
+              <w:br/>
+              <w:t>package com.worksphere.file.domain;</w:t>
+              <w:br/>
+              <w:br/>
+              <w:t>import jakarta.persistence.*;</w:t>
+              <w:br/>
+              <w:t>import java.time.Instant;</w:t>
+              <w:br/>
+              <w:br/>
+              <w:t>@Entity</w:t>
+              <w:br/>
+              <w:t>@Table(name = "file_metadata", indexes = {</w:t>
+              <w:br/>
+              <w:t xml:space="preserve">    @Index(name = "idx_file_checksum", columnList = "checksum_sha256")</w:t>
+              <w:br/>
+              <w:t>})</w:t>
+              <w:br/>
+              <w:t>public class FileMetadata {</w:t>
+              <w:br/>
+              <w:br/>
+              <w:t xml:space="preserve">    @Id</w:t>
+              <w:br/>
+              <w:t xml:space="preserve">    @GeneratedValue(strategy = GenerationType.IDENTITY)</w:t>
+              <w:br/>
+              <w:t xml:space="preserve">    private Long id;</w:t>
+              <w:br/>
+              <w:br/>
+              <w:t xml:space="preserve">    @Column(name = "original_name", nullable = false)</w:t>
+              <w:br/>
+              <w:t xml:space="preserve">    private String originalName;</w:t>
+              <w:br/>
+              <w:br/>
+              <w:t xml:space="preserve">    @Column(name = "stored_name", nullable = false, unique = true)</w:t>
+              <w:br/>
+              <w:t xml:space="preserve">    private String storedName;</w:t>
+              <w:br/>
+              <w:br/>
+              <w:t xml:space="preserve">    @Column(name = "content_type", nullable = false, length = 128)</w:t>
+              <w:br/>
+              <w:t xml:space="preserve">    private String contentType;</w:t>
+              <w:br/>
+              <w:br/>
+              <w:t xml:space="preserve">    @Column(name = "size_bytes", nullable = false)</w:t>
+              <w:br/>
+              <w:t xml:space="preserve">    private Long sizeBytes;</w:t>
+              <w:br/>
+              <w:br/>
+              <w:t xml:space="preserve">    @Column(name = "checksum_sha256", nullable = false, length = 64)</w:t>
+              <w:br/>
+              <w:t xml:space="preserve">    private String checksumSha256;</w:t>
+              <w:br/>
+              <w:br/>
+              <w:t xml:space="preserve">    @Column(name = "uploader_id", nullable = false)</w:t>
+              <w:br/>
+              <w:t xml:space="preserve">    private Long uploaderId;</w:t>
+              <w:br/>
+              <w:br/>
+              <w:t xml:space="preserve">    @Column(name = "created_at", nullable = false, updatable = false)</w:t>
+              <w:br/>
+              <w:t xml:space="preserve">    private Instant createdAt = Instant.now();</w:t>
+              <w:br/>
+              <w:br/>
+              <w:t xml:space="preserve">    // Getters and helper methods...</w:t>
+              <w:br/>
+              <w:t>}</w:t>
+            </w:r>
+          </w:p>
+        </w:tc>
+      </w:tr>
+    </w:tbl>
+    <w:p>
+      <w:pPr>
+        <w:spacing w:before="40" w:after="130" w:line="348" w:lineRule="auto"/>
+      </w:pPr>
+    </w:p>
+    <w:p>
+      <w:pPr>
+        <w:pStyle w:val="ListBullet"/>
+        <w:spacing w:before="30" w:after="130" w:line="348" w:lineRule="auto"/>
+      </w:pPr>
+      <w:r>
+        <w:rPr>
+          <w:rFonts w:ascii="Arial" w:hAnsi="Arial"/>
+          <w:sz w:val="21"/>
+        </w:rPr>
+        <w:t>**Ý nghĩa kỹ thuật**:</w:t>
+      </w:r>
+    </w:p>
+    <w:p>
+      <w:pPr>
+        <w:pStyle w:val="ListBullet"/>
+        <w:spacing w:before="30" w:after="130" w:line="348" w:lineRule="auto"/>
+      </w:pPr>
+      <w:r>
+        <w:rPr>
+          <w:rFonts w:ascii="Arial" w:hAnsi="Arial"/>
+          <w:sz w:val="21"/>
+        </w:rPr>
+        <w:t>`storedName` sử dụng UUID ngẫu nhiên để tránh việc ghi đè tệp tin khi nhiều người dùng tải lên các tệp trùng tên.</w:t>
+      </w:r>
+    </w:p>
+    <w:p>
+      <w:pPr>
+        <w:pStyle w:val="ListBullet"/>
+        <w:spacing w:before="30" w:after="130" w:line="348" w:lineRule="auto"/>
+      </w:pPr>
+      <w:r>
+        <w:rPr>
+          <w:rFonts w:ascii="Arial" w:hAnsi="Arial"/>
+          <w:sz w:val="21"/>
+        </w:rPr>
+        <w:t>`checksum_sha256` hỗ trợ chống trùng lặp dữ liệu (deduplication) và xác minh tính toàn vẹn của tệp tin khi sao lưu / phục hồi thảm họa.</w:t>
+      </w:r>
+    </w:p>
+    <w:p>
+      <w:pPr>
+        <w:spacing w:before="40" w:after="130" w:line="348" w:lineRule="auto"/>
+        <w:jc w:val="both"/>
+      </w:pPr>
+      <w:r>
+        <w:rPr>
+          <w:rFonts w:ascii="Arial" w:hAnsi="Arial"/>
+          <w:color w:val="212121"/>
+          <w:sz w:val="21"/>
+        </w:rPr>
+        <w:t>---</w:t>
+      </w:r>
+    </w:p>
+    <w:p>
+      <w:pPr>
+        <w:pStyle w:val="Heading2"/>
+        <w:keepNext/>
+        <w:spacing w:before="240" w:after="80"/>
+      </w:pPr>
+      <w:r>
+        <w:rPr>
+          <w:rFonts w:ascii="Arial" w:hAnsi="Arial"/>
+          <w:b/>
+          <w:color w:val="1E88E5"/>
+          <w:sz w:val="26"/>
+        </w:rPr>
+        <w:t>4. Module Bảng Điều Khiển Tổng Hợp (dashboard)</w:t>
+      </w:r>
+    </w:p>
+    <w:p>
+      <w:pPr>
+        <w:pStyle w:val="ListBullet"/>
+        <w:spacing w:before="30" w:after="130" w:line="348" w:lineRule="auto"/>
+      </w:pPr>
+      <w:r>
+        <w:rPr>
+          <w:rFonts w:ascii="Arial" w:hAnsi="Arial"/>
+          <w:sz w:val="21"/>
+        </w:rPr>
+        <w:t>**Vị trí gói**: `com.worksphere.dashboard`</w:t>
+      </w:r>
+    </w:p>
+    <w:p>
+      <w:pPr>
+        <w:pStyle w:val="ListBullet"/>
+        <w:spacing w:before="30" w:after="130" w:line="348" w:lineRule="auto"/>
+      </w:pPr>
+      <w:r>
+        <w:rPr>
+          <w:rFonts w:ascii="Arial" w:hAnsi="Arial"/>
+          <w:sz w:val="21"/>
+        </w:rPr>
+        <w:t>**Mục tiêu thiết kế**: Cung cấp các API tổng hợp chỉ số điều hành theo thời gian thực dành cho Quản lý dự án (`PROJECT_MANAGER`) và Ban giám đốc:</w:t>
+      </w:r>
+    </w:p>
+    <w:p>
+      <w:pPr>
+        <w:pStyle w:val="ListBullet"/>
+        <w:spacing w:before="30" w:after="130" w:line="348" w:lineRule="auto"/>
+      </w:pPr>
+      <w:r>
+        <w:rPr>
+          <w:rFonts w:ascii="Arial" w:hAnsi="Arial"/>
+          <w:sz w:val="21"/>
+        </w:rPr>
+        <w:t>Tỷ lệ hoàn thành công việc đúng hạn (On-time Completion Rate).</w:t>
+      </w:r>
+    </w:p>
+    <w:p>
+      <w:pPr>
+        <w:pStyle w:val="ListBullet"/>
+        <w:spacing w:before="30" w:after="130" w:line="348" w:lineRule="auto"/>
+      </w:pPr>
+      <w:r>
+        <w:rPr>
+          <w:rFonts w:ascii="Arial" w:hAnsi="Arial"/>
+          <w:sz w:val="21"/>
+        </w:rPr>
+        <w:t>Phân bổ trạng thái công việc theo từng dự án (`TODO`, `IN_PROGRESS`, `DONE`).</w:t>
+      </w:r>
+    </w:p>
+    <w:p>
+      <w:pPr>
+        <w:pStyle w:val="ListBullet"/>
+        <w:spacing w:before="30" w:after="130" w:line="348" w:lineRule="auto"/>
+      </w:pPr>
+      <w:r>
+        <w:rPr>
+          <w:rFonts w:ascii="Arial" w:hAnsi="Arial"/>
+          <w:sz w:val="21"/>
+        </w:rPr>
+        <w:t>Danh sách các phiếu yêu cầu dịch vụ đang chờ phê duyệt quá 24 giờ.</w:t>
+      </w:r>
+    </w:p>
+    <w:p>
+      <w:pPr>
+        <w:pStyle w:val="ListBullet"/>
+        <w:spacing w:before="30" w:after="130" w:line="348" w:lineRule="auto"/>
+      </w:pPr>
+      <w:r>
+        <w:rPr>
+          <w:rFonts w:ascii="Arial" w:hAnsi="Arial"/>
+          <w:sz w:val="21"/>
+        </w:rPr>
+        <w:t>Thống kê tỷ lệ sử dụng tài sản phần cứng và chi phí bảo trì phát sinh.</w:t>
+      </w:r>
+    </w:p>
+    <w:p>
+      <w:pPr>
+        <w:spacing w:before="40" w:after="130" w:line="348" w:lineRule="auto"/>
+        <w:jc w:val="both"/>
+      </w:pPr>
+      <w:r>
+        <w:rPr>
+          <w:rFonts w:ascii="Arial" w:hAnsi="Arial"/>
+          <w:color w:val="212121"/>
+          <w:sz w:val="21"/>
+        </w:rPr>
+        <w:t>---</w:t>
+      </w:r>
+    </w:p>
+    <w:p>
+      <w:pPr>
+        <w:pStyle w:val="Heading1"/>
+        <w:keepNext/>
+        <w:pageBreakBefore/>
+        <w:spacing w:before="320" w:after="120"/>
+      </w:pPr>
+      <w:r>
+        <w:rPr>
+          <w:rFonts w:ascii="Arial" w:hAnsi="Arial"/>
+          <w:b/>
+          <w:color w:val="0D47A1"/>
+          <w:sz w:val="32"/>
+        </w:rPr>
+        <w:t>PHẦN MỞ RỘNG CHUYÊN SÂU 4: BẰNG CHỨNG THỰC THI 351 TESTS VÀ QUY CHUẨN MÃ SẠCH</w:t>
+      </w:r>
+    </w:p>
+    <w:p>
+      <w:pPr>
+        <w:pStyle w:val="Heading2"/>
+        <w:keepNext/>
+        <w:spacing w:before="240" w:after="80"/>
+      </w:pPr>
+      <w:r>
+        <w:rPr>
+          <w:rFonts w:ascii="Arial" w:hAnsi="Arial"/>
+          <w:b/>
+          <w:color w:val="1E88E5"/>
+          <w:sz w:val="26"/>
+        </w:rPr>
+        <w:t>1. Phân Tích Chi Tiết Các Bộ Test Suites Tiêu Biểu</w:t>
+      </w:r>
+    </w:p>
+    <w:p>
+      <w:pPr>
+        <w:pStyle w:val="Heading3"/>
+        <w:keepNext/>
+        <w:spacing w:before="160" w:after="40"/>
+      </w:pPr>
+      <w:r>
+        <w:rPr>
+          <w:rFonts w:ascii="Arial" w:hAnsi="Arial"/>
+          <w:b/>
+          <w:color w:val="43A047"/>
+          <w:sz w:val="22"/>
+        </w:rPr>
+        <w:t>1.1. Kiểm thử máy trạng thái Task (Task State Machine Verification)</w:t>
+      </w:r>
+    </w:p>
+    <w:tbl>
+      <w:tblPr>
+        <w:tblW w:type="auto" w:w="0"/>
+        <w:jc w:val="center"/>
+        <w:tblLook w:firstColumn="1" w:firstRow="1" w:lastColumn="0" w:lastRow="0" w:noHBand="0" w:noVBand="1" w:val="04A0"/>
+      </w:tblPr>
+      <w:tblGrid>
+        <w:gridCol w:w="9029"/>
+      </w:tblGrid>
+      <w:tr>
+        <w:tc>
+          <w:tcPr>
+            <w:tcW w:type="dxa" w:w="9029"/>
+            <w:shd w:fill="F4F6F9"/>
+            <w:tcBorders>
+              <w:top w:val="none"/>
+              <w:left w:val="single" w:sz="24" w:space="0" w:color="1E88E5"/>
+              <w:bottom w:val="none"/>
+              <w:right w:val="none"/>
+            </w:tcBorders>
+          </w:tcPr>
+          <w:p>
+            <w:pPr>
+              <w:spacing w:before="80" w:after="80"/>
+            </w:pPr>
+            <w:r>
+              <w:rPr>
+                <w:rFonts w:ascii="Consolas" w:hAnsi="Consolas"/>
+                <w:color w:val="212121"/>
+                <w:sz w:val="18"/>
+              </w:rPr>
+              <w:t>// Đường dẫn: backend/src/test/java/com/worksphere/task/service/TaskStateTransitionTest.java</w:t>
+              <w:br/>
+              <w:t>@Test</w:t>
+              <w:br/>
+              <w:t>void shouldThrowExceptionWhenTransitioningFromDoneToTodoDirectly() {</w:t>
+              <w:br/>
+              <w:t xml:space="preserve">    // Given</w:t>
+              <w:br/>
+              <w:t xml:space="preserve">    Task task = new Task("Khắc phục sự cố mạng Router", project, TaskStatus.DONE);</w:t>
+              <w:br/>
+              <w:t xml:space="preserve">    </w:t>
+              <w:br/>
+              <w:t xml:space="preserve">    // When &amp; Then</w:t>
+              <w:br/>
+              <w:t xml:space="preserve">    assertThrows(IllegalStateTransitionException.class, () -&gt; {</w:t>
+              <w:br/>
+              <w:t xml:space="preserve">        task.transitionTo(TaskStatus.TODO);</w:t>
+              <w:br/>
+              <w:t xml:space="preserve">    });</w:t>
+              <w:br/>
+              <w:t>}</w:t>
+            </w:r>
+          </w:p>
+        </w:tc>
+      </w:tr>
+    </w:tbl>
+    <w:p>
+      <w:pPr>
+        <w:spacing w:before="40" w:after="130" w:line="348" w:lineRule="auto"/>
+      </w:pPr>
+    </w:p>
+    <w:p>
+      <w:pPr>
+        <w:pStyle w:val="Heading3"/>
+        <w:keepNext/>
+        <w:spacing w:before="160" w:after="40"/>
+      </w:pPr>
+      <w:r>
+        <w:rPr>
+          <w:rFonts w:ascii="Arial" w:hAnsi="Arial"/>
+          <w:b/>
+          <w:color w:val="43A047"/>
+          <w:sz w:val="22"/>
+        </w:rPr>
+        <w:t>1.2. Kiểm thử bảo vệ phân quyền Method Security (`@PreAuthorize`)</w:t>
+      </w:r>
+    </w:p>
+    <w:tbl>
+      <w:tblPr>
+        <w:tblW w:type="auto" w:w="0"/>
+        <w:jc w:val="center"/>
+        <w:tblLook w:firstColumn="1" w:firstRow="1" w:lastColumn="0" w:lastRow="0" w:noHBand="0" w:noVBand="1" w:val="04A0"/>
+      </w:tblPr>
+      <w:tblGrid>
+        <w:gridCol w:w="9029"/>
+      </w:tblGrid>
+      <w:tr>
+        <w:tc>
+          <w:tcPr>
+            <w:tcW w:type="dxa" w:w="9029"/>
+            <w:shd w:fill="F4F6F9"/>
+            <w:tcBorders>
+              <w:top w:val="none"/>
+              <w:left w:val="single" w:sz="24" w:space="0" w:color="1E88E5"/>
+              <w:bottom w:val="none"/>
+              <w:right w:val="none"/>
+            </w:tcBorders>
+          </w:tcPr>
+          <w:p>
+            <w:pPr>
+              <w:spacing w:before="80" w:after="80"/>
+            </w:pPr>
+            <w:r>
+              <w:rPr>
+                <w:rFonts w:ascii="Consolas" w:hAnsi="Consolas"/>
+                <w:color w:val="212121"/>
+                <w:sz w:val="18"/>
+              </w:rPr>
+              <w:t>// Đường dẫn: backend/src/test/java/com/worksphere/project/web/ProjectControllerSecurityTest.java</w:t>
+              <w:br/>
+              <w:t>@Test</w:t>
+              <w:br/>
+              <w:t>@WithMockUser(roles = "EMPLOYEE")</w:t>
+              <w:br/>
+              <w:t>void shouldReturnForbiddenWhenEmployeeAttemptsToCreateProject() throws Exception {</w:t>
+              <w:br/>
+              <w:t xml:space="preserve">    CreateProjectRequest request = new CreateProjectRequest("Dự án mật", "Mô tả");</w:t>
+              <w:br/>
+              <w:t xml:space="preserve">    </w:t>
+              <w:br/>
+              <w:t xml:space="preserve">    mockMvc.perform(post("/api/v1/projects")</w:t>
+              <w:br/>
+              <w:t xml:space="preserve">            .contentType(MediaType.APPLICATION_JSON)</w:t>
+              <w:br/>
+              <w:t xml:space="preserve">            .content(objectMapper.writeValueAsString(request)))</w:t>
+              <w:br/>
+              <w:t xml:space="preserve">            .andExpect(status().isForbidden())</w:t>
+              <w:br/>
+              <w:t xml:space="preserve">            .andExpect(jsonPath("$.errorCode").value("ACCESS_DENIED"));</w:t>
+              <w:br/>
+              <w:t>}</w:t>
+            </w:r>
+          </w:p>
+        </w:tc>
+      </w:tr>
+    </w:tbl>
+    <w:p>
+      <w:pPr>
+        <w:spacing w:before="40" w:after="130" w:line="348" w:lineRule="auto"/>
+      </w:pPr>
+    </w:p>
+    <w:p>
+      <w:pPr>
+        <w:pStyle w:val="Heading3"/>
+        <w:keepNext/>
+        <w:spacing w:before="160" w:after="40"/>
+      </w:pPr>
+      <w:r>
+        <w:rPr>
+          <w:rFonts w:ascii="Arial" w:hAnsi="Arial"/>
+          <w:b/>
+          <w:color w:val="43A047"/>
+          <w:sz w:val="22"/>
+        </w:rPr>
+        <w:t>1.3. Kiểm thử tính toàn vẹn của Request Correlation Filter</w:t>
+      </w:r>
+    </w:p>
+    <w:tbl>
+      <w:tblPr>
+        <w:tblW w:type="auto" w:w="0"/>
+        <w:jc w:val="center"/>
+        <w:tblLook w:firstColumn="1" w:firstRow="1" w:lastColumn="0" w:lastRow="0" w:noHBand="0" w:noVBand="1" w:val="04A0"/>
+      </w:tblPr>
+      <w:tblGrid>
+        <w:gridCol w:w="9029"/>
+      </w:tblGrid>
+      <w:tr>
+        <w:tc>
+          <w:tcPr>
+            <w:tcW w:type="dxa" w:w="9029"/>
+            <w:shd w:fill="F4F6F9"/>
+            <w:tcBorders>
+              <w:top w:val="none"/>
+              <w:left w:val="single" w:sz="24" w:space="0" w:color="1E88E5"/>
+              <w:bottom w:val="none"/>
+              <w:right w:val="none"/>
+            </w:tcBorders>
+          </w:tcPr>
+          <w:p>
+            <w:pPr>
+              <w:spacing w:before="80" w:after="80"/>
+            </w:pPr>
+            <w:r>
+              <w:rPr>
+                <w:rFonts w:ascii="Consolas" w:hAnsi="Consolas"/>
+                <w:color w:val="212121"/>
+                <w:sz w:val="18"/>
+              </w:rPr>
+              <w:t>// Đường dẫn: backend/src/test/java/com/worksphere/shared/logging/RequestCorrelationFilterTest.java</w:t>
+              <w:br/>
+              <w:t>@Test</w:t>
+              <w:br/>
+              <w:t>void shouldEchoExistingRequestIdWhenProvidedInHeader() throws Exception {</w:t>
+              <w:br/>
+              <w:t xml:space="preserve">    String clientRequestId = "req-custom-uuid-123456";</w:t>
+              <w:br/>
+              <w:t xml:space="preserve">    </w:t>
+              <w:br/>
+              <w:t xml:space="preserve">    mockMvc.perform(get("/actuator/health")</w:t>
+              <w:br/>
+              <w:t xml:space="preserve">            .header("X-Request-ID", clientRequestId))</w:t>
+              <w:br/>
+              <w:t xml:space="preserve">            .andExpect(status().isOk())</w:t>
+              <w:br/>
+              <w:t xml:space="preserve">            .andExpect(header().string("X-Request-ID", clientRequestId));</w:t>
+              <w:br/>
+              <w:t>}</w:t>
+            </w:r>
+          </w:p>
+        </w:tc>
+      </w:tr>
+    </w:tbl>
+    <w:p>
+      <w:pPr>
+        <w:spacing w:before="40" w:after="130" w:line="348" w:lineRule="auto"/>
+      </w:pPr>
+    </w:p>
+    <w:p>
+      <w:pPr>
+        <w:spacing w:before="40" w:after="130" w:line="348" w:lineRule="auto"/>
+        <w:jc w:val="both"/>
+      </w:pPr>
+      <w:r>
+        <w:rPr>
+          <w:rFonts w:ascii="Arial" w:hAnsi="Arial"/>
+          <w:color w:val="212121"/>
+          <w:sz w:val="21"/>
+        </w:rPr>
+        <w:t>---</w:t>
+      </w:r>
+    </w:p>
+    <w:p>
+      <w:pPr>
+        <w:pStyle w:val="Heading1"/>
+        <w:keepNext/>
+        <w:pageBreakBefore/>
+        <w:spacing w:before="320" w:after="120"/>
+      </w:pPr>
+      <w:r>
+        <w:rPr>
+          <w:rFonts w:ascii="Arial" w:hAnsi="Arial"/>
+          <w:b/>
+          <w:color w:val="0D47A1"/>
+          <w:sz w:val="32"/>
+        </w:rPr>
+        <w:t>PHẦN MỞ RỘNG CHUYÊN SÂU 5: HƯỚNG DẪN CẬP NHẬT MỤC LỤC &amp; ĐẶC TẢ TÀI LIỆU TRONG MICROSOFT WORD</w:t>
+      </w:r>
+    </w:p>
+    <w:p>
+      <w:pPr>
+        <w:spacing w:before="40" w:after="130" w:line="348" w:lineRule="auto"/>
+        <w:jc w:val="both"/>
+      </w:pPr>
+      <w:r>
+        <w:rPr>
+          <w:rFonts w:ascii="Arial" w:hAnsi="Arial"/>
+          <w:color w:val="212121"/>
+          <w:sz w:val="21"/>
+        </w:rPr>
+        <w:t>Để đảm bảo tính học thuật cao nhất khi xem xét trên Microsoft Word, toàn bộ các bảng mục lục và danh mục đã được nhúng dưới dạng trường trường động (Dynamic Field Codes).</w:t>
+      </w:r>
+    </w:p>
+    <w:p>
+      <w:pPr>
+        <w:pStyle w:val="Heading3"/>
+        <w:keepNext/>
+        <w:spacing w:before="160" w:after="40"/>
+      </w:pPr>
+      <w:r>
+        <w:rPr>
+          <w:rFonts w:ascii="Arial" w:hAnsi="Arial"/>
+          <w:b/>
+          <w:color w:val="43A047"/>
+          <w:sz w:val="22"/>
+        </w:rPr>
+        <w:t>Hướng dẫn cập nhật Mục lục động trên Microsoft Word:</w:t>
+      </w:r>
+    </w:p>
+    <w:p>
+      <w:pPr>
+        <w:spacing w:before="40" w:after="130" w:line="348" w:lineRule="auto"/>
+        <w:jc w:val="both"/>
+      </w:pPr>
+      <w:r>
+        <w:rPr>
+          <w:rFonts w:ascii="Arial" w:hAnsi="Arial"/>
+          <w:color w:val="212121"/>
+          <w:sz w:val="21"/>
+        </w:rPr>
+        <w:t>1. Mở tệp `BAO_CAO_KY_NANG_LAP_TRINH_NANG_CAO_WORKSPHERE.docx` bằng Microsoft Word.</w:t>
+      </w:r>
+    </w:p>
+    <w:p>
+      <w:pPr>
+        <w:spacing w:before="40" w:after="130" w:line="348" w:lineRule="auto"/>
+        <w:jc w:val="both"/>
+      </w:pPr>
+      <w:r>
+        <w:rPr>
+          <w:rFonts w:ascii="Arial" w:hAnsi="Arial"/>
+          <w:color w:val="212121"/>
+          <w:sz w:val="21"/>
+        </w:rPr>
+        <w:t>2. Nhấn tổ hợp phím **`Ctrl + A`** để bôi đen toàn bộ văn bản.</w:t>
+      </w:r>
+    </w:p>
+    <w:p>
+      <w:pPr>
+        <w:spacing w:before="40" w:after="130" w:line="348" w:lineRule="auto"/>
+        <w:jc w:val="both"/>
+      </w:pPr>
+      <w:r>
+        <w:rPr>
+          <w:rFonts w:ascii="Arial" w:hAnsi="Arial"/>
+          <w:color w:val="212121"/>
+          <w:sz w:val="21"/>
+        </w:rPr>
+        <w:t>3. Nhấn phím **`F9`** trên bàn phím.</w:t>
+      </w:r>
+    </w:p>
+    <w:p>
+      <w:pPr>
+        <w:spacing w:before="40" w:after="130" w:line="348" w:lineRule="auto"/>
+        <w:jc w:val="both"/>
+      </w:pPr>
+      <w:r>
+        <w:rPr>
+          <w:rFonts w:ascii="Arial" w:hAnsi="Arial"/>
+          <w:color w:val="212121"/>
+          <w:sz w:val="21"/>
+        </w:rPr>
+        <w:t>4. Khi hộp thoại xuất hiện, chọn tùy chọn **"Update entire table"** (Cập nhật toàn bộ bảng) và bấm **OK**.</w:t>
+      </w:r>
+    </w:p>
+    <w:p>
+      <w:pPr>
+        <w:spacing w:before="40" w:after="130" w:line="348" w:lineRule="auto"/>
+        <w:jc w:val="both"/>
+      </w:pPr>
+      <w:r>
+        <w:rPr>
+          <w:rFonts w:ascii="Arial" w:hAnsi="Arial"/>
+          <w:color w:val="212121"/>
+          <w:sz w:val="21"/>
+        </w:rPr>
+        <w:t>5. Microsoft Word sẽ tự động tính toán lại số trang chính xác cho từng chương mục, danh mục hình ảnh và danh mục bảng biểu.</w:t>
+      </w:r>
+    </w:p>
+    <w:p>
+      <w:pPr>
+        <w:spacing w:before="40" w:after="130" w:line="348" w:lineRule="auto"/>
+        <w:jc w:val="both"/>
+      </w:pPr>
+      <w:r>
+        <w:rPr>
+          <w:rFonts w:ascii="Arial" w:hAnsi="Arial"/>
+          <w:color w:val="212121"/>
+          <w:sz w:val="21"/>
+        </w:rPr>
+        <w:t>---</w:t>
+      </w:r>
+    </w:p>
+    <w:p>
+      <w:pPr>
+        <w:pStyle w:val="Heading1"/>
+        <w:keepNext/>
+        <w:pageBreakBefore/>
+        <w:spacing w:before="320" w:after="120"/>
+      </w:pPr>
+      <w:r>
+        <w:rPr>
+          <w:rFonts w:ascii="Arial" w:hAnsi="Arial"/>
+          <w:b/>
+          <w:color w:val="0D47A1"/>
+          <w:sz w:val="32"/>
+        </w:rPr>
+        <w:t>PHẦN MỞ RỘNG CHUYÊN SÂU 6: CHI TIẾT HIỆN THỰC HÓA CÁC REPOSITORIES VÀ SPRING DATA SPECIFICATIONS</w:t>
+      </w:r>
+    </w:p>
+    <w:p>
+      <w:pPr>
+        <w:pStyle w:val="Heading2"/>
+        <w:keepNext/>
+        <w:spacing w:before="240" w:after="80"/>
+      </w:pPr>
+      <w:r>
+        <w:rPr>
+          <w:rFonts w:ascii="Arial" w:hAnsi="Arial"/>
+          <w:b/>
+          <w:color w:val="1E88E5"/>
+          <w:sz w:val="26"/>
+        </w:rPr>
+        <w:t>1. Truy Vấn Động Linh Hoạt Với Spring Data JPA Specifications</w:t>
+      </w:r>
+    </w:p>
+    <w:p>
+      <w:pPr>
+        <w:spacing w:before="40" w:after="130" w:line="348" w:lineRule="auto"/>
+        <w:jc w:val="both"/>
+      </w:pPr>
+      <w:r>
+        <w:rPr>
+          <w:rFonts w:ascii="Arial" w:hAnsi="Arial"/>
+          <w:color w:val="212121"/>
+          <w:sz w:val="21"/>
+        </w:rPr>
+        <w:t>Trong thực tế quản lý công việc và dự án doanh nghiệp, người dùng thường có nhu cầu lọc dữ liệu phức tạp kết hợp đồng thời nhiều điều kiện: lọc theo khoảng ngày tạo, theo danh sách trạng thái (`TODO`, `IN_PROGRESS`), theo nhân viên được giao, hoặc theo độ ưu tiên (`HIGH`, `CRITICAL`).</w:t>
+      </w:r>
+    </w:p>
+    <w:p>
+      <w:pPr>
+        <w:pStyle w:val="Heading3"/>
+        <w:keepNext/>
+        <w:spacing w:before="160" w:after="40"/>
+      </w:pPr>
+      <w:r>
+        <w:rPr>
+          <w:rFonts w:ascii="Arial" w:hAnsi="Arial"/>
+          <w:b/>
+          <w:color w:val="43A047"/>
+          <w:sz w:val="22"/>
+        </w:rPr>
+        <w:t>1.1. Lớp Đặc Tả Kỹ Thuật `TaskSpecification.java`</w:t>
+      </w:r>
+    </w:p>
+    <w:p>
+      <w:pPr>
+        <w:spacing w:before="40" w:after="130" w:line="348" w:lineRule="auto"/>
+        <w:jc w:val="both"/>
+      </w:pPr>
+      <w:r>
+        <w:rPr>
+          <w:rFonts w:ascii="Arial" w:hAnsi="Arial"/>
+          <w:color w:val="212121"/>
+          <w:sz w:val="21"/>
+        </w:rPr>
+        <w:t>Thay vì viết hàng chục phương thức truy vấn rẽ nhánh trong Repository (gây phình to interface), WorkSphere áp dụng kỹ thuật **Spring Data JPA Specifications** dựa trên JPA Criteria API:</w:t>
+      </w:r>
+    </w:p>
+    <w:tbl>
+      <w:tblPr>
+        <w:tblW w:type="auto" w:w="0"/>
+        <w:jc w:val="center"/>
+        <w:tblLook w:firstColumn="1" w:firstRow="1" w:lastColumn="0" w:lastRow="0" w:noHBand="0" w:noVBand="1" w:val="04A0"/>
+      </w:tblPr>
+      <w:tblGrid>
+        <w:gridCol w:w="9029"/>
+      </w:tblGrid>
+      <w:tr>
+        <w:tc>
+          <w:tcPr>
+            <w:tcW w:type="dxa" w:w="9029"/>
+            <w:shd w:fill="F4F6F9"/>
+            <w:tcBorders>
+              <w:top w:val="none"/>
+              <w:left w:val="single" w:sz="24" w:space="0" w:color="1E88E5"/>
+              <w:bottom w:val="none"/>
+              <w:right w:val="none"/>
+            </w:tcBorders>
+          </w:tcPr>
+          <w:p>
+            <w:pPr>
+              <w:spacing w:before="80" w:after="80"/>
+            </w:pPr>
+            <w:r>
+              <w:rPr>
+                <w:rFonts w:ascii="Consolas" w:hAnsi="Consolas"/>
+                <w:color w:val="212121"/>
+                <w:sz w:val="18"/>
+              </w:rPr>
+              <w:t>// Đường dẫn: backend/src/main/java/com/worksphere/task/repository/TaskSpecification.java</w:t>
+              <w:br/>
+              <w:t>package com.worksphere.task.repository;</w:t>
+              <w:br/>
+              <w:br/>
+              <w:t>import com.worksphere.task.domain.Task;</w:t>
+              <w:br/>
+              <w:t>import com.worksphere.task.domain.TaskStatus;</w:t>
+              <w:br/>
+              <w:t>import jakarta.persistence.criteria.Predicate;</w:t>
+              <w:br/>
+              <w:t>import org.springframework.data.jpa.domain.Specification;</w:t>
+              <w:br/>
+              <w:br/>
+              <w:t>import java.time.Instant;</w:t>
+              <w:br/>
+              <w:t>import java.util.ArrayList;</w:t>
+              <w:br/>
+              <w:t>import java.util.List;</w:t>
+              <w:br/>
+              <w:br/>
+              <w:t>public class TaskSpecification {</w:t>
+              <w:br/>
+              <w:br/>
+              <w:t xml:space="preserve">    public static Specification&lt;Task&gt; filterTasks(Long projectId, Long assigneeId, </w:t>
+              <w:br/>
+              <w:t xml:space="preserve">                                                  TaskStatus status, Instant fromDate, Instant toDate) {</w:t>
+              <w:br/>
+              <w:t xml:space="preserve">        return (root, query, criteriaBuilder) -&gt; {</w:t>
+              <w:br/>
+              <w:t xml:space="preserve">            List&lt;Predicate&gt; predicates = new ArrayList&lt;&gt;();</w:t>
+              <w:br/>
+              <w:br/>
+              <w:t xml:space="preserve">            if (projectId != null) {</w:t>
+              <w:br/>
+              <w:t xml:space="preserve">                predicates.add(criteriaBuilder.equal(root.get("project").get("id"), projectId));</w:t>
+              <w:br/>
+              <w:t xml:space="preserve">            }</w:t>
+              <w:br/>
+              <w:t xml:space="preserve">            if (assigneeId != null) {</w:t>
+              <w:br/>
+              <w:t xml:space="preserve">                predicates.add(criteriaBuilder.equal(root.get("assigneeId"), assigneeId));</w:t>
+              <w:br/>
+              <w:t xml:space="preserve">            }</w:t>
+              <w:br/>
+              <w:t xml:space="preserve">            if (status != null) {</w:t>
+              <w:br/>
+              <w:t xml:space="preserve">                predicates.add(criteriaBuilder.equal(root.get("status"), status));</w:t>
+              <w:br/>
+              <w:t xml:space="preserve">            }</w:t>
+              <w:br/>
+              <w:t xml:space="preserve">            if (fromDate != null) {</w:t>
+              <w:br/>
+              <w:t xml:space="preserve">                predicates.add(criteriaBuilder.greaterThanOrEqualTo(root.get("createdAt"), fromDate));</w:t>
+              <w:br/>
+              <w:t xml:space="preserve">            }</w:t>
+              <w:br/>
+              <w:t xml:space="preserve">            if (toDate != null) {</w:t>
+              <w:br/>
+              <w:t xml:space="preserve">                predicates.add(criteriaBuilder.lessThanOrEqualTo(root.get("createdAt"), toDate));</w:t>
+              <w:br/>
+              <w:t xml:space="preserve">            }</w:t>
+              <w:br/>
+              <w:br/>
+              <w:t xml:space="preserve">            return criteriaBuilder.and(predicates.toArray(new Predicate[0]));</w:t>
+              <w:br/>
+              <w:t xml:space="preserve">        };</w:t>
+              <w:br/>
+              <w:t xml:space="preserve">    }</w:t>
+              <w:br/>
+              <w:t>}</w:t>
+            </w:r>
+          </w:p>
+        </w:tc>
+      </w:tr>
+    </w:tbl>
+    <w:p>
+      <w:pPr>
+        <w:spacing w:before="40" w:after="130" w:line="348" w:lineRule="auto"/>
+      </w:pPr>
+    </w:p>
+    <w:p>
+      <w:pPr>
+        <w:pStyle w:val="Heading3"/>
+        <w:keepNext/>
+        <w:spacing w:before="160" w:after="40"/>
+      </w:pPr>
+      <w:r>
+        <w:rPr>
+          <w:rFonts w:ascii="Arial" w:hAnsi="Arial"/>
+          <w:b/>
+          <w:color w:val="43A047"/>
+          <w:sz w:val="22"/>
+        </w:rPr>
+        <w:t>1.2. Kế Thừa `JpaSpecificationExecutor` Trong `TaskRepository`</w:t>
+      </w:r>
+    </w:p>
+    <w:tbl>
+      <w:tblPr>
+        <w:tblW w:type="auto" w:w="0"/>
+        <w:jc w:val="center"/>
+        <w:tblLook w:firstColumn="1" w:firstRow="1" w:lastColumn="0" w:lastRow="0" w:noHBand="0" w:noVBand="1" w:val="04A0"/>
+      </w:tblPr>
+      <w:tblGrid>
+        <w:gridCol w:w="9029"/>
+      </w:tblGrid>
+      <w:tr>
+        <w:tc>
+          <w:tcPr>
+            <w:tcW w:type="dxa" w:w="9029"/>
+            <w:shd w:fill="F4F6F9"/>
+            <w:tcBorders>
+              <w:top w:val="none"/>
+              <w:left w:val="single" w:sz="24" w:space="0" w:color="1E88E5"/>
+              <w:bottom w:val="none"/>
+              <w:right w:val="none"/>
+            </w:tcBorders>
+          </w:tcPr>
+          <w:p>
+            <w:pPr>
+              <w:spacing w:before="80" w:after="80"/>
+            </w:pPr>
+            <w:r>
+              <w:rPr>
+                <w:rFonts w:ascii="Consolas" w:hAnsi="Consolas"/>
+                <w:color w:val="212121"/>
+                <w:sz w:val="18"/>
+              </w:rPr>
+              <w:t>// Đường dẫn: backend/src/main/java/com/worksphere/task/repository/TaskRepository.java</w:t>
+              <w:br/>
+              <w:t>package com.worksphere.task.repository;</w:t>
+              <w:br/>
+              <w:br/>
+              <w:t>import com.worksphere.task.domain.Task;</w:t>
+              <w:br/>
+              <w:t>import org.springframework.data.domain.Page;</w:t>
+              <w:br/>
+              <w:t>import org.springframework.data.domain.Pageable;</w:t>
+              <w:br/>
+              <w:t>import org.springframework.data.jpa.repository.JpaRepository;</w:t>
+              <w:br/>
+              <w:t>import org.springframework.data.jpa.repository.JpaSpecificationExecutor;</w:t>
+              <w:br/>
+              <w:t>import org.springframework.stereotype.Repository;</w:t>
+              <w:br/>
+              <w:br/>
+              <w:t>@Repository</w:t>
+              <w:br/>
+              <w:t>public interface TaskRepository extends JpaRepository&lt;Task, Long&gt;, JpaSpecificationExecutor&lt;Task&gt; {</w:t>
+              <w:br/>
+              <w:br/>
+              <w:t xml:space="preserve">    Page&lt;Task&gt; findByProjectId(Long projectId, Pageable pageable);</w:t>
+              <w:br/>
+              <w:br/>
+              <w:t xml:space="preserve">    long countByProjectIdAndStatus(Long projectId, com.worksphere.task.domain.TaskStatus status);</w:t>
+              <w:br/>
+              <w:t>}</w:t>
+            </w:r>
+          </w:p>
+        </w:tc>
+      </w:tr>
+    </w:tbl>
+    <w:p>
+      <w:pPr>
+        <w:spacing w:before="40" w:after="130" w:line="348" w:lineRule="auto"/>
+      </w:pPr>
+    </w:p>
+    <w:p>
+      <w:pPr>
+        <w:spacing w:before="40" w:after="130" w:line="348" w:lineRule="auto"/>
+        <w:jc w:val="both"/>
+      </w:pPr>
+      <w:r>
+        <w:rPr>
+          <w:rFonts w:ascii="Arial" w:hAnsi="Arial"/>
+          <w:color w:val="212121"/>
+          <w:sz w:val="21"/>
+        </w:rPr>
+        <w:t>*Ý nghĩa kỹ thuật và chất lượng mã nguồn*:</w:t>
+      </w:r>
+    </w:p>
+    <w:p>
+      <w:pPr>
+        <w:pStyle w:val="ListBullet"/>
+        <w:spacing w:before="30" w:after="130" w:line="348" w:lineRule="auto"/>
+      </w:pPr>
+      <w:r>
+        <w:rPr>
+          <w:rFonts w:ascii="Arial" w:hAnsi="Arial"/>
+          <w:sz w:val="21"/>
+        </w:rPr>
+        <w:t>`TaskRepository` kế thừa cả `JpaRepository&lt;Task, Long&gt;` và `JpaSpecificationExecutor&lt;Task&gt;`, cho phép thực thi câu truy vấn động an toàn về kiểu dữ liệu (Typesafe Queries) mà không cần ghép chuỗi SQL thủ công.</w:t>
+      </w:r>
+    </w:p>
+    <w:p>
+      <w:pPr>
+        <w:pStyle w:val="ListBullet"/>
+        <w:spacing w:before="30" w:after="130" w:line="348" w:lineRule="auto"/>
+      </w:pPr>
+      <w:r>
+        <w:rPr>
+          <w:rFonts w:ascii="Arial" w:hAnsi="Arial"/>
+          <w:sz w:val="21"/>
+        </w:rPr>
+        <w:t>Tự động tích hợp phân trang chuẩn (`Pageable`), trả về `Page&lt;Task&gt;` bao gồm tổng số trang, tổng số bản ghi và dữ liệu trang hiện tại, bảo vệ máy chủ khỏi nguy cơ tràn bộ nhớ Out-Of-Memory (OOM) khi bảng dữ liệu có hàng triệu dòng.</w:t>
+      </w:r>
+    </w:p>
+    <w:p>
+      <w:pPr>
+        <w:spacing w:before="40" w:after="130" w:line="348" w:lineRule="auto"/>
+        <w:jc w:val="both"/>
+      </w:pPr>
+      <w:r>
+        <w:rPr>
+          <w:rFonts w:ascii="Arial" w:hAnsi="Arial"/>
+          <w:color w:val="212121"/>
+          <w:sz w:val="21"/>
+        </w:rPr>
+        <w:t>---</w:t>
+      </w:r>
+    </w:p>
+    <w:p>
+      <w:pPr>
+        <w:pStyle w:val="Heading2"/>
+        <w:keepNext/>
+        <w:spacing w:before="240" w:after="80"/>
+      </w:pPr>
+      <w:r>
+        <w:rPr>
+          <w:rFonts w:ascii="Arial" w:hAnsi="Arial"/>
+          <w:b/>
+          <w:color w:val="1E88E5"/>
+          <w:sz w:val="26"/>
+        </w:rPr>
+        <w:t>2. Quản Trị Cấu Hình Phân Trang &amp; Sắp Xếp Chuẩn Doanh Nghiệp (Pagination &amp; Sorting)</w:t>
+      </w:r>
+    </w:p>
+    <w:p>
+      <w:pPr>
+        <w:spacing w:before="40" w:after="130" w:line="348" w:lineRule="auto"/>
+        <w:jc w:val="both"/>
+      </w:pPr>
+      <w:r>
+        <w:rPr>
+          <w:rFonts w:ascii="Arial" w:hAnsi="Arial"/>
+          <w:color w:val="212121"/>
+          <w:sz w:val="21"/>
+        </w:rPr>
+        <w:t>Toàn bộ các API truy vấn danh sách trong WorkSphere đều bắt buộc hỗ trợ phân trang:</w:t>
+      </w:r>
+    </w:p>
+    <w:p>
+      <w:pPr>
+        <w:pStyle w:val="ListBullet"/>
+        <w:spacing w:before="30" w:after="130" w:line="348" w:lineRule="auto"/>
+      </w:pPr>
+      <w:r>
+        <w:rPr>
+          <w:rFonts w:ascii="Arial" w:hAnsi="Arial"/>
+          <w:sz w:val="21"/>
+        </w:rPr>
+        <w:t>Tham số đầu vào: `page` (mặc định 0), `size` (mặc định 20, giới hạn tối đa 100 để ngăn chặn tấn công từ chối dịch vụ DoS tải dữ liệu lớn), `sort` (ví dụ: `createdAt,desc`).</w:t>
+      </w:r>
+    </w:p>
+    <w:p>
+      <w:pPr>
+        <w:pStyle w:val="ListBullet"/>
+        <w:spacing w:before="30" w:after="130" w:line="348" w:lineRule="auto"/>
+      </w:pPr>
+      <w:r>
+        <w:rPr>
+          <w:rFonts w:ascii="Arial" w:hAnsi="Arial"/>
+          <w:sz w:val="21"/>
+        </w:rPr>
+        <w:t>Kết quả trả về được bao bọc trong `PageResponse&lt;T&gt;` chuẩn mực:</w:t>
+      </w:r>
+    </w:p>
+    <w:tbl>
+      <w:tblPr>
+        <w:tblW w:type="auto" w:w="0"/>
+        <w:jc w:val="center"/>
+        <w:tblLook w:firstColumn="1" w:firstRow="1" w:lastColumn="0" w:lastRow="0" w:noHBand="0" w:noVBand="1" w:val="04A0"/>
+      </w:tblPr>
+      <w:tblGrid>
+        <w:gridCol w:w="9029"/>
+      </w:tblGrid>
+      <w:tr>
+        <w:tc>
+          <w:tcPr>
+            <w:tcW w:type="dxa" w:w="9029"/>
+            <w:shd w:fill="F4F6F9"/>
+            <w:tcBorders>
+              <w:top w:val="none"/>
+              <w:left w:val="single" w:sz="24" w:space="0" w:color="1E88E5"/>
+              <w:bottom w:val="none"/>
+              <w:right w:val="none"/>
+            </w:tcBorders>
+          </w:tcPr>
+          <w:p>
+            <w:pPr>
+              <w:spacing w:before="80" w:after="80"/>
+            </w:pPr>
+            <w:r>
+              <w:rPr>
+                <w:rFonts w:ascii="Consolas" w:hAnsi="Consolas"/>
+                <w:color w:val="212121"/>
+                <w:sz w:val="18"/>
+              </w:rPr>
+              <w:t xml:space="preserve">  {</w:t>
+              <w:br/>
+              <w:t xml:space="preserve">    "success": true,</w:t>
+              <w:br/>
+              <w:t xml:space="preserve">    "message": "Lấy danh sách công việc thành công",</w:t>
+              <w:br/>
+              <w:t xml:space="preserve">    "data": {</w:t>
+              <w:br/>
+              <w:t xml:space="preserve">      "content": [ ... ],</w:t>
+              <w:br/>
+              <w:t xml:space="preserve">      "pageNumber": 0,</w:t>
+              <w:br/>
+              <w:t xml:space="preserve">      "pageSize": 20,</w:t>
+              <w:br/>
+              <w:t xml:space="preserve">      "totalElements": 154,</w:t>
+              <w:br/>
+              <w:t xml:space="preserve">      "totalPages": 8,</w:t>
+              <w:br/>
+              <w:t xml:space="preserve">      "isLast": false</w:t>
+              <w:br/>
+              <w:t xml:space="preserve">    },</w:t>
+              <w:br/>
+              <w:t xml:space="preserve">    "traceId": "req-98fbc124-7621-4a11-b18c-321456789abc",</w:t>
+              <w:br/>
+              <w:t xml:space="preserve">    "timestamp": "2026-10-28T10:15:30Z"</w:t>
+              <w:br/>
+              <w:t xml:space="preserve">  }</w:t>
+            </w:r>
+          </w:p>
+        </w:tc>
+      </w:tr>
+    </w:tbl>
+    <w:p>
+      <w:pPr>
+        <w:spacing w:before="40" w:after="130" w:line="348" w:lineRule="auto"/>
+      </w:pPr>
+    </w:p>
+    <w:p>
+      <w:pPr>
+        <w:spacing w:before="40" w:after="130" w:line="348" w:lineRule="auto"/>
+        <w:jc w:val="both"/>
+      </w:pPr>
+      <w:r>
+        <w:rPr>
+          <w:rFonts w:ascii="Arial" w:hAnsi="Arial"/>
+          <w:color w:val="212121"/>
+          <w:sz w:val="21"/>
+        </w:rPr>
+        <w:t>---</w:t>
+      </w:r>
+    </w:p>
+    <w:p>
+      <w:pPr>
+        <w:pStyle w:val="Heading1"/>
+        <w:keepNext/>
+        <w:pageBreakBefore/>
+        <w:spacing w:before="320" w:after="120"/>
+      </w:pPr>
+      <w:r>
+        <w:rPr>
+          <w:rFonts w:ascii="Arial" w:hAnsi="Arial"/>
+          <w:b/>
+          <w:color w:val="0D47A1"/>
+          <w:sz w:val="32"/>
+        </w:rPr>
+        <w:t>PHẦN MỞ RỘNG CHUYÊN SÂU 7: QUY TRÌNH KIỂM TOÁN HIỆU NĂNG VÀ TỐI ƯU HÓA HIKARICP CONNECTION POOL</w:t>
+      </w:r>
+    </w:p>
+    <w:p>
+      <w:pPr>
+        <w:pStyle w:val="Heading2"/>
+        <w:keepNext/>
+        <w:spacing w:before="240" w:after="80"/>
+      </w:pPr>
+      <w:r>
+        <w:rPr>
+          <w:rFonts w:ascii="Arial" w:hAnsi="Arial"/>
+          <w:b/>
+          <w:color w:val="1E88E5"/>
+          <w:sz w:val="26"/>
+        </w:rPr>
+        <w:t>1. Cấu Hình Pool Kết Nối Cơ Sở Dữ Liệu (HikariCP Performance Tuning)</w:t>
+      </w:r>
+    </w:p>
+    <w:p>
+      <w:pPr>
+        <w:spacing w:before="40" w:after="130" w:line="348" w:lineRule="auto"/>
+        <w:jc w:val="both"/>
+      </w:pPr>
+      <w:r>
+        <w:rPr>
+          <w:rFonts w:ascii="Arial" w:hAnsi="Arial"/>
+          <w:color w:val="212121"/>
+          <w:sz w:val="21"/>
+        </w:rPr>
+        <w:t>HikariCP là thư viện Connection Pool có hiệu năng cao nhất hiện nay trong hệ sinh thái Java. Trong dự án WorkSphere, thông số của pool được điều chỉnh tối ưu hóa cho môi trường containerized:</w:t>
+      </w:r>
+    </w:p>
+    <w:tbl>
+      <w:tblPr>
+        <w:tblW w:type="auto" w:w="0"/>
+        <w:jc w:val="center"/>
+        <w:tblLook w:firstColumn="1" w:firstRow="1" w:lastColumn="0" w:lastRow="0" w:noHBand="0" w:noVBand="1" w:val="04A0"/>
+      </w:tblPr>
+      <w:tblGrid>
+        <w:gridCol w:w="9029"/>
+      </w:tblGrid>
+      <w:tr>
+        <w:tc>
+          <w:tcPr>
+            <w:tcW w:type="dxa" w:w="9029"/>
+            <w:shd w:fill="F4F6F9"/>
+            <w:tcBorders>
+              <w:top w:val="none"/>
+              <w:left w:val="single" w:sz="24" w:space="0" w:color="1E88E5"/>
+              <w:bottom w:val="none"/>
+              <w:right w:val="none"/>
+            </w:tcBorders>
+          </w:tcPr>
+          <w:p>
+            <w:pPr>
+              <w:spacing w:before="80" w:after="80"/>
+            </w:pPr>
+            <w:r>
+              <w:rPr>
+                <w:rFonts w:ascii="Consolas" w:hAnsi="Consolas"/>
+                <w:color w:val="212121"/>
+                <w:sz w:val="18"/>
+              </w:rPr>
+              <w:t># Đường dẫn: backend/src/main/resources/application.yml</w:t>
+              <w:br/>
+              <w:t>spring:</w:t>
+              <w:br/>
+              <w:t xml:space="preserve">  datasource:</w:t>
+              <w:br/>
+              <w:t xml:space="preserve">    hikari:</w:t>
+              <w:br/>
+              <w:t xml:space="preserve">      pool-name: WorkSphereHikariPool</w:t>
+              <w:br/>
+              <w:t xml:space="preserve">      maximum-pool-size: 20</w:t>
+              <w:br/>
+              <w:t xml:space="preserve">      minimum-idle: 5</w:t>
+              <w:br/>
+              <w:t xml:space="preserve">      idle-timeout: 300000</w:t>
+              <w:br/>
+              <w:t xml:space="preserve">      connection-timeout: 20000</w:t>
+              <w:br/>
+              <w:t xml:space="preserve">      max-lifetime: 1200000</w:t>
+              <w:br/>
+              <w:t xml:space="preserve">      leak-detection-threshold: 60000</w:t>
+            </w:r>
+          </w:p>
+        </w:tc>
+      </w:tr>
+    </w:tbl>
+    <w:p>
+      <w:pPr>
+        <w:spacing w:before="40" w:after="130" w:line="348" w:lineRule="auto"/>
+      </w:pPr>
+    </w:p>
+    <w:p>
+      <w:pPr>
+        <w:pStyle w:val="Heading3"/>
+        <w:keepNext/>
+        <w:spacing w:before="160" w:after="40"/>
+      </w:pPr>
+      <w:r>
+        <w:rPr>
+          <w:rFonts w:ascii="Arial" w:hAnsi="Arial"/>
+          <w:b/>
+          <w:color w:val="43A047"/>
+          <w:sz w:val="22"/>
+        </w:rPr>
+        <w:t>Phân tích ý nghĩa các thông số kỹ thuật:</w:t>
+      </w:r>
+    </w:p>
+    <w:p>
+      <w:pPr>
+        <w:pStyle w:val="ListBullet"/>
+        <w:spacing w:before="30" w:after="130" w:line="348" w:lineRule="auto"/>
+      </w:pPr>
+      <w:r>
+        <w:rPr>
+          <w:rFonts w:ascii="Arial" w:hAnsi="Arial"/>
+          <w:sz w:val="21"/>
+        </w:rPr>
+        <w:t>`maximum-pool-size: 20`: Giới hạn tối đa 20 kết nối đồng thời tới PostgreSQL. Trong kiến trúc một container kết nối một database instance cục bộ, kích thước 20 kết nối là điểm cân bằng lý tưởng theo công thức khuyến nghị của PostgreSQL:</w:t>
+      </w:r>
+    </w:p>
+    <w:p>
+      <w:pPr>
+        <w:spacing w:before="40" w:after="130" w:line="348" w:lineRule="auto"/>
+        <w:jc w:val="both"/>
+      </w:pPr>
+      <w:r>
+        <w:rPr>
+          <w:rFonts w:ascii="Arial" w:hAnsi="Arial"/>
+          <w:color w:val="212121"/>
+          <w:sz w:val="21"/>
+        </w:rPr>
+        <w:t>$$</w:t>
+        <w:tab/>
+        <w:t>ext{connections} = ((</w:t>
+        <w:tab/>
+        <w:t xml:space="preserve">ext{core\_count} </w:t>
+        <w:tab/>
+        <w:t xml:space="preserve">imes 2) + </w:t>
+        <w:tab/>
+        <w:t>ext{spindle\_count})$$</w:t>
+      </w:r>
+    </w:p>
+    <w:p>
+      <w:pPr>
+        <w:pStyle w:val="ListBullet"/>
+        <w:spacing w:before="30" w:after="130" w:line="348" w:lineRule="auto"/>
+      </w:pPr>
+      <w:r>
+        <w:rPr>
+          <w:rFonts w:ascii="Arial" w:hAnsi="Arial"/>
+          <w:sz w:val="21"/>
+        </w:rPr>
+        <w:t>`connection-timeout: 20000` (20 giây): Thời gian tối đa một thread chờ đợi để lấy kết nối từ pool trước khi ném ra `SQLTransientConnectionException`.</w:t>
+      </w:r>
+    </w:p>
+    <w:p>
+      <w:pPr>
+        <w:pStyle w:val="ListBullet"/>
+        <w:spacing w:before="30" w:after="130" w:line="348" w:lineRule="auto"/>
+      </w:pPr>
+      <w:r>
+        <w:rPr>
+          <w:rFonts w:ascii="Arial" w:hAnsi="Arial"/>
+          <w:sz w:val="21"/>
+        </w:rPr>
+        <w:t>`leak-detection-threshold: 60000` (60 giây): Tính năng phát hiện rò rỉ kết nối (Connection Leak Detection). Nếu một phương thức nghiệp vụ mượn kết nối quá 60 giây mà chưa trả về pool (do bị nghẽn I/O hoặc deadlock), HikariCP sẽ lập tức ghi cảnh báo `WARN` kèm stack trace chi tiết vào log, giúp lập trình viên phát hiện sớm lỗi rò rỉ tài nguyên.</w:t>
+      </w:r>
+    </w:p>
+    <w:p>
+      <w:pPr>
+        <w:spacing w:before="40" w:after="130" w:line="348" w:lineRule="auto"/>
+        <w:jc w:val="both"/>
+      </w:pPr>
+      <w:r>
+        <w:rPr>
+          <w:rFonts w:ascii="Arial" w:hAnsi="Arial"/>
+          <w:color w:val="212121"/>
+          <w:sz w:val="21"/>
+        </w:rPr>
+        <w:t>---</w:t>
+      </w:r>
+    </w:p>
+    <w:p>
+      <w:pPr>
+        <w:pStyle w:val="Heading1"/>
+        <w:keepNext/>
+        <w:pageBreakBefore/>
+        <w:spacing w:before="320" w:after="120"/>
+      </w:pPr>
+      <w:r>
+        <w:rPr>
+          <w:rFonts w:ascii="Arial" w:hAnsi="Arial"/>
+          <w:b/>
+          <w:color w:val="0D47A1"/>
+          <w:sz w:val="32"/>
+        </w:rPr>
+        <w:t>PHẦN MỞ RỘNG CHUYÊN SÂU 8: CHI TIẾT 17 FLYWAY MIGRATIONS VÀ RÀNG BUỘC TOÀN VẸN CƠ SỞ DỮ LIỆU</w:t>
+      </w:r>
+    </w:p>
+    <w:p>
+      <w:pPr>
+        <w:spacing w:before="40" w:after="130" w:line="348" w:lineRule="auto"/>
+        <w:jc w:val="both"/>
+      </w:pPr>
+      <w:r>
+        <w:rPr>
+          <w:rFonts w:ascii="Arial" w:hAnsi="Arial"/>
+          <w:color w:val="212121"/>
+          <w:sz w:val="21"/>
+        </w:rPr>
+        <w:t>Bảng đối soát chi tiết 17 script SQL di trú của hệ thống WorkSphere:</w:t>
+      </w:r>
+    </w:p>
+    <w:tbl>
+      <w:tblPr>
+        <w:tblW w:type="auto" w:w="0"/>
+        <w:jc w:val="center"/>
+        <w:tblLook w:firstColumn="1" w:firstRow="1" w:lastColumn="0" w:lastRow="0" w:noHBand="0" w:noVBand="1" w:val="04A0"/>
+        <w:tblBorders>
+          <w:top w:val="single" w:sz="4" w:space="0" w:color="D3D3D3"/>
+          <w:bottom w:val="single" w:sz="6" w:space="0" w:color="1E88E5"/>
+          <w:insideH w:val="single" w:sz="4" w:space="0" w:color="D3D3D3"/>
+          <w:insideV w:val="none"/>
+          <w:left w:val="none"/>
+          <w:right w:val="none"/>
+        </w:tblBorders>
+      </w:tblPr>
+      <w:tblGrid>
+        <w:gridCol w:w="3010"/>
+        <w:gridCol w:w="3010"/>
+        <w:gridCol w:w="3010"/>
+      </w:tblGrid>
+      <w:tr>
+        <w:tc>
+          <w:tcPr>
+            <w:tcW w:type="dxa" w:w="3010"/>
+            <w:vAlign w:val="center"/>
+            <w:shd w:fill="1E88E5"/>
+          </w:tcPr>
+          <w:p>
+            <w:pPr>
+              <w:spacing w:before="60" w:after="60"/>
+            </w:pPr>
+            <w:r>
+              <w:rPr>
+                <w:rFonts w:ascii="Arial" w:hAnsi="Arial"/>
+                <w:b/>
+                <w:color w:val="FFFFFF"/>
+                <w:sz w:val="19"/>
+              </w:rPr>
+              <w:t>Tên tệp di trú Flyway</w:t>
+            </w:r>
+          </w:p>
+        </w:tc>
+        <w:tc>
+          <w:tcPr>
+            <w:tcW w:type="dxa" w:w="3010"/>
+            <w:vAlign w:val="center"/>
+            <w:shd w:fill="1E88E5"/>
+          </w:tcPr>
+          <w:p>
+            <w:pPr>
+              <w:spacing w:before="60" w:after="60"/>
+            </w:pPr>
+            <w:r>
+              <w:rPr>
+                <w:rFonts w:ascii="Arial" w:hAnsi="Arial"/>
+                <w:b/>
+                <w:color w:val="FFFFFF"/>
+                <w:sz w:val="19"/>
+              </w:rPr>
+              <w:t>Ngày tạo lập</w:t>
+            </w:r>
+          </w:p>
+        </w:tc>
+        <w:tc>
+          <w:tcPr>
+            <w:tcW w:type="dxa" w:w="3010"/>
+            <w:vAlign w:val="center"/>
+            <w:shd w:fill="1E88E5"/>
+          </w:tcPr>
+          <w:p>
+            <w:pPr>
+              <w:spacing w:before="60" w:after="60"/>
+            </w:pPr>
+            <w:r>
+              <w:rPr>
+                <w:rFonts w:ascii="Arial" w:hAnsi="Arial"/>
+                <w:b/>
+                <w:color w:val="FFFFFF"/>
+                <w:sz w:val="19"/>
+              </w:rPr>
+              <w:t>Mục đích nghiệp vụ &amp; Các bảng/chỉ mục tác động</w:t>
+            </w:r>
+          </w:p>
+        </w:tc>
+      </w:tr>
+      <w:tr>
+        <w:tc>
+          <w:tcPr>
+            <w:tcW w:type="dxa" w:w="3010"/>
+            <w:vAlign w:val="center"/>
+            <w:shd w:fill="F5F9FD"/>
+          </w:tcPr>
+          <w:p>
+            <w:pPr>
+              <w:spacing w:before="60" w:after="60"/>
+            </w:pPr>
+            <w:r>
+              <w:rPr>
+                <w:rFonts w:ascii="Arial" w:hAnsi="Arial"/>
+                <w:sz w:val="19"/>
+              </w:rPr>
+              <w:t>`V001__create_identity_tables.sql`</w:t>
+            </w:r>
+          </w:p>
+        </w:tc>
+        <w:tc>
+          <w:tcPr>
+            <w:tcW w:type="dxa" w:w="3010"/>
+            <w:vAlign w:val="center"/>
+            <w:shd w:fill="F5F9FD"/>
+          </w:tcPr>
+          <w:p>
+            <w:pPr>
+              <w:spacing w:before="60" w:after="60"/>
+            </w:pPr>
+            <w:r>
+              <w:rPr>
+                <w:rFonts w:ascii="Arial" w:hAnsi="Arial"/>
+                <w:sz w:val="19"/>
+              </w:rPr>
+              <w:t>10/10/2026</w:t>
+            </w:r>
+          </w:p>
+        </w:tc>
+        <w:tc>
+          <w:tcPr>
+            <w:tcW w:type="dxa" w:w="3010"/>
+            <w:vAlign w:val="center"/>
+            <w:shd w:fill="F5F9FD"/>
+          </w:tcPr>
+          <w:p>
+            <w:pPr>
+              <w:spacing w:before="60" w:after="60"/>
+            </w:pPr>
+            <w:r>
+              <w:rPr>
+                <w:rFonts w:ascii="Arial" w:hAnsi="Arial"/>
+                <w:sz w:val="19"/>
+              </w:rPr>
+              <w:t>Khởi tạo bảng `users`, `refresh_tokens`, lưu trữ thông tin tài khoản và mã hóa mật khẩu.</w:t>
+            </w:r>
+          </w:p>
+        </w:tc>
+      </w:tr>
+      <w:tr>
+        <w:tc>
+          <w:tcPr>
+            <w:tcW w:type="dxa" w:w="3010"/>
+            <w:vAlign w:val="center"/>
+          </w:tcPr>
+          <w:p>
+            <w:pPr>
+              <w:spacing w:before="60" w:after="60"/>
+            </w:pPr>
+            <w:r>
+              <w:rPr>
+                <w:rFonts w:ascii="Arial" w:hAnsi="Arial"/>
+                <w:sz w:val="19"/>
+              </w:rPr>
+              <w:t>`V002__create_organization_tables.sql`</w:t>
+            </w:r>
+          </w:p>
+        </w:tc>
+        <w:tc>
+          <w:tcPr>
+            <w:tcW w:type="dxa" w:w="3010"/>
+            <w:vAlign w:val="center"/>
+          </w:tcPr>
+          <w:p>
+            <w:pPr>
+              <w:spacing w:before="60" w:after="60"/>
+            </w:pPr>
+            <w:r>
+              <w:rPr>
+                <w:rFonts w:ascii="Arial" w:hAnsi="Arial"/>
+                <w:sz w:val="19"/>
+              </w:rPr>
+              <w:t>11/10/2026</w:t>
+            </w:r>
+          </w:p>
+        </w:tc>
+        <w:tc>
+          <w:tcPr>
+            <w:tcW w:type="dxa" w:w="3010"/>
+            <w:vAlign w:val="center"/>
+          </w:tcPr>
+          <w:p>
+            <w:pPr>
+              <w:spacing w:before="60" w:after="60"/>
+            </w:pPr>
+            <w:r>
+              <w:rPr>
+                <w:rFonts w:ascii="Arial" w:hAnsi="Arial"/>
+                <w:sz w:val="19"/>
+              </w:rPr>
+              <w:t>Khởi tạo bảng `departments`, thiết lập cây phân cấp phòng ban và mã đơn vị duy nhất.</w:t>
+            </w:r>
+          </w:p>
+        </w:tc>
+      </w:tr>
+      <w:tr>
+        <w:tc>
+          <w:tcPr>
+            <w:tcW w:type="dxa" w:w="3010"/>
+            <w:vAlign w:val="center"/>
+            <w:shd w:fill="F5F9FD"/>
+          </w:tcPr>
+          <w:p>
+            <w:pPr>
+              <w:spacing w:before="60" w:after="60"/>
+            </w:pPr>
+            <w:r>
+              <w:rPr>
+                <w:rFonts w:ascii="Arial" w:hAnsi="Arial"/>
+                <w:sz w:val="19"/>
+              </w:rPr>
+              <w:t>`V003__create_project_tables.sql`</w:t>
+            </w:r>
+          </w:p>
+        </w:tc>
+        <w:tc>
+          <w:tcPr>
+            <w:tcW w:type="dxa" w:w="3010"/>
+            <w:vAlign w:val="center"/>
+            <w:shd w:fill="F5F9FD"/>
+          </w:tcPr>
+          <w:p>
+            <w:pPr>
+              <w:spacing w:before="60" w:after="60"/>
+            </w:pPr>
+            <w:r>
+              <w:rPr>
+                <w:rFonts w:ascii="Arial" w:hAnsi="Arial"/>
+                <w:sz w:val="19"/>
+              </w:rPr>
+              <w:t>12/10/2026</w:t>
+            </w:r>
+          </w:p>
+        </w:tc>
+        <w:tc>
+          <w:tcPr>
+            <w:tcW w:type="dxa" w:w="3010"/>
+            <w:vAlign w:val="center"/>
+            <w:shd w:fill="F5F9FD"/>
+          </w:tcPr>
+          <w:p>
+            <w:pPr>
+              <w:spacing w:before="60" w:after="60"/>
+            </w:pPr>
+            <w:r>
+              <w:rPr>
+                <w:rFonts w:ascii="Arial" w:hAnsi="Arial"/>
+                <w:sz w:val="19"/>
+              </w:rPr>
+              <w:t>Khởi tạo bảng `projects`, `project_members`, quản trị ngân sách và tiến độ dự án.</w:t>
+            </w:r>
+          </w:p>
+        </w:tc>
+      </w:tr>
+      <w:tr>
+        <w:tc>
+          <w:tcPr>
+            <w:tcW w:type="dxa" w:w="3010"/>
+            <w:vAlign w:val="center"/>
+          </w:tcPr>
+          <w:p>
+            <w:pPr>
+              <w:spacing w:before="60" w:after="60"/>
+            </w:pPr>
+            <w:r>
+              <w:rPr>
+                <w:rFonts w:ascii="Arial" w:hAnsi="Arial"/>
+                <w:sz w:val="19"/>
+              </w:rPr>
+              <w:t>`V004__create_file_tables.sql`</w:t>
+            </w:r>
+          </w:p>
+        </w:tc>
+        <w:tc>
+          <w:tcPr>
+            <w:tcW w:type="dxa" w:w="3010"/>
+            <w:vAlign w:val="center"/>
+          </w:tcPr>
+          <w:p>
+            <w:pPr>
+              <w:spacing w:before="60" w:after="60"/>
+            </w:pPr>
+            <w:r>
+              <w:rPr>
+                <w:rFonts w:ascii="Arial" w:hAnsi="Arial"/>
+                <w:sz w:val="19"/>
+              </w:rPr>
+              <w:t>13/10/2026</w:t>
+            </w:r>
+          </w:p>
+        </w:tc>
+        <w:tc>
+          <w:tcPr>
+            <w:tcW w:type="dxa" w:w="3010"/>
+            <w:vAlign w:val="center"/>
+          </w:tcPr>
+          <w:p>
+            <w:pPr>
+              <w:spacing w:before="60" w:after="60"/>
+            </w:pPr>
+            <w:r>
+              <w:rPr>
+                <w:rFonts w:ascii="Arial" w:hAnsi="Arial"/>
+                <w:sz w:val="19"/>
+              </w:rPr>
+              <w:t>Khởi tạo bảng `file_metadata`, quản lý mã băm SHA-256 và tệp tải lên.</w:t>
+            </w:r>
+          </w:p>
+        </w:tc>
+      </w:tr>
+      <w:tr>
+        <w:tc>
+          <w:tcPr>
+            <w:tcW w:type="dxa" w:w="3010"/>
+            <w:vAlign w:val="center"/>
+            <w:shd w:fill="F5F9FD"/>
+          </w:tcPr>
+          <w:p>
+            <w:pPr>
+              <w:spacing w:before="60" w:after="60"/>
+            </w:pPr>
+            <w:r>
+              <w:rPr>
+                <w:rFonts w:ascii="Arial" w:hAnsi="Arial"/>
+                <w:sz w:val="19"/>
+              </w:rPr>
+              <w:t>`V005__create_task_tables.sql`</w:t>
+            </w:r>
+          </w:p>
+        </w:tc>
+        <w:tc>
+          <w:tcPr>
+            <w:tcW w:type="dxa" w:w="3010"/>
+            <w:vAlign w:val="center"/>
+            <w:shd w:fill="F5F9FD"/>
+          </w:tcPr>
+          <w:p>
+            <w:pPr>
+              <w:spacing w:before="60" w:after="60"/>
+            </w:pPr>
+            <w:r>
+              <w:rPr>
+                <w:rFonts w:ascii="Arial" w:hAnsi="Arial"/>
+                <w:sz w:val="19"/>
+              </w:rPr>
+              <w:t>14/10/2026</w:t>
+            </w:r>
+          </w:p>
+        </w:tc>
+        <w:tc>
+          <w:tcPr>
+            <w:tcW w:type="dxa" w:w="3010"/>
+            <w:vAlign w:val="center"/>
+            <w:shd w:fill="F5F9FD"/>
+          </w:tcPr>
+          <w:p>
+            <w:pPr>
+              <w:spacing w:before="60" w:after="60"/>
+            </w:pPr>
+            <w:r>
+              <w:rPr>
+                <w:rFonts w:ascii="Arial" w:hAnsi="Arial"/>
+                <w:sz w:val="19"/>
+              </w:rPr>
+              <w:t>Khởi tạo bảng `tasks`, `task_comments`, thiết lập máy trạng thái công việc và khóa `@Version`.</w:t>
+            </w:r>
+          </w:p>
+        </w:tc>
+      </w:tr>
+      <w:tr>
+        <w:tc>
+          <w:tcPr>
+            <w:tcW w:type="dxa" w:w="3010"/>
+            <w:vAlign w:val="center"/>
+          </w:tcPr>
+          <w:p>
+            <w:pPr>
+              <w:spacing w:before="60" w:after="60"/>
+            </w:pPr>
+            <w:r>
+              <w:rPr>
+                <w:rFonts w:ascii="Arial" w:hAnsi="Arial"/>
+                <w:sz w:val="19"/>
+              </w:rPr>
+              <w:t>`V006__create_asset_tables.sql`</w:t>
+            </w:r>
+          </w:p>
+        </w:tc>
+        <w:tc>
+          <w:tcPr>
+            <w:tcW w:type="dxa" w:w="3010"/>
+            <w:vAlign w:val="center"/>
+          </w:tcPr>
+          <w:p>
+            <w:pPr>
+              <w:spacing w:before="60" w:after="60"/>
+            </w:pPr>
+            <w:r>
+              <w:rPr>
+                <w:rFonts w:ascii="Arial" w:hAnsi="Arial"/>
+                <w:sz w:val="19"/>
+              </w:rPr>
+              <w:t>15/10/2026</w:t>
+            </w:r>
+          </w:p>
+        </w:tc>
+        <w:tc>
+          <w:tcPr>
+            <w:tcW w:type="dxa" w:w="3010"/>
+            <w:vAlign w:val="center"/>
+          </w:tcPr>
+          <w:p>
+            <w:pPr>
+              <w:spacing w:before="60" w:after="60"/>
+            </w:pPr>
+            <w:r>
+              <w:rPr>
+                <w:rFonts w:ascii="Arial" w:hAnsi="Arial"/>
+                <w:sz w:val="19"/>
+              </w:rPr>
+              <w:t>Khởi tạo bảng `assets`, `asset_allocations`, quản trị mã vạch và trạng thái thiết bị.</w:t>
+            </w:r>
+          </w:p>
+        </w:tc>
+      </w:tr>
+      <w:tr>
+        <w:tc>
+          <w:tcPr>
+            <w:tcW w:type="dxa" w:w="3010"/>
+            <w:vAlign w:val="center"/>
+            <w:shd w:fill="F5F9FD"/>
+          </w:tcPr>
+          <w:p>
+            <w:pPr>
+              <w:spacing w:before="60" w:after="60"/>
+            </w:pPr>
+            <w:r>
+              <w:rPr>
+                <w:rFonts w:ascii="Arial" w:hAnsi="Arial"/>
+                <w:sz w:val="19"/>
+              </w:rPr>
+              <w:t>`V007__create_service_request_tables.sql`</w:t>
+            </w:r>
+          </w:p>
+        </w:tc>
+        <w:tc>
+          <w:tcPr>
+            <w:tcW w:type="dxa" w:w="3010"/>
+            <w:vAlign w:val="center"/>
+            <w:shd w:fill="F5F9FD"/>
+          </w:tcPr>
+          <w:p>
+            <w:pPr>
+              <w:spacing w:before="60" w:after="60"/>
+            </w:pPr>
+            <w:r>
+              <w:rPr>
+                <w:rFonts w:ascii="Arial" w:hAnsi="Arial"/>
+                <w:sz w:val="19"/>
+              </w:rPr>
+              <w:t>15/10/2026</w:t>
+            </w:r>
+          </w:p>
+        </w:tc>
+        <w:tc>
+          <w:tcPr>
+            <w:tcW w:type="dxa" w:w="3010"/>
+            <w:vAlign w:val="center"/>
+            <w:shd w:fill="F5F9FD"/>
+          </w:tcPr>
+          <w:p>
+            <w:pPr>
+              <w:spacing w:before="60" w:after="60"/>
+            </w:pPr>
+            <w:r>
+              <w:rPr>
+                <w:rFonts w:ascii="Arial" w:hAnsi="Arial"/>
+                <w:sz w:val="19"/>
+              </w:rPr>
+              <w:t>Khởi tạo bảng `service_requests`, quy trình xử lý phiếu hỗ trợ nội bộ.</w:t>
+            </w:r>
+          </w:p>
+        </w:tc>
+      </w:tr>
+      <w:tr>
+        <w:tc>
+          <w:tcPr>
+            <w:tcW w:type="dxa" w:w="3010"/>
+            <w:vAlign w:val="center"/>
+          </w:tcPr>
+          <w:p>
+            <w:pPr>
+              <w:spacing w:before="60" w:after="60"/>
+            </w:pPr>
+            <w:r>
+              <w:rPr>
+                <w:rFonts w:ascii="Arial" w:hAnsi="Arial"/>
+                <w:sz w:val="19"/>
+              </w:rPr>
+              <w:t>`V008__create_notification_tables.sql`</w:t>
+            </w:r>
+          </w:p>
+        </w:tc>
+        <w:tc>
+          <w:tcPr>
+            <w:tcW w:type="dxa" w:w="3010"/>
+            <w:vAlign w:val="center"/>
+          </w:tcPr>
+          <w:p>
+            <w:pPr>
+              <w:spacing w:before="60" w:after="60"/>
+            </w:pPr>
+            <w:r>
+              <w:rPr>
+                <w:rFonts w:ascii="Arial" w:hAnsi="Arial"/>
+                <w:sz w:val="19"/>
+              </w:rPr>
+              <w:t>16/10/2026</w:t>
+            </w:r>
+          </w:p>
+        </w:tc>
+        <w:tc>
+          <w:tcPr>
+            <w:tcW w:type="dxa" w:w="3010"/>
+            <w:vAlign w:val="center"/>
+          </w:tcPr>
+          <w:p>
+            <w:pPr>
+              <w:spacing w:before="60" w:after="60"/>
+            </w:pPr>
+            <w:r>
+              <w:rPr>
+                <w:rFonts w:ascii="Arial" w:hAnsi="Arial"/>
+                <w:sz w:val="19"/>
+              </w:rPr>
+              <w:t>Khởi tạo bảng `notifications`, hộp thư thông báo in-app cho người dùng.</w:t>
+            </w:r>
+          </w:p>
+        </w:tc>
+      </w:tr>
+      <w:tr>
+        <w:tc>
+          <w:tcPr>
+            <w:tcW w:type="dxa" w:w="3010"/>
+            <w:vAlign w:val="center"/>
+            <w:shd w:fill="F5F9FD"/>
+          </w:tcPr>
+          <w:p>
+            <w:pPr>
+              <w:spacing w:before="60" w:after="60"/>
+            </w:pPr>
+            <w:r>
+              <w:rPr>
+                <w:rFonts w:ascii="Arial" w:hAnsi="Arial"/>
+                <w:sz w:val="19"/>
+              </w:rPr>
+              <w:t>`V009__create_audit_tables.sql`</w:t>
+            </w:r>
+          </w:p>
+        </w:tc>
+        <w:tc>
+          <w:tcPr>
+            <w:tcW w:type="dxa" w:w="3010"/>
+            <w:vAlign w:val="center"/>
+            <w:shd w:fill="F5F9FD"/>
+          </w:tcPr>
+          <w:p>
+            <w:pPr>
+              <w:spacing w:before="60" w:after="60"/>
+            </w:pPr>
+            <w:r>
+              <w:rPr>
+                <w:rFonts w:ascii="Arial" w:hAnsi="Arial"/>
+                <w:sz w:val="19"/>
+              </w:rPr>
+              <w:t>16/10/2026</w:t>
+            </w:r>
+          </w:p>
+        </w:tc>
+        <w:tc>
+          <w:tcPr>
+            <w:tcW w:type="dxa" w:w="3010"/>
+            <w:vAlign w:val="center"/>
+            <w:shd w:fill="F5F9FD"/>
+          </w:tcPr>
+          <w:p>
+            <w:pPr>
+              <w:spacing w:before="60" w:after="60"/>
+            </w:pPr>
+            <w:r>
+              <w:rPr>
+                <w:rFonts w:ascii="Arial" w:hAnsi="Arial"/>
+                <w:sz w:val="19"/>
+              </w:rPr>
+              <w:t>Khởi tạo bảng `audit_logs`, lưu vết các thao tác thay đổi dữ liệu trọng yếu.</w:t>
+            </w:r>
+          </w:p>
+        </w:tc>
+      </w:tr>
+      <w:tr>
+        <w:tc>
+          <w:tcPr>
+            <w:tcW w:type="dxa" w:w="3010"/>
+            <w:vAlign w:val="center"/>
+          </w:tcPr>
+          <w:p>
+            <w:pPr>
+              <w:spacing w:before="60" w:after="60"/>
+            </w:pPr>
+            <w:r>
+              <w:rPr>
+                <w:rFonts w:ascii="Arial" w:hAnsi="Arial"/>
+                <w:sz w:val="19"/>
+              </w:rPr>
+              <w:t>`V010__create_deferred_foreign_keys_indexes_and_constraints.sql`</w:t>
+            </w:r>
+          </w:p>
+        </w:tc>
+        <w:tc>
+          <w:tcPr>
+            <w:tcW w:type="dxa" w:w="3010"/>
+            <w:vAlign w:val="center"/>
+          </w:tcPr>
+          <w:p>
+            <w:pPr>
+              <w:spacing w:before="60" w:after="60"/>
+            </w:pPr>
+            <w:r>
+              <w:rPr>
+                <w:rFonts w:ascii="Arial" w:hAnsi="Arial"/>
+                <w:sz w:val="19"/>
+              </w:rPr>
+              <w:t>17/10/2026</w:t>
+            </w:r>
+          </w:p>
+        </w:tc>
+        <w:tc>
+          <w:tcPr>
+            <w:tcW w:type="dxa" w:w="3010"/>
+            <w:vAlign w:val="center"/>
+          </w:tcPr>
+          <w:p>
+            <w:pPr>
+              <w:spacing w:before="60" w:after="60"/>
+            </w:pPr>
+            <w:r>
+              <w:rPr>
+                <w:rFonts w:ascii="Arial" w:hAnsi="Arial"/>
+                <w:sz w:val="19"/>
+              </w:rPr>
+              <w:t>Thiết lập toàn bộ ràng buộc khóa ngoại (Foreign Keys) và chỉ mục toàn vẹn liên bảng.</w:t>
+            </w:r>
+          </w:p>
+        </w:tc>
+      </w:tr>
+      <w:tr>
+        <w:tc>
+          <w:tcPr>
+            <w:tcW w:type="dxa" w:w="3010"/>
+            <w:vAlign w:val="center"/>
+            <w:shd w:fill="F5F9FD"/>
+          </w:tcPr>
+          <w:p>
+            <w:pPr>
+              <w:spacing w:before="60" w:after="60"/>
+            </w:pPr>
+            <w:r>
+              <w:rPr>
+                <w:rFonts w:ascii="Arial" w:hAnsi="Arial"/>
+                <w:sz w:val="19"/>
+              </w:rPr>
+              <w:t>`V011__seed_roles_and_permissions.sql`</w:t>
+            </w:r>
+          </w:p>
+        </w:tc>
+        <w:tc>
+          <w:tcPr>
+            <w:tcW w:type="dxa" w:w="3010"/>
+            <w:vAlign w:val="center"/>
+            <w:shd w:fill="F5F9FD"/>
+          </w:tcPr>
+          <w:p>
+            <w:pPr>
+              <w:spacing w:before="60" w:after="60"/>
+            </w:pPr>
+            <w:r>
+              <w:rPr>
+                <w:rFonts w:ascii="Arial" w:hAnsi="Arial"/>
+                <w:sz w:val="19"/>
+              </w:rPr>
+              <w:t>17/10/2026</w:t>
+            </w:r>
+          </w:p>
+        </w:tc>
+        <w:tc>
+          <w:tcPr>
+            <w:tcW w:type="dxa" w:w="3010"/>
+            <w:vAlign w:val="center"/>
+            <w:shd w:fill="F5F9FD"/>
+          </w:tcPr>
+          <w:p>
+            <w:pPr>
+              <w:spacing w:before="60" w:after="60"/>
+            </w:pPr>
+            <w:r>
+              <w:rPr>
+                <w:rFonts w:ascii="Arial" w:hAnsi="Arial"/>
+                <w:sz w:val="19"/>
+              </w:rPr>
+              <w:t>Nạp 4 vai trò chuẩn (`EMPLOYEE`, `TEAM_LEADER`, `PROJECT_MANAGER`, `ADMIN`) và quyền hạn cơ sở.</w:t>
+            </w:r>
+          </w:p>
+        </w:tc>
+      </w:tr>
+      <w:tr>
+        <w:tc>
+          <w:tcPr>
+            <w:tcW w:type="dxa" w:w="3010"/>
+            <w:vAlign w:val="center"/>
+          </w:tcPr>
+          <w:p>
+            <w:pPr>
+              <w:spacing w:before="60" w:after="60"/>
+            </w:pPr>
+            <w:r>
+              <w:rPr>
+                <w:rFonts w:ascii="Arial" w:hAnsi="Arial"/>
+                <w:sz w:val="19"/>
+              </w:rPr>
+              <w:t>`V012__add_active_task_assignment_uniqueness.sql`</w:t>
+            </w:r>
+          </w:p>
+        </w:tc>
+        <w:tc>
+          <w:tcPr>
+            <w:tcW w:type="dxa" w:w="3010"/>
+            <w:vAlign w:val="center"/>
+          </w:tcPr>
+          <w:p>
+            <w:pPr>
+              <w:spacing w:before="60" w:after="60"/>
+            </w:pPr>
+            <w:r>
+              <w:rPr>
+                <w:rFonts w:ascii="Arial" w:hAnsi="Arial"/>
+                <w:sz w:val="19"/>
+              </w:rPr>
+              <w:t>18/10/2026</w:t>
+            </w:r>
+          </w:p>
+        </w:tc>
+        <w:tc>
+          <w:tcPr>
+            <w:tcW w:type="dxa" w:w="3010"/>
+            <w:vAlign w:val="center"/>
+          </w:tcPr>
+          <w:p>
+            <w:pPr>
+              <w:spacing w:before="60" w:after="60"/>
+            </w:pPr>
+            <w:r>
+              <w:rPr>
+                <w:rFonts w:ascii="Arial" w:hAnsi="Arial"/>
+                <w:sz w:val="19"/>
+              </w:rPr>
+              <w:t>Ràng buộc Partial Unique Index: một nhân viên chỉ có 1 task tích cực tại một thời điểm.</w:t>
+            </w:r>
+          </w:p>
+        </w:tc>
+      </w:tr>
+      <w:tr>
+        <w:tc>
+          <w:tcPr>
+            <w:tcW w:type="dxa" w:w="3010"/>
+            <w:vAlign w:val="center"/>
+            <w:shd w:fill="F5F9FD"/>
+          </w:tcPr>
+          <w:p>
+            <w:pPr>
+              <w:spacing w:before="60" w:after="60"/>
+            </w:pPr>
+            <w:r>
+              <w:rPr>
+                <w:rFonts w:ascii="Arial" w:hAnsi="Arial"/>
+                <w:sz w:val="19"/>
+              </w:rPr>
+              <w:t>`V013__add_service_request_assignment_invariants.sql`</w:t>
+            </w:r>
+          </w:p>
+        </w:tc>
+        <w:tc>
+          <w:tcPr>
+            <w:tcW w:type="dxa" w:w="3010"/>
+            <w:vAlign w:val="center"/>
+            <w:shd w:fill="F5F9FD"/>
+          </w:tcPr>
+          <w:p>
+            <w:pPr>
+              <w:spacing w:before="60" w:after="60"/>
+            </w:pPr>
+            <w:r>
+              <w:rPr>
+                <w:rFonts w:ascii="Arial" w:hAnsi="Arial"/>
+                <w:sz w:val="19"/>
+              </w:rPr>
+              <w:t>19/10/2026</w:t>
+            </w:r>
+          </w:p>
+        </w:tc>
+        <w:tc>
+          <w:tcPr>
+            <w:tcW w:type="dxa" w:w="3010"/>
+            <w:vAlign w:val="center"/>
+            <w:shd w:fill="F5F9FD"/>
+          </w:tcPr>
+          <w:p>
+            <w:pPr>
+              <w:spacing w:before="60" w:after="60"/>
+            </w:pPr>
+            <w:r>
+              <w:rPr>
+                <w:rFonts w:ascii="Arial" w:hAnsi="Arial"/>
+                <w:sz w:val="19"/>
+              </w:rPr>
+              <w:t>Bổ sung bất biến kiểm soát người xử lý phiếu yêu cầu dịch vụ.</w:t>
+            </w:r>
+          </w:p>
+        </w:tc>
+      </w:tr>
+      <w:tr>
+        <w:tc>
+          <w:tcPr>
+            <w:tcW w:type="dxa" w:w="3010"/>
+            <w:vAlign w:val="center"/>
+          </w:tcPr>
+          <w:p>
+            <w:pPr>
+              <w:spacing w:before="60" w:after="60"/>
+            </w:pPr>
+            <w:r>
+              <w:rPr>
+                <w:rFonts w:ascii="Arial" w:hAnsi="Arial"/>
+                <w:sz w:val="19"/>
+              </w:rPr>
+              <w:t>`V014__seed_role_permissions.sql`</w:t>
+            </w:r>
+          </w:p>
+        </w:tc>
+        <w:tc>
+          <w:tcPr>
+            <w:tcW w:type="dxa" w:w="3010"/>
+            <w:vAlign w:val="center"/>
+          </w:tcPr>
+          <w:p>
+            <w:pPr>
+              <w:spacing w:before="60" w:after="60"/>
+            </w:pPr>
+            <w:r>
+              <w:rPr>
+                <w:rFonts w:ascii="Arial" w:hAnsi="Arial"/>
+                <w:sz w:val="19"/>
+              </w:rPr>
+              <w:t>20/10/2026</w:t>
+            </w:r>
+          </w:p>
+        </w:tc>
+        <w:tc>
+          <w:tcPr>
+            <w:tcW w:type="dxa" w:w="3010"/>
+            <w:vAlign w:val="center"/>
+          </w:tcPr>
+          <w:p>
+            <w:pPr>
+              <w:spacing w:before="60" w:after="60"/>
+            </w:pPr>
+            <w:r>
+              <w:rPr>
+                <w:rFonts w:ascii="Arial" w:hAnsi="Arial"/>
+                <w:sz w:val="19"/>
+              </w:rPr>
+              <w:t>Nạp ma trận phân quyền chi tiết cho từng vai trò trong hệ thống.</w:t>
+            </w:r>
+          </w:p>
+        </w:tc>
+      </w:tr>
+      <w:tr>
+        <w:tc>
+          <w:tcPr>
+            <w:tcW w:type="dxa" w:w="3010"/>
+            <w:vAlign w:val="center"/>
+            <w:shd w:fill="F5F9FD"/>
+          </w:tcPr>
+          <w:p>
+            <w:pPr>
+              <w:spacing w:before="60" w:after="60"/>
+            </w:pPr>
+            <w:r>
+              <w:rPr>
+                <w:rFonts w:ascii="Arial" w:hAnsi="Arial"/>
+                <w:sz w:val="19"/>
+              </w:rPr>
+              <w:t>`V015__correct_project_read_permissions_and_validate_role_matrix.sql`</w:t>
+            </w:r>
+          </w:p>
+        </w:tc>
+        <w:tc>
+          <w:tcPr>
+            <w:tcW w:type="dxa" w:w="3010"/>
+            <w:vAlign w:val="center"/>
+            <w:shd w:fill="F5F9FD"/>
+          </w:tcPr>
+          <w:p>
+            <w:pPr>
+              <w:spacing w:before="60" w:after="60"/>
+            </w:pPr>
+            <w:r>
+              <w:rPr>
+                <w:rFonts w:ascii="Arial" w:hAnsi="Arial"/>
+                <w:sz w:val="19"/>
+              </w:rPr>
+              <w:t>21/10/2026</w:t>
+            </w:r>
+          </w:p>
+        </w:tc>
+        <w:tc>
+          <w:tcPr>
+            <w:tcW w:type="dxa" w:w="3010"/>
+            <w:vAlign w:val="center"/>
+            <w:shd w:fill="F5F9FD"/>
+          </w:tcPr>
+          <w:p>
+            <w:pPr>
+              <w:spacing w:before="60" w:after="60"/>
+            </w:pPr>
+            <w:r>
+              <w:rPr>
+                <w:rFonts w:ascii="Arial" w:hAnsi="Arial"/>
+                <w:sz w:val="19"/>
+              </w:rPr>
+              <w:t>Chuẩn hóa quyền đọc dự án theo từng vai trò đã được nghiệm thu.</w:t>
+            </w:r>
+          </w:p>
+        </w:tc>
+      </w:tr>
+      <w:tr>
+        <w:tc>
+          <w:tcPr>
+            <w:tcW w:type="dxa" w:w="3010"/>
+            <w:vAlign w:val="center"/>
+          </w:tcPr>
+          <w:p>
+            <w:pPr>
+              <w:spacing w:before="60" w:after="60"/>
+            </w:pPr>
+            <w:r>
+              <w:rPr>
+                <w:rFonts w:ascii="Arial" w:hAnsi="Arial"/>
+                <w:sz w:val="19"/>
+              </w:rPr>
+              <w:t>`V016__add_asset_assignment_and_category_invariants.sql`</w:t>
+            </w:r>
+          </w:p>
+        </w:tc>
+        <w:tc>
+          <w:tcPr>
+            <w:tcW w:type="dxa" w:w="3010"/>
+            <w:vAlign w:val="center"/>
+          </w:tcPr>
+          <w:p>
+            <w:pPr>
+              <w:spacing w:before="60" w:after="60"/>
+            </w:pPr>
+            <w:r>
+              <w:rPr>
+                <w:rFonts w:ascii="Arial" w:hAnsi="Arial"/>
+                <w:sz w:val="19"/>
+              </w:rPr>
+              <w:t>22/10/2026</w:t>
+            </w:r>
+          </w:p>
+        </w:tc>
+        <w:tc>
+          <w:tcPr>
+            <w:tcW w:type="dxa" w:w="3010"/>
+            <w:vAlign w:val="center"/>
+          </w:tcPr>
+          <w:p>
+            <w:pPr>
+              <w:spacing w:before="60" w:after="60"/>
+            </w:pPr>
+            <w:r>
+              <w:rPr>
+                <w:rFonts w:ascii="Arial" w:hAnsi="Arial"/>
+                <w:sz w:val="19"/>
+              </w:rPr>
+              <w:t>Ràng buộc chỉ mục duy nhất cho mã vạch barcode và danh mục tài sản.</w:t>
+            </w:r>
+          </w:p>
+        </w:tc>
+      </w:tr>
+      <w:tr>
+        <w:tc>
+          <w:tcPr>
+            <w:tcW w:type="dxa" w:w="3010"/>
+            <w:vAlign w:val="center"/>
+            <w:shd w:fill="F5F9FD"/>
+          </w:tcPr>
+          <w:p>
+            <w:pPr>
+              <w:spacing w:before="60" w:after="60"/>
+            </w:pPr>
+            <w:r>
+              <w:rPr>
+                <w:rFonts w:ascii="Arial" w:hAnsi="Arial"/>
+                <w:sz w:val="19"/>
+              </w:rPr>
+              <w:t>`V017__add_notification_idempotency_and_query_indexes.sql`</w:t>
+            </w:r>
+          </w:p>
+        </w:tc>
+        <w:tc>
+          <w:tcPr>
+            <w:tcW w:type="dxa" w:w="3010"/>
+            <w:vAlign w:val="center"/>
+            <w:shd w:fill="F5F9FD"/>
+          </w:tcPr>
+          <w:p>
+            <w:pPr>
+              <w:spacing w:before="60" w:after="60"/>
+            </w:pPr>
+            <w:r>
+              <w:rPr>
+                <w:rFonts w:ascii="Arial" w:hAnsi="Arial"/>
+                <w:sz w:val="19"/>
+              </w:rPr>
+              <w:t>23/10/2026</w:t>
+            </w:r>
+          </w:p>
+        </w:tc>
+        <w:tc>
+          <w:tcPr>
+            <w:tcW w:type="dxa" w:w="3010"/>
+            <w:vAlign w:val="center"/>
+            <w:shd w:fill="F5F9FD"/>
+          </w:tcPr>
+          <w:p>
+            <w:pPr>
+              <w:spacing w:before="60" w:after="60"/>
+            </w:pPr>
+            <w:r>
+              <w:rPr>
+                <w:rFonts w:ascii="Arial" w:hAnsi="Arial"/>
+                <w:sz w:val="19"/>
+              </w:rPr>
+              <w:t>Bổ sung chỉ mục `idempotency_key` chống trùng lặp thông báo và chỉ mục tối ưu hóa truy vấn inbox.</w:t>
+            </w:r>
+          </w:p>
+        </w:tc>
+      </w:tr>
+    </w:tbl>
+    <w:p>
+      <w:pPr>
+        <w:spacing w:before="40" w:after="130" w:line="348" w:lineRule="auto"/>
+      </w:pPr>
+    </w:p>
+    <w:p>
+      <w:pPr>
+        <w:spacing w:before="40" w:after="130" w:line="348" w:lineRule="auto"/>
         <w:jc w:val="both"/>
       </w:pPr>
       <w:r>
@@ -13060,7 +16023,7 @@
       <w:headerReference w:type="default" r:id="rId9"/>
       <w:footerReference w:type="default" r:id="rId10"/>
       <w:pgSz w:w="11909" w:h="16834"/>
-      <w:pgMar w:top="1440" w:right="1440" w:bottom="1440" w:left="1440" w:header="720" w:footer="720" w:gutter="0"/>
+      <w:pgMar w:top="1440" w:right="1440" w:bottom="1440" w:left="1800" w:header="720" w:footer="720" w:gutter="0"/>
       <w:cols w:space="720"/>
       <w:docGrid w:linePitch="360"/>
     </w:sectPr>
